--- a/Software Details/Software Details.docx
+++ b/Software Details/Software Details.docx
@@ -1,510 +1,4629 @@
 
 <file path=word/document.xml><?xml version="1.0" encoding="utf-8"?>
-<w:document xmlns:wpc="http://schemas.microsoft.com/office/word/2010/wordprocessingCanvas" xmlns:mc="http://schemas.openxmlformats.org/markup-compatibility/2006" xmlns:o="urn:schemas-microsoft-com:office:office" xmlns:r="http://schemas.openxmlformats.org/officeDocument/2006/relationships" xmlns:m="http://schemas.openxmlformats.org/officeDocument/2006/math" xmlns:v="urn:schemas-microsoft-com:vml" xmlns:wp14="http://schemas.microsoft.com/office/word/2010/wordprocessingDrawing" xmlns:wp="http://schemas.openxmlformats.org/drawingml/2006/wordprocessingDrawing" xmlns:w10="urn:schemas-microsoft-com:office:word" xmlns:w="http://schemas.openxmlformats.org/wordprocessingml/2006/main" xmlns:w14="http://schemas.microsoft.com/office/word/2010/wordml" xmlns:w15="http://schemas.microsoft.com/office/word/2012/wordml" xmlns:wpg="http://schemas.microsoft.com/office/word/2010/wordprocessingGroup" xmlns:wpi="http://schemas.microsoft.com/office/word/2010/wordprocessingInk" xmlns:wne="http://schemas.microsoft.com/office/word/2006/wordml" xmlns:wps="http://schemas.microsoft.com/office/word/2010/wordprocessingShape" xmlns:w16se="http://schemas.microsoft.com/office/word/2015/wordml/symex" xmlns:w16cid="http://schemas.microsoft.com/office/word/2016/wordml/cid" xmlns:w16="http://schemas.microsoft.com/office/word/2018/wordml" xmlns:w16cex="http://schemas.microsoft.com/office/word/2018/wordml/cex" xmlns:w16sdtdh="http://schemas.microsoft.com/office/word/2020/wordml/sdtdatahash" xmlns:w16sdtfl="http://schemas.microsoft.com/office/word/2024/wordml/sdtformatlock" mc:Ignorable="w14 w15 wp14 w16se w16cid w16 w16cex w16sdtdh w16sdtfl">
+<w:document xmlns:wpc="http://schemas.microsoft.com/office/word/2010/wordprocessingCanvas" xmlns:cx="http://schemas.microsoft.com/office/drawing/2014/chartex" xmlns:cx1="http://schemas.microsoft.com/office/drawing/2015/9/8/chartex" xmlns:cx2="http://schemas.microsoft.com/office/drawing/2015/10/21/chartex" xmlns:cx3="http://schemas.microsoft.com/office/drawing/2016/5/9/chartex" xmlns:cx4="http://schemas.microsoft.com/office/drawing/2016/5/10/chartex" xmlns:cx5="http://schemas.microsoft.com/office/drawing/2016/5/11/chartex" xmlns:cx6="http://schemas.microsoft.com/office/drawing/2016/5/12/chartex" xmlns:cx7="http://schemas.microsoft.com/office/drawing/2016/5/13/chartex" xmlns:cx8="http://schemas.microsoft.com/office/drawing/2016/5/14/chartex" xmlns:mc="http://schemas.openxmlformats.org/markup-compatibility/2006" xmlns:aink="http://schemas.microsoft.com/office/drawing/2016/ink" xmlns:am3d="http://schemas.microsoft.com/office/drawing/2017/model3d" xmlns:o="urn:schemas-microsoft-com:office:office" xmlns:oel="http://schemas.microsoft.com/office/2019/extlst" xmlns:r="http://schemas.openxmlformats.org/officeDocument/2006/relationships" xmlns:m="http://schemas.openxmlformats.org/officeDocument/2006/math" xmlns:v="urn:schemas-microsoft-com:vml" xmlns:wp14="http://schemas.microsoft.com/office/word/2010/wordprocessingDrawing" xmlns:wp="http://schemas.openxmlformats.org/drawingml/2006/wordprocessingDrawing" xmlns:w10="urn:schemas-microsoft-com:office:word" xmlns:w="http://schemas.openxmlformats.org/wordprocessingml/2006/main" xmlns:w14="http://schemas.microsoft.com/office/word/2010/wordml" xmlns:w15="http://schemas.microsoft.com/office/word/2012/wordml" xmlns:w16cex="http://schemas.microsoft.com/office/word/2018/wordml/cex" xmlns:w16cid="http://schemas.microsoft.com/office/word/2016/wordml/cid" xmlns:w16="http://schemas.microsoft.com/office/word/2018/wordml" xmlns:w16du="http://schemas.microsoft.com/office/word/2023/wordml/word16du" xmlns:w16sdtdh="http://schemas.microsoft.com/office/word/2020/wordml/sdtdatahash" xmlns:w16sdtfl="http://schemas.microsoft.com/office/word/2024/wordml/sdtformatlock" xmlns:w16se="http://schemas.microsoft.com/office/word/2015/wordml/symex" xmlns:wpg="http://schemas.microsoft.com/office/word/2010/wordprocessingGroup" xmlns:wpi="http://schemas.microsoft.com/office/word/2010/wordprocessingInk" xmlns:wne="http://schemas.microsoft.com/office/word/2006/wordml" xmlns:wps="http://schemas.microsoft.com/office/word/2010/wordprocessingShape" mc:Ignorable="w14 w15 w16se w16cid w16 w16cex w16sdtdh w16sdtfl w16du wp14">
   <w:body>
-    <w:p xmlns:wp14="http://schemas.microsoft.com/office/word/2010/wordml" wp14:paraId="2429D5E8" wp14:textId="186B35E3">
+    <w:p>
       <w:pPr>
         <w:pStyle w:val="Heading1"/>
-        <w:spacing w:before="322" w:beforeAutospacing="off" w:after="322" w:afterAutospacing="off"/>
+        <w:spacing w:before="322" w:after="322"/>
       </w:pPr>
       <w:r>
         <w:rPr>
-          <w:rFonts w:ascii="Aptos Display" w:hAnsi="Aptos Display" w:eastAsia="Aptos Display" w:cs="Aptos Display"/>
-          <w:b w:val="1"/>
-          <w:bCs w:val="1"/>
-          <w:noProof w:val="0"/>
+          <w:rFonts w:ascii="Aptos Display" w:eastAsia="Aptos Display" w:hAnsi="Aptos Display" w:cs="Aptos Display"/>
+          <w:b/>
+          <w:bCs/>
           <w:sz w:val="48"/>
           <w:szCs w:val="48"/>
-          <w:lang w:val="en-US"/>
         </w:rPr>
         <w:t>Software Documentation</w:t>
       </w:r>
     </w:p>
-    <w:p xmlns:wp14="http://schemas.microsoft.com/office/word/2010/wordml" wp14:paraId="17ADEA4F" wp14:textId="45F67134">
+    <w:p>
       <w:pPr>
         <w:pStyle w:val="Heading3"/>
-        <w:spacing w:before="281" w:beforeAutospacing="off" w:after="281" w:afterAutospacing="off"/>
+        <w:spacing w:before="281" w:after="281"/>
       </w:pPr>
       <w:r>
         <w:rPr>
-          <w:rFonts w:ascii="Aptos Display" w:hAnsi="Aptos Display" w:eastAsia="Aptos Display" w:cs="Aptos Display"/>
-          <w:b w:val="1"/>
-          <w:bCs w:val="1"/>
-          <w:noProof w:val="0"/>
-          <w:sz w:val="28"/>
-          <w:szCs w:val="28"/>
-          <w:lang w:val="en-US"/>
+          <w:rFonts w:ascii="Aptos Display" w:eastAsia="Aptos Display" w:hAnsi="Aptos Display" w:cs="Aptos Display"/>
+          <w:b/>
+          <w:bCs/>
         </w:rPr>
         <w:t>1. Software Overview</w:t>
       </w:r>
     </w:p>
-    <w:p xmlns:wp14="http://schemas.microsoft.com/office/word/2010/wordml" wp14:paraId="183DBE48" wp14:textId="1966587B">
+    <w:p>
       <w:pPr>
-        <w:pStyle w:val="ListParagraph"/>
-        <w:numPr>
-          <w:ilvl w:val="0"/>
-          <w:numId w:val="1"/>
-        </w:numPr>
-        <w:spacing w:before="0" w:beforeAutospacing="off" w:after="0" w:afterAutospacing="off"/>
         <w:rPr>
-          <w:rFonts w:ascii="Aptos Display" w:hAnsi="Aptos Display" w:eastAsia="Aptos Display" w:cs="Aptos Display"/>
-          <w:i w:val="1"/>
-          <w:iCs w:val="1"/>
-          <w:noProof w:val="0"/>
-          <w:color w:val="7F7F7F" w:themeColor="text1" w:themeTint="80" w:themeShade="FF"/>
-          <w:sz w:val="24"/>
-          <w:szCs w:val="24"/>
-          <w:lang w:val="en-US"/>
+          <w:rFonts w:ascii="Aptos Display" w:eastAsia="Aptos Display" w:hAnsi="Aptos Display" w:cs="Aptos Display"/>
+          <w:color w:val="000000" w:themeColor="text1"/>
+          <w:lang w:val="en-IN"/>
         </w:rPr>
       </w:pPr>
       <w:r>
         <w:rPr>
-          <w:rFonts w:ascii="Aptos Display" w:hAnsi="Aptos Display" w:eastAsia="Aptos Display" w:cs="Aptos Display"/>
-          <w:i w:val="1"/>
-          <w:iCs w:val="1"/>
-          <w:noProof w:val="0"/>
-          <w:color w:val="7F7F7F" w:themeColor="text1" w:themeTint="80" w:themeShade="FF"/>
-          <w:sz w:val="24"/>
-          <w:szCs w:val="24"/>
-          <w:lang w:val="en-US"/>
+          <w:rFonts w:ascii="Aptos Display" w:eastAsia="Aptos Display" w:hAnsi="Aptos Display" w:cs="Aptos Display"/>
+          <w:b/>
+          <w:bCs/>
+          <w:i/>
+          <w:iCs/>
+          <w:color w:val="7F7F7F" w:themeColor="text1" w:themeTint="80"/>
+          <w:lang w:val="en-IN"/>
         </w:rPr>
-        <w:t xml:space="preserve">What does the software do? </w:t>
-      </w:r>
-    </w:p>
-    <w:p xmlns:wp14="http://schemas.microsoft.com/office/word/2010/wordml" wp14:paraId="5B3DD69C" wp14:textId="241270B6">
+        <w:t>What does the software do?</w:t>
+      </w:r>
+      <w:r>
+        <w:rPr>
+          <w:rFonts w:ascii="Aptos Display" w:eastAsia="Aptos Display" w:hAnsi="Aptos Display" w:cs="Aptos Display"/>
+          <w:b/>
+          <w:bCs/>
+          <w:i/>
+          <w:iCs/>
+          <w:color w:val="7F7F7F" w:themeColor="text1" w:themeTint="80"/>
+          <w:lang w:val="en-IN"/>
+        </w:rPr>
+        <w:br/>
+      </w:r>
+      <w:r>
+        <w:rPr>
+          <w:rFonts w:ascii="Aptos Display" w:eastAsia="Aptos Display" w:hAnsi="Aptos Display" w:cs="Aptos Display"/>
+          <w:color w:val="000000" w:themeColor="text1"/>
+          <w:lang w:val="en-IN"/>
+        </w:rPr>
+        <w:t>This program acts as the main controller for the arcade machine. It sets a 45-second game timer as soon as it powers on. During those 45 seconds, it continuously reads 8 distinct buttons to drive four separate DC motors. It handles the complex "</w:t>
+      </w:r>
+      <w:proofErr w:type="spellStart"/>
+      <w:r>
+        <w:rPr>
+          <w:rFonts w:ascii="Aptos Display" w:eastAsia="Aptos Display" w:hAnsi="Aptos Display" w:cs="Aptos Display"/>
+          <w:color w:val="000000" w:themeColor="text1"/>
+          <w:lang w:val="en-IN"/>
+        </w:rPr>
+        <w:t>CoreXY</w:t>
+      </w:r>
+      <w:proofErr w:type="spellEnd"/>
+      <w:r>
+        <w:rPr>
+          <w:rFonts w:ascii="Aptos Display" w:eastAsia="Aptos Display" w:hAnsi="Aptos Display" w:cs="Aptos Display"/>
+          <w:color w:val="000000" w:themeColor="text1"/>
+          <w:lang w:val="en-IN"/>
+        </w:rPr>
+        <w:t>" mixing required to drive the X and Y motors together for directional travel, controls a dedicated Z-axis motor for lifting/lowering, and controls a final motor to open and close the claw. Once the timer expires, it completely locks the system to end the game.</w:t>
+      </w:r>
+    </w:p>
+    <w:p>
       <w:pPr>
-        <w:pStyle w:val="ListParagraph"/>
-        <w:numPr>
-          <w:ilvl w:val="0"/>
-          <w:numId w:val="1"/>
-        </w:numPr>
-        <w:spacing w:before="0" w:beforeAutospacing="off" w:after="0" w:afterAutospacing="off"/>
         <w:rPr>
-          <w:rFonts w:ascii="Aptos Display" w:hAnsi="Aptos Display" w:eastAsia="Aptos Display" w:cs="Aptos Display"/>
-          <w:i w:val="1"/>
-          <w:iCs w:val="1"/>
-          <w:noProof w:val="0"/>
-          <w:color w:val="7F7F7F" w:themeColor="text1" w:themeTint="80" w:themeShade="FF"/>
-          <w:sz w:val="24"/>
-          <w:szCs w:val="24"/>
-          <w:lang w:val="en-US"/>
+          <w:rFonts w:ascii="Aptos Display" w:eastAsia="Aptos Display" w:hAnsi="Aptos Display" w:cs="Aptos Display"/>
+          <w:i/>
+          <w:iCs/>
+          <w:color w:val="7F7F7F" w:themeColor="text1" w:themeTint="80"/>
+          <w:lang w:val="en-IN"/>
         </w:rPr>
       </w:pPr>
       <w:r>
         <w:rPr>
-          <w:rFonts w:ascii="Aptos Display" w:hAnsi="Aptos Display" w:eastAsia="Aptos Display" w:cs="Aptos Display"/>
-          <w:i w:val="1"/>
-          <w:iCs w:val="1"/>
-          <w:noProof w:val="0"/>
-          <w:color w:val="7F7F7F" w:themeColor="text1" w:themeTint="80" w:themeShade="FF"/>
-          <w:sz w:val="24"/>
-          <w:szCs w:val="24"/>
-          <w:lang w:val="en-US"/>
+          <w:rFonts w:ascii="Aptos Display" w:eastAsia="Aptos Display" w:hAnsi="Aptos Display" w:cs="Aptos Display"/>
+          <w:b/>
+          <w:bCs/>
+          <w:i/>
+          <w:iCs/>
+          <w:color w:val="7F7F7F" w:themeColor="text1" w:themeTint="80"/>
+          <w:lang w:val="en-IN"/>
         </w:rPr>
-        <w:t>Platforms used (</w:t>
+        <w:t>Platforms used:</w:t>
       </w:r>
       <w:r>
         <w:rPr>
-          <w:rFonts w:ascii="Aptos Display" w:hAnsi="Aptos Display" w:eastAsia="Aptos Display" w:cs="Aptos Display"/>
-          <w:i w:val="1"/>
-          <w:iCs w:val="1"/>
-          <w:noProof w:val="0"/>
-          <w:color w:val="7F7F7F" w:themeColor="text1" w:themeTint="80" w:themeShade="FF"/>
-          <w:sz w:val="24"/>
-          <w:szCs w:val="24"/>
-          <w:lang w:val="en-US"/>
+          <w:rFonts w:ascii="Aptos Display" w:eastAsia="Aptos Display" w:hAnsi="Aptos Display" w:cs="Aptos Display"/>
+          <w:b/>
+          <w:bCs/>
+          <w:i/>
+          <w:iCs/>
+          <w:color w:val="7F7F7F" w:themeColor="text1" w:themeTint="80"/>
+          <w:lang w:val="en-IN"/>
+        </w:rPr>
+        <w:br/>
+      </w:r>
+      <w:r>
+        <w:rPr>
+          <w:rFonts w:ascii="Aptos Display" w:eastAsia="Aptos Display" w:hAnsi="Aptos Display" w:cs="Aptos Display"/>
+          <w:color w:val="000000" w:themeColor="text1"/>
+          <w:lang w:val="en-IN"/>
+        </w:rPr>
+        <w:t xml:space="preserve"> </w:t>
+      </w:r>
+      <w:proofErr w:type="spellStart"/>
+      <w:r>
+        <w:rPr>
+          <w:rFonts w:ascii="Aptos Display" w:eastAsia="Aptos Display" w:hAnsi="Aptos Display" w:cs="Aptos Display"/>
+          <w:color w:val="000000" w:themeColor="text1"/>
+          <w:lang w:val="en-IN"/>
         </w:rPr>
         <w:t>MicroPython</w:t>
       </w:r>
+      <w:proofErr w:type="spellEnd"/>
       <w:r>
         <w:rPr>
-          <w:rFonts w:ascii="Aptos Display" w:hAnsi="Aptos Display" w:eastAsia="Aptos Display" w:cs="Aptos Display"/>
-          <w:i w:val="1"/>
-          <w:iCs w:val="1"/>
-          <w:noProof w:val="0"/>
-          <w:color w:val="7F7F7F" w:themeColor="text1" w:themeTint="80" w:themeShade="FF"/>
-          <w:sz w:val="24"/>
-          <w:szCs w:val="24"/>
-          <w:lang w:val="en-US"/>
+          <w:rFonts w:ascii="Aptos Display" w:eastAsia="Aptos Display" w:hAnsi="Aptos Display" w:cs="Aptos Display"/>
+          <w:color w:val="000000" w:themeColor="text1"/>
+          <w:lang w:val="en-IN"/>
         </w:rPr>
-        <w:t xml:space="preserve">, MIT App Inventor, etc.) </w:t>
-      </w:r>
-    </w:p>
-    <w:p xmlns:wp14="http://schemas.microsoft.com/office/word/2010/wordml" wp14:paraId="361E41CE" wp14:textId="2FD32CEC"/>
-    <w:p xmlns:wp14="http://schemas.microsoft.com/office/word/2010/wordml" wp14:paraId="2372674E" wp14:textId="4F55067C">
+        <w:t xml:space="preserve"> running on an ESP32 microcontroller.</w:t>
+      </w:r>
+    </w:p>
+    <w:p/>
+    <w:p>
       <w:pPr>
         <w:pStyle w:val="Heading3"/>
-        <w:spacing w:before="281" w:beforeAutospacing="off" w:after="281" w:afterAutospacing="off"/>
+        <w:spacing w:before="281" w:after="281"/>
       </w:pPr>
       <w:r>
         <w:rPr>
-          <w:rFonts w:ascii="Aptos Display" w:hAnsi="Aptos Display" w:eastAsia="Aptos Display" w:cs="Aptos Display"/>
-          <w:b w:val="1"/>
-          <w:bCs w:val="1"/>
-          <w:noProof w:val="0"/>
-          <w:sz w:val="28"/>
-          <w:szCs w:val="28"/>
-          <w:lang w:val="en-US"/>
+          <w:rFonts w:ascii="Aptos Display" w:eastAsia="Aptos Display" w:hAnsi="Aptos Display" w:cs="Aptos Display"/>
+          <w:b/>
+          <w:bCs/>
         </w:rPr>
         <w:t>2. System Logic</w:t>
       </w:r>
     </w:p>
-    <w:p xmlns:wp14="http://schemas.microsoft.com/office/word/2010/wordml" wp14:paraId="02560CCF" wp14:textId="168A6AA7">
+    <w:p>
       <w:pPr>
-        <w:spacing w:before="240" w:beforeAutospacing="off" w:after="240" w:afterAutospacing="off"/>
         <w:rPr>
-          <w:rFonts w:ascii="Aptos Display" w:hAnsi="Aptos Display" w:eastAsia="Aptos Display" w:cs="Aptos Display"/>
-          <w:i w:val="1"/>
-          <w:iCs w:val="1"/>
-          <w:noProof w:val="0"/>
-          <w:color w:val="7F7F7F" w:themeColor="text1" w:themeTint="80" w:themeShade="FF"/>
-          <w:sz w:val="24"/>
-          <w:szCs w:val="24"/>
-          <w:lang w:val="en-US"/>
+          <w:rFonts w:ascii="Aptos Display" w:eastAsia="Aptos Display" w:hAnsi="Aptos Display" w:cs="Aptos Display"/>
+          <w:color w:val="000000" w:themeColor="text1"/>
+          <w:lang w:val="en-IN"/>
         </w:rPr>
       </w:pPr>
       <w:r>
         <w:rPr>
-          <w:rFonts w:ascii="Aptos Display" w:hAnsi="Aptos Display" w:eastAsia="Aptos Display" w:cs="Aptos Display"/>
-          <w:i w:val="1"/>
-          <w:iCs w:val="1"/>
-          <w:noProof w:val="0"/>
-          <w:color w:val="7F7F7F" w:themeColor="text1" w:themeTint="80" w:themeShade="FF"/>
-          <w:sz w:val="24"/>
-          <w:szCs w:val="24"/>
-          <w:lang w:val="en-US"/>
+          <w:rFonts w:ascii="Aptos Display" w:eastAsia="Aptos Display" w:hAnsi="Aptos Display" w:cs="Aptos Display"/>
+          <w:color w:val="000000" w:themeColor="text1"/>
+          <w:lang w:val="en-IN"/>
         </w:rPr>
-        <w:t>Explain flow in simple steps</w:t>
-      </w:r>
-    </w:p>
-    <w:p xmlns:wp14="http://schemas.microsoft.com/office/word/2010/wordml" wp14:paraId="5F47557C" wp14:textId="175C8555">
+        <w:t xml:space="preserve"> </w:t>
+      </w:r>
+      <w:r>
+        <w:rPr>
+          <w:rFonts w:ascii="Aptos Display" w:eastAsia="Aptos Display" w:hAnsi="Aptos Display" w:cs="Aptos Display"/>
+          <w:b/>
+          <w:bCs/>
+          <w:color w:val="000000" w:themeColor="text1"/>
+          <w:lang w:val="en-IN"/>
+        </w:rPr>
+        <w:t>Initialize:</w:t>
+      </w:r>
+      <w:r>
+        <w:rPr>
+          <w:rFonts w:ascii="Aptos Display" w:eastAsia="Aptos Display" w:hAnsi="Aptos Display" w:cs="Aptos Display"/>
+          <w:color w:val="000000" w:themeColor="text1"/>
+          <w:lang w:val="en-IN"/>
+        </w:rPr>
+        <w:t xml:space="preserve"> The ESP32 assigns its pins, setting eight pins as button inputs (with internal pull-up resistors) and twelve pins as motor outputs (using PWM for speed control). It also starts a master game timer.</w:t>
+      </w:r>
+    </w:p>
+    <w:p>
       <w:pPr>
-        <w:spacing w:before="240" w:beforeAutospacing="off" w:after="240" w:afterAutospacing="off"/>
         <w:rPr>
-          <w:rFonts w:ascii="Aptos Display" w:hAnsi="Aptos Display" w:eastAsia="Aptos Display" w:cs="Aptos Display"/>
-          <w:i w:val="1"/>
-          <w:iCs w:val="1"/>
-          <w:noProof w:val="0"/>
-          <w:color w:val="7F7F7F" w:themeColor="text1" w:themeTint="80" w:themeShade="FF"/>
-          <w:sz w:val="24"/>
-          <w:szCs w:val="24"/>
-          <w:lang w:val="en-US"/>
+          <w:rFonts w:ascii="Aptos Display" w:eastAsia="Aptos Display" w:hAnsi="Aptos Display" w:cs="Aptos Display"/>
+          <w:color w:val="000000" w:themeColor="text1"/>
+          <w:lang w:val="en-IN"/>
         </w:rPr>
       </w:pPr>
       <w:r>
         <w:rPr>
-          <w:rFonts w:ascii="Aptos Display" w:hAnsi="Aptos Display" w:eastAsia="Aptos Display" w:cs="Aptos Display"/>
-          <w:i w:val="1"/>
-          <w:iCs w:val="1"/>
-          <w:noProof w:val="0"/>
-          <w:color w:val="7F7F7F" w:themeColor="text1" w:themeTint="80" w:themeShade="FF"/>
-          <w:sz w:val="24"/>
-          <w:szCs w:val="24"/>
-          <w:lang w:val="en-US"/>
+          <w:rFonts w:ascii="Aptos Display" w:eastAsia="Aptos Display" w:hAnsi="Aptos Display" w:cs="Aptos Display"/>
+          <w:b/>
+          <w:bCs/>
+          <w:color w:val="000000" w:themeColor="text1"/>
+          <w:lang w:val="en-IN"/>
         </w:rPr>
-        <w:t>Example:</w:t>
-      </w:r>
-    </w:p>
-    <w:p xmlns:wp14="http://schemas.microsoft.com/office/word/2010/wordml" wp14:paraId="02EE2FED" wp14:textId="25BBDA26">
+        <w:t>Timer Check:</w:t>
+      </w:r>
+      <w:r>
+        <w:rPr>
+          <w:rFonts w:ascii="Aptos Display" w:eastAsia="Aptos Display" w:hAnsi="Aptos Display" w:cs="Aptos Display"/>
+          <w:color w:val="000000" w:themeColor="text1"/>
+          <w:lang w:val="en-IN"/>
+        </w:rPr>
+        <w:t xml:space="preserve"> The code checks how much time has passed. If 45 seconds have elapsed, it triggers a "TIME UP" state, instantly stops all motors, and traps the code in a dead loop so no more buttons can be pressed.</w:t>
+      </w:r>
+    </w:p>
+    <w:p>
       <w:pPr>
-        <w:pStyle w:val="ListParagraph"/>
-        <w:numPr>
-          <w:ilvl w:val="0"/>
-          <w:numId w:val="2"/>
-        </w:numPr>
-        <w:spacing w:before="0" w:beforeAutospacing="off" w:after="0" w:afterAutospacing="off"/>
         <w:rPr>
-          <w:rFonts w:ascii="Aptos Display" w:hAnsi="Aptos Display" w:eastAsia="Aptos Display" w:cs="Aptos Display"/>
-          <w:i w:val="1"/>
-          <w:iCs w:val="1"/>
-          <w:noProof w:val="0"/>
-          <w:color w:val="7F7F7F" w:themeColor="text1" w:themeTint="80" w:themeShade="FF"/>
-          <w:sz w:val="24"/>
-          <w:szCs w:val="24"/>
-          <w:lang w:val="en-US"/>
+          <w:rFonts w:ascii="Aptos Display" w:eastAsia="Aptos Display" w:hAnsi="Aptos Display" w:cs="Aptos Display"/>
+          <w:color w:val="000000" w:themeColor="text1"/>
+          <w:lang w:val="en-IN"/>
         </w:rPr>
       </w:pPr>
       <w:r>
         <w:rPr>
-          <w:rFonts w:ascii="Aptos Display" w:hAnsi="Aptos Display" w:eastAsia="Aptos Display" w:cs="Aptos Display"/>
-          <w:i w:val="1"/>
-          <w:iCs w:val="1"/>
-          <w:noProof w:val="0"/>
-          <w:color w:val="7F7F7F" w:themeColor="text1" w:themeTint="80" w:themeShade="FF"/>
-          <w:sz w:val="24"/>
-          <w:szCs w:val="24"/>
-          <w:lang w:val="en-US"/>
+          <w:rFonts w:ascii="Aptos Display" w:eastAsia="Aptos Display" w:hAnsi="Aptos Display" w:cs="Aptos Display"/>
+          <w:b/>
+          <w:bCs/>
+          <w:color w:val="000000" w:themeColor="text1"/>
+          <w:lang w:val="en-IN"/>
         </w:rPr>
-        <w:t xml:space="preserve">User presses button </w:t>
-      </w:r>
-    </w:p>
-    <w:p xmlns:wp14="http://schemas.microsoft.com/office/word/2010/wordml" wp14:paraId="458E1EFB" wp14:textId="0502A7DB">
+        <w:t>Read XY Buttons (</w:t>
+      </w:r>
+      <w:proofErr w:type="spellStart"/>
+      <w:r>
+        <w:rPr>
+          <w:rFonts w:ascii="Aptos Display" w:eastAsia="Aptos Display" w:hAnsi="Aptos Display" w:cs="Aptos Display"/>
+          <w:b/>
+          <w:bCs/>
+          <w:color w:val="000000" w:themeColor="text1"/>
+          <w:lang w:val="en-IN"/>
+        </w:rPr>
+        <w:t>CoreXY</w:t>
+      </w:r>
+      <w:proofErr w:type="spellEnd"/>
+      <w:r>
+        <w:rPr>
+          <w:rFonts w:ascii="Aptos Display" w:eastAsia="Aptos Display" w:hAnsi="Aptos Display" w:cs="Aptos Display"/>
+          <w:b/>
+          <w:bCs/>
+          <w:color w:val="000000" w:themeColor="text1"/>
+          <w:lang w:val="en-IN"/>
+        </w:rPr>
+        <w:t>):</w:t>
+      </w:r>
+      <w:r>
+        <w:rPr>
+          <w:rFonts w:ascii="Aptos Display" w:eastAsia="Aptos Display" w:hAnsi="Aptos Display" w:cs="Aptos Display"/>
+          <w:color w:val="000000" w:themeColor="text1"/>
+          <w:lang w:val="en-IN"/>
+        </w:rPr>
+        <w:t xml:space="preserve"> If the timer is still running, it checks the four directional buttons. If one is pressed, it sends full power to both Motor 1 and Motor 2 in specific forward/backward combinations to move the claw left, right, up, or down.</w:t>
+      </w:r>
+    </w:p>
+    <w:p>
       <w:pPr>
-        <w:pStyle w:val="ListParagraph"/>
-        <w:numPr>
-          <w:ilvl w:val="0"/>
-          <w:numId w:val="2"/>
-        </w:numPr>
-        <w:spacing w:before="0" w:beforeAutospacing="off" w:after="0" w:afterAutospacing="off"/>
         <w:rPr>
-          <w:rFonts w:ascii="Aptos Display" w:hAnsi="Aptos Display" w:eastAsia="Aptos Display" w:cs="Aptos Display"/>
-          <w:i w:val="1"/>
-          <w:iCs w:val="1"/>
-          <w:noProof w:val="0"/>
-          <w:color w:val="7F7F7F" w:themeColor="text1" w:themeTint="80" w:themeShade="FF"/>
-          <w:sz w:val="24"/>
-          <w:szCs w:val="24"/>
-          <w:lang w:val="en-US"/>
+          <w:rFonts w:ascii="Aptos Display" w:eastAsia="Aptos Display" w:hAnsi="Aptos Display" w:cs="Aptos Display"/>
+          <w:color w:val="000000" w:themeColor="text1"/>
+          <w:lang w:val="en-IN"/>
         </w:rPr>
       </w:pPr>
       <w:r>
         <w:rPr>
-          <w:rFonts w:ascii="Aptos Display" w:hAnsi="Aptos Display" w:eastAsia="Aptos Display" w:cs="Aptos Display"/>
-          <w:i w:val="1"/>
-          <w:iCs w:val="1"/>
-          <w:noProof w:val="0"/>
-          <w:color w:val="7F7F7F" w:themeColor="text1" w:themeTint="80" w:themeShade="FF"/>
-          <w:sz w:val="24"/>
-          <w:szCs w:val="24"/>
-          <w:lang w:val="en-US"/>
+          <w:rFonts w:ascii="Aptos Display" w:eastAsia="Aptos Display" w:hAnsi="Aptos Display" w:cs="Aptos Display"/>
+          <w:b/>
+          <w:bCs/>
+          <w:color w:val="000000" w:themeColor="text1"/>
+          <w:lang w:val="en-IN"/>
         </w:rPr>
-        <w:t xml:space="preserve">App sends data via Bluetooth </w:t>
-      </w:r>
-    </w:p>
-    <w:p xmlns:wp14="http://schemas.microsoft.com/office/word/2010/wordml" wp14:paraId="5D042D37" wp14:textId="74E5F080">
+        <w:t>Read Z-Axis Buttons:</w:t>
+      </w:r>
+      <w:r>
+        <w:rPr>
+          <w:rFonts w:ascii="Aptos Display" w:eastAsia="Aptos Display" w:hAnsi="Aptos Display" w:cs="Aptos Display"/>
+          <w:color w:val="000000" w:themeColor="text1"/>
+          <w:lang w:val="en-IN"/>
+        </w:rPr>
+        <w:t xml:space="preserve"> It checks the dedicated Z-up and Z-down buttons. If pressed, it drives Motor 3 in the corresponding direction to raise or lower the claw string.</w:t>
+      </w:r>
+    </w:p>
+    <w:p>
       <w:pPr>
-        <w:pStyle w:val="ListParagraph"/>
-        <w:numPr>
-          <w:ilvl w:val="0"/>
-          <w:numId w:val="2"/>
-        </w:numPr>
-        <w:spacing w:before="0" w:beforeAutospacing="off" w:after="0" w:afterAutospacing="off"/>
         <w:rPr>
-          <w:rFonts w:ascii="Aptos Display" w:hAnsi="Aptos Display" w:eastAsia="Aptos Display" w:cs="Aptos Display"/>
-          <w:i w:val="1"/>
-          <w:iCs w:val="1"/>
-          <w:noProof w:val="0"/>
-          <w:color w:val="7F7F7F" w:themeColor="text1" w:themeTint="80" w:themeShade="FF"/>
-          <w:sz w:val="24"/>
-          <w:szCs w:val="24"/>
-          <w:lang w:val="en-US"/>
+          <w:rFonts w:ascii="Aptos Display" w:eastAsia="Aptos Display" w:hAnsi="Aptos Display" w:cs="Aptos Display"/>
+          <w:color w:val="000000" w:themeColor="text1"/>
+          <w:lang w:val="en-IN"/>
         </w:rPr>
       </w:pPr>
       <w:r>
         <w:rPr>
-          <w:rFonts w:ascii="Aptos Display" w:hAnsi="Aptos Display" w:eastAsia="Aptos Display" w:cs="Aptos Display"/>
-          <w:i w:val="1"/>
-          <w:iCs w:val="1"/>
-          <w:noProof w:val="0"/>
-          <w:color w:val="7F7F7F" w:themeColor="text1" w:themeTint="80" w:themeShade="FF"/>
-          <w:sz w:val="24"/>
-          <w:szCs w:val="24"/>
-          <w:lang w:val="en-US"/>
+          <w:rFonts w:ascii="Aptos Display" w:eastAsia="Aptos Display" w:hAnsi="Aptos Display" w:cs="Aptos Display"/>
+          <w:color w:val="000000" w:themeColor="text1"/>
+          <w:lang w:val="en-IN"/>
         </w:rPr>
-        <w:t xml:space="preserve">ESP32 receives data </w:t>
-      </w:r>
-    </w:p>
-    <w:p xmlns:wp14="http://schemas.microsoft.com/office/word/2010/wordml" wp14:paraId="0DD13B52" wp14:textId="384AAF8D">
+        <w:t xml:space="preserve"> </w:t>
+      </w:r>
+      <w:r>
+        <w:rPr>
+          <w:rFonts w:ascii="Aptos Display" w:eastAsia="Aptos Display" w:hAnsi="Aptos Display" w:cs="Aptos Display"/>
+          <w:b/>
+          <w:bCs/>
+          <w:color w:val="000000" w:themeColor="text1"/>
+          <w:lang w:val="en-IN"/>
+        </w:rPr>
+        <w:t>Read Claw Buttons:</w:t>
+      </w:r>
+      <w:r>
+        <w:rPr>
+          <w:rFonts w:ascii="Aptos Display" w:eastAsia="Aptos Display" w:hAnsi="Aptos Display" w:cs="Aptos Display"/>
+          <w:color w:val="000000" w:themeColor="text1"/>
+          <w:lang w:val="en-IN"/>
+        </w:rPr>
+        <w:t xml:space="preserve"> It checks the claw open and close buttons. If pressed, it drives Motor 4 to pinch or release.</w:t>
+      </w:r>
+    </w:p>
+    <w:p>
       <w:pPr>
-        <w:pStyle w:val="ListParagraph"/>
-        <w:numPr>
-          <w:ilvl w:val="0"/>
-          <w:numId w:val="2"/>
-        </w:numPr>
-        <w:spacing w:before="0" w:beforeAutospacing="off" w:after="0" w:afterAutospacing="off"/>
         <w:rPr>
-          <w:rFonts w:ascii="Aptos Display" w:hAnsi="Aptos Display" w:eastAsia="Aptos Display" w:cs="Aptos Display"/>
-          <w:i w:val="1"/>
-          <w:iCs w:val="1"/>
-          <w:noProof w:val="0"/>
-          <w:color w:val="7F7F7F" w:themeColor="text1" w:themeTint="80" w:themeShade="FF"/>
-          <w:sz w:val="24"/>
-          <w:szCs w:val="24"/>
-          <w:lang w:val="en-US"/>
+          <w:rFonts w:ascii="Aptos Display" w:eastAsia="Aptos Display" w:hAnsi="Aptos Display" w:cs="Aptos Display"/>
+          <w:i/>
+          <w:iCs/>
+          <w:color w:val="7F7F7F" w:themeColor="text1" w:themeTint="80"/>
+          <w:lang w:val="en-IN"/>
         </w:rPr>
       </w:pPr>
       <w:r>
         <w:rPr>
-          <w:rFonts w:ascii="Aptos Display" w:hAnsi="Aptos Display" w:eastAsia="Aptos Display" w:cs="Aptos Display"/>
-          <w:i w:val="1"/>
-          <w:iCs w:val="1"/>
-          <w:noProof w:val="0"/>
-          <w:color w:val="7F7F7F" w:themeColor="text1" w:themeTint="80" w:themeShade="FF"/>
-          <w:sz w:val="24"/>
-          <w:szCs w:val="24"/>
-          <w:lang w:val="en-US"/>
+          <w:rFonts w:ascii="Aptos Display" w:eastAsia="Aptos Display" w:hAnsi="Aptos Display" w:cs="Aptos Display"/>
+          <w:color w:val="000000" w:themeColor="text1"/>
+          <w:lang w:val="en-IN"/>
         </w:rPr>
-        <w:t xml:space="preserve">LED changes color </w:t>
-      </w:r>
-    </w:p>
-    <w:p xmlns:wp14="http://schemas.microsoft.com/office/word/2010/wordml" wp14:paraId="6EF248F2" wp14:textId="18093743"/>
-    <w:p xmlns:wp14="http://schemas.microsoft.com/office/word/2010/wordml" wp14:paraId="60FEFEE9" wp14:textId="3EC49069">
+        <w:t xml:space="preserve"> </w:t>
+      </w:r>
+      <w:r>
+        <w:rPr>
+          <w:rFonts w:ascii="Aptos Display" w:eastAsia="Aptos Display" w:hAnsi="Aptos Display" w:cs="Aptos Display"/>
+          <w:b/>
+          <w:bCs/>
+          <w:color w:val="000000" w:themeColor="text1"/>
+          <w:lang w:val="en-IN"/>
+        </w:rPr>
+        <w:t>Default Stop State:</w:t>
+      </w:r>
+      <w:r>
+        <w:rPr>
+          <w:rFonts w:ascii="Aptos Display" w:eastAsia="Aptos Display" w:hAnsi="Aptos Display" w:cs="Aptos Display"/>
+          <w:color w:val="000000" w:themeColor="text1"/>
+          <w:lang w:val="en-IN"/>
+        </w:rPr>
+        <w:t xml:space="preserve"> If you let go of a button, the code automatically sends a "zero speed" command to that specific motor, stopping its movement immediately.</w:t>
+      </w:r>
+    </w:p>
+    <w:p/>
+    <w:p>
       <w:pPr>
         <w:pStyle w:val="Heading3"/>
-        <w:spacing w:before="281" w:beforeAutospacing="off" w:after="281" w:afterAutospacing="off"/>
+        <w:spacing w:before="281" w:after="281"/>
       </w:pPr>
       <w:r>
         <w:rPr>
-          <w:rFonts w:ascii="Aptos Display" w:hAnsi="Aptos Display" w:eastAsia="Aptos Display" w:cs="Aptos Display"/>
-          <w:b w:val="1"/>
-          <w:bCs w:val="1"/>
-          <w:noProof w:val="0"/>
-          <w:sz w:val="28"/>
-          <w:szCs w:val="28"/>
-          <w:lang w:val="en-US"/>
+          <w:rFonts w:ascii="Aptos Display" w:eastAsia="Aptos Display" w:hAnsi="Aptos Display" w:cs="Aptos Display"/>
+          <w:b/>
+          <w:bCs/>
         </w:rPr>
         <w:t>3. Flowchart</w:t>
       </w:r>
-    </w:p>
-    <w:p xmlns:wp14="http://schemas.microsoft.com/office/word/2010/wordml" wp14:paraId="1BC2FF9E" wp14:textId="4C193142">
+      <w:r>
+        <w:rPr>
+          <w:rFonts w:ascii="Aptos Display" w:eastAsia="Aptos Display" w:hAnsi="Aptos Display" w:cs="Aptos Display"/>
+          <w:i/>
+          <w:iCs/>
+          <w:noProof/>
+          <w:color w:val="7F7F7F" w:themeColor="text1" w:themeTint="80"/>
+        </w:rPr>
+        <w:drawing>
+          <wp:inline distT="0" distB="0" distL="0" distR="0" wp14:anchorId="777A6A93" wp14:editId="2EC67C10">
+            <wp:extent cx="5943600" cy="6878669"/>
+            <wp:effectExtent l="0" t="0" r="0" b="0"/>
+            <wp:docPr id="923360145" name="Picture 2"/>
+            <wp:cNvGraphicFramePr>
+              <a:graphicFrameLocks xmlns:a="http://schemas.openxmlformats.org/drawingml/2006/main" noChangeAspect="1"/>
+            </wp:cNvGraphicFramePr>
+            <a:graphic xmlns:a="http://schemas.openxmlformats.org/drawingml/2006/main">
+              <a:graphicData uri="http://schemas.openxmlformats.org/drawingml/2006/picture">
+                <pic:pic xmlns:pic="http://schemas.openxmlformats.org/drawingml/2006/picture">
+                  <pic:nvPicPr>
+                    <pic:cNvPr id="0" name="Picture 2"/>
+                    <pic:cNvPicPr>
+                      <a:picLocks noChangeAspect="1" noChangeArrowheads="1"/>
+                    </pic:cNvPicPr>
+                  </pic:nvPicPr>
+                  <pic:blipFill>
+                    <a:blip r:embed="rId5">
+                      <a:extLst>
+                        <a:ext uri="{28A0092B-C50C-407E-A947-70E740481C1C}">
+                          <a14:useLocalDpi xmlns:a14="http://schemas.microsoft.com/office/drawing/2010/main" val="0"/>
+                        </a:ext>
+                      </a:extLst>
+                    </a:blip>
+                    <a:srcRect/>
+                    <a:stretch>
+                      <a:fillRect/>
+                    </a:stretch>
+                  </pic:blipFill>
+                  <pic:spPr bwMode="auto">
+                    <a:xfrm>
+                      <a:off x="0" y="0"/>
+                      <a:ext cx="5943600" cy="6878669"/>
+                    </a:xfrm>
+                    <a:prstGeom prst="rect">
+                      <a:avLst/>
+                    </a:prstGeom>
+                    <a:noFill/>
+                  </pic:spPr>
+                </pic:pic>
+              </a:graphicData>
+            </a:graphic>
+          </wp:inline>
+        </w:drawing>
+      </w:r>
+    </w:p>
+    <w:p>
       <w:pPr>
-        <w:spacing w:before="240" w:beforeAutospacing="off" w:after="240" w:afterAutospacing="off"/>
+        <w:spacing w:before="240" w:after="240"/>
         <w:rPr>
-          <w:rFonts w:ascii="Aptos Display" w:hAnsi="Aptos Display" w:eastAsia="Aptos Display" w:cs="Aptos Display"/>
-          <w:i w:val="1"/>
-          <w:iCs w:val="1"/>
-          <w:noProof w:val="0"/>
-          <w:color w:val="7F7F7F" w:themeColor="text1" w:themeTint="80" w:themeShade="FF"/>
-          <w:sz w:val="24"/>
-          <w:szCs w:val="24"/>
-          <w:lang w:val="en-US"/>
+          <w:rFonts w:ascii="Aptos Display" w:eastAsia="Aptos Display" w:hAnsi="Aptos Display" w:cs="Aptos Display"/>
+          <w:color w:val="7F7F7F" w:themeColor="text1" w:themeTint="80"/>
         </w:rPr>
       </w:pPr>
       <w:r>
         <w:rPr>
-          <w:rFonts w:ascii="Aptos Display" w:hAnsi="Aptos Display" w:eastAsia="Aptos Display" w:cs="Aptos Display"/>
-          <w:i w:val="1"/>
-          <w:iCs w:val="1"/>
-          <w:noProof w:val="0"/>
-          <w:color w:val="7F7F7F" w:themeColor="text1" w:themeTint="80" w:themeShade="FF"/>
-          <w:sz w:val="24"/>
-          <w:szCs w:val="24"/>
-          <w:lang w:val="en-US"/>
+          <w:rFonts w:ascii="Aptos Display" w:eastAsia="Aptos Display" w:hAnsi="Aptos Display" w:cs="Aptos Display"/>
+          <w:i/>
+          <w:iCs/>
+          <w:color w:val="7F7F7F" w:themeColor="text1" w:themeTint="80"/>
         </w:rPr>
         <w:t>Visual representation of logic</w:t>
       </w:r>
-    </w:p>
-    <w:p xmlns:wp14="http://schemas.microsoft.com/office/word/2010/wordml" wp14:paraId="2C078E63" wp14:textId="4B5B3B4D"/>
+      <w:r>
+        <w:rPr>
+          <w:rFonts w:ascii="Aptos Display" w:eastAsia="Aptos Display" w:hAnsi="Aptos Display" w:cs="Aptos Display"/>
+          <w:i/>
+          <w:iCs/>
+          <w:color w:val="7F7F7F" w:themeColor="text1" w:themeTint="80"/>
+        </w:rPr>
+        <w:t xml:space="preserve"> – </w:t>
+      </w:r>
+      <w:r>
+        <w:rPr>
+          <w:rFonts w:ascii="Aptos Display" w:eastAsia="Aptos Display" w:hAnsi="Aptos Display" w:cs="Aptos Display"/>
+          <w:color w:val="7F7F7F" w:themeColor="text1" w:themeTint="80"/>
+        </w:rPr>
+        <w:t>Initial Idea – A few changes took place i.e. use of buttons instead of joystick, removal of motion sensor and replacement of servo motor with dc motor.</w:t>
+      </w:r>
+    </w:p>
+    <w:p/>
     <w:p>
       <w:pPr>
         <w:pStyle w:val="Heading3"/>
-        <w:spacing w:before="281" w:beforeAutospacing="off" w:after="281" w:afterAutospacing="off"/>
-      </w:pPr>
-      <w:r>
+        <w:spacing w:before="281" w:after="281"/>
         <w:rPr>
-          <w:rFonts w:ascii="Aptos Display" w:hAnsi="Aptos Display" w:eastAsia="Aptos Display" w:cs="Aptos Display"/>
-          <w:b w:val="1"/>
-          <w:bCs w:val="1"/>
-          <w:noProof w:val="0"/>
-          <w:sz w:val="28"/>
-          <w:szCs w:val="28"/>
-          <w:lang w:val="en-US"/>
-        </w:rPr>
-        <w:t>4. App Flow (If MIT App Inventor)</w:t>
-      </w:r>
-    </w:p>
-    <w:p>
-      <w:pPr>
-        <w:pStyle w:val="ListParagraph"/>
-        <w:numPr>
-          <w:ilvl w:val="0"/>
-          <w:numId w:val="3"/>
-        </w:numPr>
-        <w:spacing w:before="0" w:beforeAutospacing="off" w:after="0" w:afterAutospacing="off"/>
-        <w:rPr>
-          <w:rFonts w:ascii="Aptos Display" w:hAnsi="Aptos Display" w:eastAsia="Aptos Display" w:cs="Aptos Display"/>
-          <w:i w:val="1"/>
-          <w:iCs w:val="1"/>
-          <w:noProof w:val="0"/>
-          <w:color w:val="7F7F7F" w:themeColor="text1" w:themeTint="80" w:themeShade="FF"/>
-          <w:sz w:val="24"/>
-          <w:szCs w:val="24"/>
-          <w:lang w:val="en-US"/>
+          <w:rFonts w:ascii="Aptos Display" w:eastAsia="Aptos Display" w:hAnsi="Aptos Display" w:cs="Aptos Display"/>
+          <w:b/>
+          <w:bCs/>
         </w:rPr>
       </w:pPr>
       <w:r>
         <w:rPr>
-          <w:rFonts w:ascii="Aptos Display" w:hAnsi="Aptos Display" w:eastAsia="Aptos Display" w:cs="Aptos Display"/>
-          <w:i w:val="1"/>
-          <w:iCs w:val="1"/>
-          <w:noProof w:val="0"/>
-          <w:color w:val="7F7F7F" w:themeColor="text1" w:themeTint="80" w:themeShade="FF"/>
-          <w:sz w:val="24"/>
-          <w:szCs w:val="24"/>
-          <w:lang w:val="en-US"/>
+          <w:rFonts w:ascii="Aptos Display" w:eastAsia="Aptos Display" w:hAnsi="Aptos Display" w:cs="Aptos Display"/>
+          <w:b/>
+          <w:bCs/>
         </w:rPr>
-        <w:t xml:space="preserve">Screen flow </w:t>
-      </w:r>
-    </w:p>
+        <w:t>4. Code – Final</w:t>
+      </w:r>
+      <w:r>
+        <w:rPr>
+          <w:rFonts w:ascii="Aptos Display" w:eastAsia="Aptos Display" w:hAnsi="Aptos Display" w:cs="Aptos Display"/>
+          <w:b/>
+          <w:bCs/>
+        </w:rPr>
+        <w:br/>
+      </w:r>
+      <w:r>
+        <w:rPr>
+          <w:rFonts w:ascii="Aptos Display" w:eastAsia="Aptos Display" w:hAnsi="Aptos Display" w:cs="Aptos Display"/>
+          <w:b/>
+          <w:bCs/>
+        </w:rPr>
+        <w:br/>
+      </w:r>
+    </w:p>
+    <w:p>
+      <w:r>
+        <w:t>from machine import Pin, PWM</w:t>
+      </w:r>
+    </w:p>
+    <w:p>
+      <w:r>
+        <w:t>import time</w:t>
+      </w:r>
+    </w:p>
+    <w:p/>
+    <w:p>
+      <w:r>
+        <w:t xml:space="preserve"># BUTTONS </w:t>
+      </w:r>
+    </w:p>
+    <w:p>
+      <w:proofErr w:type="spellStart"/>
+      <w:r>
+        <w:t>pb_</w:t>
+      </w:r>
+      <w:proofErr w:type="gramStart"/>
+      <w:r>
+        <w:t>left</w:t>
+      </w:r>
+      <w:proofErr w:type="spellEnd"/>
+      <w:r>
+        <w:t xml:space="preserve">  =</w:t>
+      </w:r>
+      <w:proofErr w:type="gramEnd"/>
+      <w:r>
+        <w:t xml:space="preserve"> </w:t>
+      </w:r>
+      <w:proofErr w:type="gramStart"/>
+      <w:r>
+        <w:t>Pin(</w:t>
+      </w:r>
+      <w:proofErr w:type="gramEnd"/>
+      <w:r>
+        <w:t xml:space="preserve">12, Pin.IN, </w:t>
+      </w:r>
+      <w:proofErr w:type="spellStart"/>
+      <w:r>
+        <w:t>Pin.PULL_UP</w:t>
+      </w:r>
+      <w:proofErr w:type="spellEnd"/>
+      <w:r>
+        <w:t>)</w:t>
+      </w:r>
+    </w:p>
+    <w:p>
+      <w:proofErr w:type="spellStart"/>
+      <w:r>
+        <w:t>pb_right</w:t>
+      </w:r>
+      <w:proofErr w:type="spellEnd"/>
+      <w:r>
+        <w:t xml:space="preserve"> = </w:t>
+      </w:r>
+      <w:proofErr w:type="gramStart"/>
+      <w:r>
+        <w:t>Pin(</w:t>
+      </w:r>
+      <w:proofErr w:type="gramEnd"/>
+      <w:r>
+        <w:t xml:space="preserve">4, Pin.IN, </w:t>
+      </w:r>
+      <w:proofErr w:type="spellStart"/>
+      <w:r>
+        <w:t>Pin.PULL_UP</w:t>
+      </w:r>
+      <w:proofErr w:type="spellEnd"/>
+      <w:r>
+        <w:t>)</w:t>
+      </w:r>
+    </w:p>
+    <w:p>
+      <w:proofErr w:type="spellStart"/>
+      <w:r>
+        <w:t>pb_</w:t>
+      </w:r>
+      <w:proofErr w:type="gramStart"/>
+      <w:r>
+        <w:t>down</w:t>
+      </w:r>
+      <w:proofErr w:type="spellEnd"/>
+      <w:r>
+        <w:t xml:space="preserve">  =</w:t>
+      </w:r>
+      <w:proofErr w:type="gramEnd"/>
+      <w:r>
+        <w:t xml:space="preserve"> </w:t>
+      </w:r>
+      <w:proofErr w:type="gramStart"/>
+      <w:r>
+        <w:t>Pin(</w:t>
+      </w:r>
+      <w:proofErr w:type="gramEnd"/>
+      <w:r>
+        <w:t xml:space="preserve">5, Pin.IN, </w:t>
+      </w:r>
+      <w:proofErr w:type="spellStart"/>
+      <w:r>
+        <w:t>Pin.PULL_UP</w:t>
+      </w:r>
+      <w:proofErr w:type="spellEnd"/>
+      <w:r>
+        <w:t>)</w:t>
+      </w:r>
+    </w:p>
+    <w:p>
+      <w:proofErr w:type="spellStart"/>
+      <w:r>
+        <w:t>pb_up</w:t>
+      </w:r>
+      <w:proofErr w:type="spellEnd"/>
+      <w:r>
+        <w:t xml:space="preserve">    = </w:t>
+      </w:r>
+      <w:proofErr w:type="gramStart"/>
+      <w:r>
+        <w:t>Pin(</w:t>
+      </w:r>
+      <w:proofErr w:type="gramEnd"/>
+      <w:r>
+        <w:t xml:space="preserve">18, Pin.IN, </w:t>
+      </w:r>
+      <w:proofErr w:type="spellStart"/>
+      <w:r>
+        <w:t>Pin.PULL_UP</w:t>
+      </w:r>
+      <w:proofErr w:type="spellEnd"/>
+      <w:r>
+        <w:t>)</w:t>
+      </w:r>
+    </w:p>
+    <w:p/>
+    <w:p>
+      <w:proofErr w:type="spellStart"/>
+      <w:r>
+        <w:t>pb_z_up</w:t>
+      </w:r>
+      <w:proofErr w:type="spellEnd"/>
+      <w:r>
+        <w:t xml:space="preserve">   = </w:t>
+      </w:r>
+      <w:proofErr w:type="gramStart"/>
+      <w:r>
+        <w:t>Pin(</w:t>
+      </w:r>
+      <w:proofErr w:type="gramEnd"/>
+      <w:r>
+        <w:t xml:space="preserve">35, Pin.IN, </w:t>
+      </w:r>
+      <w:proofErr w:type="spellStart"/>
+      <w:r>
+        <w:t>Pin.PULL_UP</w:t>
+      </w:r>
+      <w:proofErr w:type="spellEnd"/>
+      <w:r>
+        <w:t xml:space="preserve">)     </w:t>
+      </w:r>
+    </w:p>
+    <w:p>
+      <w:proofErr w:type="spellStart"/>
+      <w:r>
+        <w:t>pb_z_down</w:t>
+      </w:r>
+      <w:proofErr w:type="spellEnd"/>
+      <w:r>
+        <w:t xml:space="preserve"> = </w:t>
+      </w:r>
+      <w:proofErr w:type="gramStart"/>
+      <w:r>
+        <w:t>Pin(</w:t>
+      </w:r>
+      <w:proofErr w:type="gramEnd"/>
+      <w:r>
+        <w:t xml:space="preserve">16, Pin.IN, </w:t>
+      </w:r>
+      <w:proofErr w:type="spellStart"/>
+      <w:r>
+        <w:t>Pin.PULL_UP</w:t>
+      </w:r>
+      <w:proofErr w:type="spellEnd"/>
+      <w:r>
+        <w:t xml:space="preserve">)    </w:t>
+      </w:r>
+    </w:p>
+    <w:p/>
+    <w:p>
+      <w:proofErr w:type="spellStart"/>
+      <w:r>
+        <w:t>pb_claw_</w:t>
+      </w:r>
+      <w:proofErr w:type="gramStart"/>
+      <w:r>
+        <w:t>open</w:t>
+      </w:r>
+      <w:proofErr w:type="spellEnd"/>
+      <w:r>
+        <w:t xml:space="preserve">  =</w:t>
+      </w:r>
+      <w:proofErr w:type="gramEnd"/>
+      <w:r>
+        <w:t xml:space="preserve"> </w:t>
+      </w:r>
+      <w:proofErr w:type="gramStart"/>
+      <w:r>
+        <w:t>Pin(</w:t>
+      </w:r>
+      <w:proofErr w:type="gramEnd"/>
+      <w:r>
+        <w:t xml:space="preserve">17, Pin.IN, </w:t>
+      </w:r>
+      <w:proofErr w:type="spellStart"/>
+      <w:r>
+        <w:t>Pin.PULL_UP</w:t>
+      </w:r>
+      <w:proofErr w:type="spellEnd"/>
+      <w:r>
+        <w:t xml:space="preserve">)  </w:t>
+      </w:r>
+    </w:p>
+    <w:p>
+      <w:proofErr w:type="spellStart"/>
+      <w:r>
+        <w:t>pb_claw_close</w:t>
+      </w:r>
+      <w:proofErr w:type="spellEnd"/>
+      <w:r>
+        <w:t xml:space="preserve"> = </w:t>
+      </w:r>
+      <w:proofErr w:type="gramStart"/>
+      <w:r>
+        <w:t>Pin(</w:t>
+      </w:r>
+      <w:proofErr w:type="gramEnd"/>
+      <w:r>
+        <w:t xml:space="preserve">19, Pin.IN, </w:t>
+      </w:r>
+      <w:proofErr w:type="spellStart"/>
+      <w:r>
+        <w:t>Pin.PULL_UP</w:t>
+      </w:r>
+      <w:proofErr w:type="spellEnd"/>
+      <w:r>
+        <w:t xml:space="preserve">)  </w:t>
+      </w:r>
+    </w:p>
+    <w:p/>
+    <w:p/>
+    <w:p>
+      <w:r>
+        <w:t xml:space="preserve"># MOTOR 1 (X) </w:t>
+      </w:r>
+    </w:p>
+    <w:p>
+      <w:r>
+        <w:t xml:space="preserve">in1 = </w:t>
+      </w:r>
+      <w:proofErr w:type="gramStart"/>
+      <w:r>
+        <w:t>Pin(</w:t>
+      </w:r>
+      <w:proofErr w:type="gramEnd"/>
+      <w:r>
+        <w:t xml:space="preserve">26, </w:t>
+      </w:r>
+      <w:proofErr w:type="spellStart"/>
+      <w:r>
+        <w:t>Pin.OUT</w:t>
+      </w:r>
+      <w:proofErr w:type="spellEnd"/>
+      <w:r>
+        <w:t>)</w:t>
+      </w:r>
+    </w:p>
+    <w:p>
+      <w:r>
+        <w:t xml:space="preserve">in2 = </w:t>
+      </w:r>
+      <w:proofErr w:type="gramStart"/>
+      <w:r>
+        <w:t>Pin(</w:t>
+      </w:r>
+      <w:proofErr w:type="gramEnd"/>
+      <w:r>
+        <w:t xml:space="preserve">27, </w:t>
+      </w:r>
+      <w:proofErr w:type="spellStart"/>
+      <w:r>
+        <w:t>Pin.OUT</w:t>
+      </w:r>
+      <w:proofErr w:type="spellEnd"/>
+      <w:r>
+        <w:t>)</w:t>
+      </w:r>
+    </w:p>
+    <w:p>
+      <w:r>
+        <w:t>en1 = PWM(</w:t>
+      </w:r>
+      <w:proofErr w:type="gramStart"/>
+      <w:r>
+        <w:t>Pin(</w:t>
+      </w:r>
+      <w:proofErr w:type="gramEnd"/>
+      <w:r>
+        <w:t xml:space="preserve">14), </w:t>
+      </w:r>
+      <w:proofErr w:type="spellStart"/>
+      <w:r>
+        <w:t>freq</w:t>
+      </w:r>
+      <w:proofErr w:type="spellEnd"/>
+      <w:r>
+        <w:t>=1000)</w:t>
+      </w:r>
+    </w:p>
+    <w:p/>
+    <w:p>
+      <w:r>
+        <w:t># MOTOR 2 (Y)</w:t>
+      </w:r>
+    </w:p>
+    <w:p>
+      <w:r>
+        <w:lastRenderedPageBreak/>
+        <w:t xml:space="preserve">in3 = </w:t>
+      </w:r>
+      <w:proofErr w:type="gramStart"/>
+      <w:r>
+        <w:t>Pin(</w:t>
+      </w:r>
+      <w:proofErr w:type="gramEnd"/>
+      <w:r>
+        <w:t xml:space="preserve">25, </w:t>
+      </w:r>
+      <w:proofErr w:type="spellStart"/>
+      <w:r>
+        <w:t>Pin.OUT</w:t>
+      </w:r>
+      <w:proofErr w:type="spellEnd"/>
+      <w:r>
+        <w:t>)</w:t>
+      </w:r>
+    </w:p>
+    <w:p>
+      <w:r>
+        <w:t xml:space="preserve">in4 = </w:t>
+      </w:r>
+      <w:proofErr w:type="gramStart"/>
+      <w:r>
+        <w:t>Pin(</w:t>
+      </w:r>
+      <w:proofErr w:type="gramEnd"/>
+      <w:r>
+        <w:t xml:space="preserve">33, </w:t>
+      </w:r>
+      <w:proofErr w:type="spellStart"/>
+      <w:r>
+        <w:t>Pin.OUT</w:t>
+      </w:r>
+      <w:proofErr w:type="spellEnd"/>
+      <w:r>
+        <w:t>)</w:t>
+      </w:r>
+    </w:p>
+    <w:p>
+      <w:r>
+        <w:t>en2 = PWM(</w:t>
+      </w:r>
+      <w:proofErr w:type="gramStart"/>
+      <w:r>
+        <w:t>Pin(</w:t>
+      </w:r>
+      <w:proofErr w:type="gramEnd"/>
+      <w:r>
+        <w:t xml:space="preserve">32), </w:t>
+      </w:r>
+      <w:proofErr w:type="spellStart"/>
+      <w:r>
+        <w:t>freq</w:t>
+      </w:r>
+      <w:proofErr w:type="spellEnd"/>
+      <w:r>
+        <w:t>=1000)</w:t>
+      </w:r>
+    </w:p>
+    <w:p/>
+    <w:p>
+      <w:r>
+        <w:t xml:space="preserve"># MOTOR 3 (Z) </w:t>
+      </w:r>
+    </w:p>
+    <w:p>
+      <w:r>
+        <w:t xml:space="preserve">in5 = </w:t>
+      </w:r>
+      <w:proofErr w:type="gramStart"/>
+      <w:r>
+        <w:t>Pin(</w:t>
+      </w:r>
+      <w:proofErr w:type="gramEnd"/>
+      <w:r>
+        <w:t xml:space="preserve">21, </w:t>
+      </w:r>
+      <w:proofErr w:type="spellStart"/>
+      <w:r>
+        <w:t>Pin.OUT</w:t>
+      </w:r>
+      <w:proofErr w:type="spellEnd"/>
+      <w:r>
+        <w:t>)</w:t>
+      </w:r>
+    </w:p>
+    <w:p>
+      <w:r>
+        <w:t xml:space="preserve">in6 = </w:t>
+      </w:r>
+      <w:proofErr w:type="gramStart"/>
+      <w:r>
+        <w:t>Pin(</w:t>
+      </w:r>
+      <w:proofErr w:type="gramEnd"/>
+      <w:r>
+        <w:t xml:space="preserve">22, </w:t>
+      </w:r>
+      <w:proofErr w:type="spellStart"/>
+      <w:r>
+        <w:t>Pin.OUT</w:t>
+      </w:r>
+      <w:proofErr w:type="spellEnd"/>
+      <w:r>
+        <w:t>)</w:t>
+      </w:r>
+    </w:p>
+    <w:p>
+      <w:r>
+        <w:t>en3 = PWM(</w:t>
+      </w:r>
+      <w:proofErr w:type="gramStart"/>
+      <w:r>
+        <w:t>Pin(</w:t>
+      </w:r>
+      <w:proofErr w:type="gramEnd"/>
+      <w:r>
+        <w:t xml:space="preserve">23), </w:t>
+      </w:r>
+      <w:proofErr w:type="spellStart"/>
+      <w:r>
+        <w:t>freq</w:t>
+      </w:r>
+      <w:proofErr w:type="spellEnd"/>
+      <w:r>
+        <w:t>=1000)</w:t>
+      </w:r>
+    </w:p>
+    <w:p/>
+    <w:p>
+      <w:r>
+        <w:t># MOTOR 4 (CLAW)</w:t>
+      </w:r>
+    </w:p>
+    <w:p>
+      <w:r>
+        <w:t xml:space="preserve">in7 = </w:t>
+      </w:r>
+      <w:proofErr w:type="gramStart"/>
+      <w:r>
+        <w:t>Pin(</w:t>
+      </w:r>
+      <w:proofErr w:type="gramEnd"/>
+      <w:r>
+        <w:t xml:space="preserve">13, </w:t>
+      </w:r>
+      <w:proofErr w:type="spellStart"/>
+      <w:r>
+        <w:t>Pin.OUT</w:t>
+      </w:r>
+      <w:proofErr w:type="spellEnd"/>
+      <w:r>
+        <w:t>)</w:t>
+      </w:r>
+    </w:p>
+    <w:p>
+      <w:r>
+        <w:t xml:space="preserve">in8 = </w:t>
+      </w:r>
+      <w:proofErr w:type="gramStart"/>
+      <w:r>
+        <w:t>Pin(</w:t>
+      </w:r>
+      <w:proofErr w:type="gramEnd"/>
+      <w:r>
+        <w:t xml:space="preserve">15, </w:t>
+      </w:r>
+      <w:proofErr w:type="spellStart"/>
+      <w:r>
+        <w:t>Pin.OUT</w:t>
+      </w:r>
+      <w:proofErr w:type="spellEnd"/>
+      <w:r>
+        <w:t>)</w:t>
+      </w:r>
+    </w:p>
+    <w:p>
+      <w:r>
+        <w:t>en4 = PWM(</w:t>
+      </w:r>
+      <w:proofErr w:type="gramStart"/>
+      <w:r>
+        <w:t>Pin(</w:t>
+      </w:r>
+      <w:proofErr w:type="gramEnd"/>
+      <w:r>
+        <w:t xml:space="preserve">27), </w:t>
+      </w:r>
+      <w:proofErr w:type="spellStart"/>
+      <w:r>
+        <w:t>freq</w:t>
+      </w:r>
+      <w:proofErr w:type="spellEnd"/>
+      <w:r>
+        <w:t xml:space="preserve">=1000) </w:t>
+      </w:r>
+    </w:p>
+    <w:p/>
+    <w:p/>
+    <w:p>
+      <w:r>
+        <w:t xml:space="preserve"># SETTINGS </w:t>
+      </w:r>
+    </w:p>
+    <w:p>
+      <w:proofErr w:type="spellStart"/>
+      <w:r>
+        <w:t>max_speed</w:t>
+      </w:r>
+      <w:proofErr w:type="spellEnd"/>
+      <w:r>
+        <w:t xml:space="preserve"> = 1023</w:t>
+      </w:r>
+    </w:p>
+    <w:p>
+      <w:r>
+        <w:t>GAME_TIME = 45   # seconds</w:t>
+      </w:r>
+    </w:p>
+    <w:p/>
+    <w:p>
+      <w:proofErr w:type="spellStart"/>
+      <w:r>
+        <w:t>start_time</w:t>
+      </w:r>
+      <w:proofErr w:type="spellEnd"/>
+      <w:r>
+        <w:t xml:space="preserve"> = </w:t>
+      </w:r>
+      <w:proofErr w:type="spellStart"/>
+      <w:proofErr w:type="gramStart"/>
+      <w:r>
+        <w:t>time.time</w:t>
+      </w:r>
+      <w:proofErr w:type="spellEnd"/>
+      <w:proofErr w:type="gramEnd"/>
+      <w:r>
+        <w:t>()</w:t>
+      </w:r>
+    </w:p>
+    <w:p/>
+    <w:p/>
+    <w:p>
+      <w:r>
+        <w:t xml:space="preserve">def </w:t>
+      </w:r>
+      <w:proofErr w:type="spellStart"/>
+      <w:r>
+        <w:t>move_</w:t>
+      </w:r>
+      <w:proofErr w:type="gramStart"/>
+      <w:r>
+        <w:t>motor</w:t>
+      </w:r>
+      <w:proofErr w:type="spellEnd"/>
+      <w:r>
+        <w:t>(</w:t>
+      </w:r>
+      <w:proofErr w:type="gramEnd"/>
+      <w:r>
+        <w:t xml:space="preserve">in1, in2, </w:t>
+      </w:r>
+      <w:proofErr w:type="spellStart"/>
+      <w:r>
+        <w:t>en</w:t>
+      </w:r>
+      <w:proofErr w:type="spellEnd"/>
+      <w:r>
+        <w:t>, direction, speed):</w:t>
+      </w:r>
+    </w:p>
+    <w:p>
+      <w:r>
+        <w:t xml:space="preserve">    if direction == 1:</w:t>
+      </w:r>
+    </w:p>
+    <w:p>
+      <w:r>
+        <w:t xml:space="preserve">        in1.on()</w:t>
+      </w:r>
+    </w:p>
+    <w:p>
+      <w:r>
+        <w:t xml:space="preserve">        </w:t>
+      </w:r>
+      <w:proofErr w:type="gramStart"/>
+      <w:r>
+        <w:t>in2.off(</w:t>
+      </w:r>
+      <w:proofErr w:type="gramEnd"/>
+      <w:r>
+        <w:t>)</w:t>
+      </w:r>
+    </w:p>
+    <w:p>
+      <w:r>
+        <w:lastRenderedPageBreak/>
+        <w:t xml:space="preserve">    </w:t>
+      </w:r>
+      <w:proofErr w:type="spellStart"/>
+      <w:r>
+        <w:t>elif</w:t>
+      </w:r>
+      <w:proofErr w:type="spellEnd"/>
+      <w:r>
+        <w:t xml:space="preserve"> direction == -1:</w:t>
+      </w:r>
+    </w:p>
+    <w:p>
+      <w:r>
+        <w:t xml:space="preserve">        </w:t>
+      </w:r>
+      <w:proofErr w:type="gramStart"/>
+      <w:r>
+        <w:t>in1.off(</w:t>
+      </w:r>
+      <w:proofErr w:type="gramEnd"/>
+      <w:r>
+        <w:t>)</w:t>
+      </w:r>
+    </w:p>
+    <w:p>
+      <w:r>
+        <w:t xml:space="preserve">        in2.on()</w:t>
+      </w:r>
+    </w:p>
+    <w:p>
+      <w:r>
+        <w:t xml:space="preserve">    else:</w:t>
+      </w:r>
+    </w:p>
+    <w:p>
+      <w:r>
+        <w:t xml:space="preserve">        </w:t>
+      </w:r>
+      <w:proofErr w:type="gramStart"/>
+      <w:r>
+        <w:t>in1.off(</w:t>
+      </w:r>
+      <w:proofErr w:type="gramEnd"/>
+      <w:r>
+        <w:t>)</w:t>
+      </w:r>
+    </w:p>
+    <w:p>
+      <w:r>
+        <w:t xml:space="preserve">        </w:t>
+      </w:r>
+      <w:proofErr w:type="gramStart"/>
+      <w:r>
+        <w:t>in2.off(</w:t>
+      </w:r>
+      <w:proofErr w:type="gramEnd"/>
+      <w:r>
+        <w:t>)</w:t>
+      </w:r>
+    </w:p>
+    <w:p>
+      <w:r>
+        <w:t xml:space="preserve">        speed = 0</w:t>
+      </w:r>
+    </w:p>
+    <w:p>
+      <w:r>
+        <w:t xml:space="preserve">    </w:t>
+      </w:r>
+      <w:proofErr w:type="spellStart"/>
+      <w:proofErr w:type="gramStart"/>
+      <w:r>
+        <w:t>en.duty</w:t>
+      </w:r>
+      <w:proofErr w:type="spellEnd"/>
+      <w:proofErr w:type="gramEnd"/>
+      <w:r>
+        <w:t>(speed)</w:t>
+      </w:r>
+    </w:p>
+    <w:p>
+      <w:r>
+        <w:t xml:space="preserve">    </w:t>
+      </w:r>
+    </w:p>
+    <w:p>
+      <w:r>
+        <w:t xml:space="preserve">def </w:t>
+      </w:r>
+      <w:proofErr w:type="spellStart"/>
+      <w:r>
+        <w:t>stop_</w:t>
+      </w:r>
+      <w:proofErr w:type="gramStart"/>
+      <w:r>
+        <w:t>all</w:t>
+      </w:r>
+      <w:proofErr w:type="spellEnd"/>
+      <w:r>
+        <w:t>(</w:t>
+      </w:r>
+      <w:proofErr w:type="gramEnd"/>
+      <w:r>
+        <w:t>):</w:t>
+      </w:r>
+    </w:p>
+    <w:p>
+      <w:r>
+        <w:t xml:space="preserve">    </w:t>
+      </w:r>
+      <w:proofErr w:type="spellStart"/>
+      <w:r>
+        <w:t>move_</w:t>
+      </w:r>
+      <w:proofErr w:type="gramStart"/>
+      <w:r>
+        <w:t>motor</w:t>
+      </w:r>
+      <w:proofErr w:type="spellEnd"/>
+      <w:r>
+        <w:t>(</w:t>
+      </w:r>
+      <w:proofErr w:type="gramEnd"/>
+      <w:r>
+        <w:t>in1, in2, en1, 0, 0)</w:t>
+      </w:r>
+    </w:p>
+    <w:p>
+      <w:r>
+        <w:t xml:space="preserve">    </w:t>
+      </w:r>
+      <w:proofErr w:type="spellStart"/>
+      <w:r>
+        <w:t>move_</w:t>
+      </w:r>
+      <w:proofErr w:type="gramStart"/>
+      <w:r>
+        <w:t>motor</w:t>
+      </w:r>
+      <w:proofErr w:type="spellEnd"/>
+      <w:r>
+        <w:t>(</w:t>
+      </w:r>
+      <w:proofErr w:type="gramEnd"/>
+      <w:r>
+        <w:t>in3, in4, en2, 0, 0)</w:t>
+      </w:r>
+    </w:p>
+    <w:p>
+      <w:r>
+        <w:t xml:space="preserve">    </w:t>
+      </w:r>
+      <w:proofErr w:type="spellStart"/>
+      <w:r>
+        <w:t>move_</w:t>
+      </w:r>
+      <w:proofErr w:type="gramStart"/>
+      <w:r>
+        <w:t>motor</w:t>
+      </w:r>
+      <w:proofErr w:type="spellEnd"/>
+      <w:r>
+        <w:t>(</w:t>
+      </w:r>
+      <w:proofErr w:type="gramEnd"/>
+      <w:r>
+        <w:t>in5, in6, en3, 0, 0)</w:t>
+      </w:r>
+    </w:p>
+    <w:p>
+      <w:r>
+        <w:t xml:space="preserve">    </w:t>
+      </w:r>
+      <w:proofErr w:type="spellStart"/>
+      <w:r>
+        <w:t>move_</w:t>
+      </w:r>
+      <w:proofErr w:type="gramStart"/>
+      <w:r>
+        <w:t>motor</w:t>
+      </w:r>
+      <w:proofErr w:type="spellEnd"/>
+      <w:r>
+        <w:t>(</w:t>
+      </w:r>
+      <w:proofErr w:type="gramEnd"/>
+      <w:r>
+        <w:t>in7, in8, en4, 0, 0)</w:t>
+      </w:r>
+    </w:p>
+    <w:p/>
+    <w:p/>
+    <w:p>
+      <w:r>
+        <w:t>while True:</w:t>
+      </w:r>
+    </w:p>
+    <w:p>
+      <w:r>
+        <w:t xml:space="preserve">     elapsed = </w:t>
+      </w:r>
+      <w:proofErr w:type="spellStart"/>
+      <w:proofErr w:type="gramStart"/>
+      <w:r>
+        <w:t>time.time</w:t>
+      </w:r>
+      <w:proofErr w:type="spellEnd"/>
+      <w:proofErr w:type="gramEnd"/>
+      <w:r>
+        <w:t xml:space="preserve">() - </w:t>
+      </w:r>
+      <w:proofErr w:type="spellStart"/>
+      <w:r>
+        <w:t>start_time</w:t>
+      </w:r>
+      <w:proofErr w:type="spellEnd"/>
+    </w:p>
+    <w:p/>
+    <w:p>
+      <w:r>
+        <w:t xml:space="preserve">     # TIME OVER </w:t>
+      </w:r>
+    </w:p>
+    <w:p>
+      <w:r>
+        <w:t xml:space="preserve">     if elapsed &gt;= GAME_TIME:</w:t>
+      </w:r>
+    </w:p>
+    <w:p>
+      <w:r>
+        <w:t xml:space="preserve">         </w:t>
+      </w:r>
+      <w:proofErr w:type="gramStart"/>
+      <w:r>
+        <w:t>print(</w:t>
+      </w:r>
+      <w:proofErr w:type="gramEnd"/>
+      <w:r>
+        <w:t>"TIME UP - SYSTEM LOCKED")</w:t>
+      </w:r>
+    </w:p>
+    <w:p/>
+    <w:p>
+      <w:r>
+        <w:t xml:space="preserve">         </w:t>
+      </w:r>
+      <w:proofErr w:type="spellStart"/>
+      <w:r>
+        <w:t>stop_</w:t>
+      </w:r>
+      <w:proofErr w:type="gramStart"/>
+      <w:r>
+        <w:t>all</w:t>
+      </w:r>
+      <w:proofErr w:type="spellEnd"/>
+      <w:r>
+        <w:t>(</w:t>
+      </w:r>
+      <w:proofErr w:type="gramEnd"/>
+      <w:r>
+        <w:t>)</w:t>
+      </w:r>
+    </w:p>
+    <w:p/>
+    <w:p>
+      <w:r>
+        <w:t xml:space="preserve">        # SYSTEM LOCKED </w:t>
+      </w:r>
+    </w:p>
+    <w:p>
+      <w:r>
+        <w:lastRenderedPageBreak/>
+        <w:t xml:space="preserve">         while True:</w:t>
+      </w:r>
+    </w:p>
+    <w:p>
+      <w:r>
+        <w:t xml:space="preserve">             </w:t>
+      </w:r>
+      <w:proofErr w:type="spellStart"/>
+      <w:r>
+        <w:t>stop_</w:t>
+      </w:r>
+      <w:proofErr w:type="gramStart"/>
+      <w:r>
+        <w:t>all</w:t>
+      </w:r>
+      <w:proofErr w:type="spellEnd"/>
+      <w:r>
+        <w:t>(</w:t>
+      </w:r>
+      <w:proofErr w:type="gramEnd"/>
+      <w:r>
+        <w:t>)</w:t>
+      </w:r>
+    </w:p>
+    <w:p>
+      <w:r>
+        <w:t xml:space="preserve">             </w:t>
+      </w:r>
+      <w:proofErr w:type="spellStart"/>
+      <w:proofErr w:type="gramStart"/>
+      <w:r>
+        <w:t>time.sleep</w:t>
+      </w:r>
+      <w:proofErr w:type="spellEnd"/>
+      <w:proofErr w:type="gramEnd"/>
+      <w:r>
+        <w:t>(1)</w:t>
+      </w:r>
+    </w:p>
+    <w:p/>
+    <w:p>
+      <w:r>
+        <w:t xml:space="preserve">    # XY MOVEMENT </w:t>
+      </w:r>
+    </w:p>
+    <w:p>
+      <w:r>
+        <w:t xml:space="preserve">    if </w:t>
+      </w:r>
+      <w:proofErr w:type="spellStart"/>
+      <w:r>
+        <w:t>pb_left.</w:t>
+      </w:r>
+      <w:proofErr w:type="gramStart"/>
+      <w:r>
+        <w:t>value</w:t>
+      </w:r>
+      <w:proofErr w:type="spellEnd"/>
+      <w:r>
+        <w:t>(</w:t>
+      </w:r>
+      <w:proofErr w:type="gramEnd"/>
+      <w:r>
+        <w:t>) == 0:</w:t>
+      </w:r>
+    </w:p>
+    <w:p>
+      <w:r>
+        <w:t xml:space="preserve">        </w:t>
+      </w:r>
+      <w:proofErr w:type="spellStart"/>
+      <w:r>
+        <w:t>move_</w:t>
+      </w:r>
+      <w:proofErr w:type="gramStart"/>
+      <w:r>
+        <w:t>motor</w:t>
+      </w:r>
+      <w:proofErr w:type="spellEnd"/>
+      <w:r>
+        <w:t>(</w:t>
+      </w:r>
+      <w:proofErr w:type="gramEnd"/>
+      <w:r>
+        <w:t xml:space="preserve">in1, in2, en1, -1, </w:t>
+      </w:r>
+      <w:proofErr w:type="spellStart"/>
+      <w:r>
+        <w:t>max_speed</w:t>
+      </w:r>
+      <w:proofErr w:type="spellEnd"/>
+      <w:r>
+        <w:t>)</w:t>
+      </w:r>
+    </w:p>
+    <w:p>
+      <w:r>
+        <w:t xml:space="preserve">        </w:t>
+      </w:r>
+      <w:proofErr w:type="spellStart"/>
+      <w:r>
+        <w:t>move_</w:t>
+      </w:r>
+      <w:proofErr w:type="gramStart"/>
+      <w:r>
+        <w:t>motor</w:t>
+      </w:r>
+      <w:proofErr w:type="spellEnd"/>
+      <w:r>
+        <w:t>(</w:t>
+      </w:r>
+      <w:proofErr w:type="gramEnd"/>
+      <w:r>
+        <w:t xml:space="preserve">in3, in4, en2, -1, </w:t>
+      </w:r>
+      <w:proofErr w:type="spellStart"/>
+      <w:r>
+        <w:t>max_speed</w:t>
+      </w:r>
+      <w:proofErr w:type="spellEnd"/>
+      <w:r>
+        <w:t>)</w:t>
+      </w:r>
+    </w:p>
+    <w:p>
+      <w:r>
+        <w:t xml:space="preserve">        print("left")</w:t>
+      </w:r>
+    </w:p>
+    <w:p/>
+    <w:p>
+      <w:r>
+        <w:t xml:space="preserve">    </w:t>
+      </w:r>
+      <w:proofErr w:type="spellStart"/>
+      <w:r>
+        <w:t>elif</w:t>
+      </w:r>
+      <w:proofErr w:type="spellEnd"/>
+      <w:r>
+        <w:t xml:space="preserve"> </w:t>
+      </w:r>
+      <w:proofErr w:type="spellStart"/>
+      <w:r>
+        <w:t>pb_right.</w:t>
+      </w:r>
+      <w:proofErr w:type="gramStart"/>
+      <w:r>
+        <w:t>value</w:t>
+      </w:r>
+      <w:proofErr w:type="spellEnd"/>
+      <w:r>
+        <w:t>(</w:t>
+      </w:r>
+      <w:proofErr w:type="gramEnd"/>
+      <w:r>
+        <w:t>) == 0:</w:t>
+      </w:r>
+    </w:p>
+    <w:p>
+      <w:r>
+        <w:t xml:space="preserve">        </w:t>
+      </w:r>
+      <w:proofErr w:type="spellStart"/>
+      <w:r>
+        <w:t>move_</w:t>
+      </w:r>
+      <w:proofErr w:type="gramStart"/>
+      <w:r>
+        <w:t>motor</w:t>
+      </w:r>
+      <w:proofErr w:type="spellEnd"/>
+      <w:r>
+        <w:t>(</w:t>
+      </w:r>
+      <w:proofErr w:type="gramEnd"/>
+      <w:r>
+        <w:t xml:space="preserve">in1, in2, en1, 1, </w:t>
+      </w:r>
+      <w:proofErr w:type="spellStart"/>
+      <w:r>
+        <w:t>max_speed</w:t>
+      </w:r>
+      <w:proofErr w:type="spellEnd"/>
+      <w:r>
+        <w:t>)</w:t>
+      </w:r>
+    </w:p>
+    <w:p>
+      <w:r>
+        <w:t xml:space="preserve">        </w:t>
+      </w:r>
+      <w:proofErr w:type="spellStart"/>
+      <w:r>
+        <w:t>move_</w:t>
+      </w:r>
+      <w:proofErr w:type="gramStart"/>
+      <w:r>
+        <w:t>motor</w:t>
+      </w:r>
+      <w:proofErr w:type="spellEnd"/>
+      <w:r>
+        <w:t>(</w:t>
+      </w:r>
+      <w:proofErr w:type="gramEnd"/>
+      <w:r>
+        <w:t xml:space="preserve">in3, in4, en2, 1, </w:t>
+      </w:r>
+      <w:proofErr w:type="spellStart"/>
+      <w:r>
+        <w:t>max_speed</w:t>
+      </w:r>
+      <w:proofErr w:type="spellEnd"/>
+      <w:r>
+        <w:t>)</w:t>
+      </w:r>
+    </w:p>
+    <w:p>
+      <w:r>
+        <w:t xml:space="preserve">        print("right")</w:t>
+      </w:r>
+    </w:p>
+    <w:p/>
+    <w:p>
+      <w:r>
+        <w:t xml:space="preserve">    </w:t>
+      </w:r>
+      <w:proofErr w:type="spellStart"/>
+      <w:r>
+        <w:t>elif</w:t>
+      </w:r>
+      <w:proofErr w:type="spellEnd"/>
+      <w:r>
+        <w:t xml:space="preserve"> </w:t>
+      </w:r>
+      <w:proofErr w:type="spellStart"/>
+      <w:r>
+        <w:t>pb_down.</w:t>
+      </w:r>
+      <w:proofErr w:type="gramStart"/>
+      <w:r>
+        <w:t>value</w:t>
+      </w:r>
+      <w:proofErr w:type="spellEnd"/>
+      <w:r>
+        <w:t>(</w:t>
+      </w:r>
+      <w:proofErr w:type="gramEnd"/>
+      <w:r>
+        <w:t>) == 0:</w:t>
+      </w:r>
+    </w:p>
+    <w:p>
+      <w:r>
+        <w:t xml:space="preserve">        </w:t>
+      </w:r>
+      <w:proofErr w:type="spellStart"/>
+      <w:r>
+        <w:t>move_</w:t>
+      </w:r>
+      <w:proofErr w:type="gramStart"/>
+      <w:r>
+        <w:t>motor</w:t>
+      </w:r>
+      <w:proofErr w:type="spellEnd"/>
+      <w:r>
+        <w:t>(</w:t>
+      </w:r>
+      <w:proofErr w:type="gramEnd"/>
+      <w:r>
+        <w:t xml:space="preserve">in1, in2, en1, 1, </w:t>
+      </w:r>
+      <w:proofErr w:type="spellStart"/>
+      <w:r>
+        <w:t>max_speed</w:t>
+      </w:r>
+      <w:proofErr w:type="spellEnd"/>
+      <w:r>
+        <w:t>)</w:t>
+      </w:r>
+    </w:p>
+    <w:p>
+      <w:r>
+        <w:t xml:space="preserve">        </w:t>
+      </w:r>
+      <w:proofErr w:type="spellStart"/>
+      <w:r>
+        <w:t>move_</w:t>
+      </w:r>
+      <w:proofErr w:type="gramStart"/>
+      <w:r>
+        <w:t>motor</w:t>
+      </w:r>
+      <w:proofErr w:type="spellEnd"/>
+      <w:r>
+        <w:t>(</w:t>
+      </w:r>
+      <w:proofErr w:type="gramEnd"/>
+      <w:r>
+        <w:t xml:space="preserve">in3, in4, en2, -1, </w:t>
+      </w:r>
+      <w:proofErr w:type="spellStart"/>
+      <w:r>
+        <w:t>max_speed</w:t>
+      </w:r>
+      <w:proofErr w:type="spellEnd"/>
+      <w:r>
+        <w:t>)</w:t>
+      </w:r>
+    </w:p>
+    <w:p>
+      <w:r>
+        <w:t xml:space="preserve">        print("down")</w:t>
+      </w:r>
+    </w:p>
+    <w:p/>
+    <w:p>
+      <w:r>
+        <w:t xml:space="preserve">    </w:t>
+      </w:r>
+      <w:proofErr w:type="spellStart"/>
+      <w:r>
+        <w:t>elif</w:t>
+      </w:r>
+      <w:proofErr w:type="spellEnd"/>
+      <w:r>
+        <w:t xml:space="preserve"> </w:t>
+      </w:r>
+      <w:proofErr w:type="spellStart"/>
+      <w:r>
+        <w:t>pb_up.</w:t>
+      </w:r>
+      <w:proofErr w:type="gramStart"/>
+      <w:r>
+        <w:t>value</w:t>
+      </w:r>
+      <w:proofErr w:type="spellEnd"/>
+      <w:r>
+        <w:t>(</w:t>
+      </w:r>
+      <w:proofErr w:type="gramEnd"/>
+      <w:r>
+        <w:t>) == 0:</w:t>
+      </w:r>
+    </w:p>
+    <w:p>
+      <w:r>
+        <w:t xml:space="preserve">        </w:t>
+      </w:r>
+      <w:proofErr w:type="spellStart"/>
+      <w:r>
+        <w:t>move_</w:t>
+      </w:r>
+      <w:proofErr w:type="gramStart"/>
+      <w:r>
+        <w:t>motor</w:t>
+      </w:r>
+      <w:proofErr w:type="spellEnd"/>
+      <w:r>
+        <w:t>(</w:t>
+      </w:r>
+      <w:proofErr w:type="gramEnd"/>
+      <w:r>
+        <w:t xml:space="preserve">in1, in2, en1, -1, </w:t>
+      </w:r>
+      <w:proofErr w:type="spellStart"/>
+      <w:r>
+        <w:t>max_speed</w:t>
+      </w:r>
+      <w:proofErr w:type="spellEnd"/>
+      <w:r>
+        <w:t>)</w:t>
+      </w:r>
+    </w:p>
+    <w:p>
+      <w:r>
+        <w:t xml:space="preserve">        </w:t>
+      </w:r>
+      <w:proofErr w:type="spellStart"/>
+      <w:r>
+        <w:t>move_</w:t>
+      </w:r>
+      <w:proofErr w:type="gramStart"/>
+      <w:r>
+        <w:t>motor</w:t>
+      </w:r>
+      <w:proofErr w:type="spellEnd"/>
+      <w:r>
+        <w:t>(</w:t>
+      </w:r>
+      <w:proofErr w:type="gramEnd"/>
+      <w:r>
+        <w:t xml:space="preserve">in3, in4, en2, 1, </w:t>
+      </w:r>
+      <w:proofErr w:type="spellStart"/>
+      <w:r>
+        <w:t>max_speed</w:t>
+      </w:r>
+      <w:proofErr w:type="spellEnd"/>
+      <w:r>
+        <w:t>)</w:t>
+      </w:r>
+    </w:p>
+    <w:p>
+      <w:r>
+        <w:t xml:space="preserve">        print("up")</w:t>
+      </w:r>
+    </w:p>
+    <w:p/>
+    <w:p>
+      <w:r>
+        <w:t xml:space="preserve">    else:</w:t>
+      </w:r>
+    </w:p>
+    <w:p>
+      <w:r>
+        <w:lastRenderedPageBreak/>
+        <w:t xml:space="preserve">        </w:t>
+      </w:r>
+      <w:proofErr w:type="spellStart"/>
+      <w:r>
+        <w:t>move_</w:t>
+      </w:r>
+      <w:proofErr w:type="gramStart"/>
+      <w:r>
+        <w:t>motor</w:t>
+      </w:r>
+      <w:proofErr w:type="spellEnd"/>
+      <w:r>
+        <w:t>(</w:t>
+      </w:r>
+      <w:proofErr w:type="gramEnd"/>
+      <w:r>
+        <w:t>in1, in2, en1, 0, 0)</w:t>
+      </w:r>
+    </w:p>
+    <w:p>
+      <w:r>
+        <w:t xml:space="preserve">        </w:t>
+      </w:r>
+      <w:proofErr w:type="spellStart"/>
+      <w:r>
+        <w:t>move_</w:t>
+      </w:r>
+      <w:proofErr w:type="gramStart"/>
+      <w:r>
+        <w:t>motor</w:t>
+      </w:r>
+      <w:proofErr w:type="spellEnd"/>
+      <w:r>
+        <w:t>(</w:t>
+      </w:r>
+      <w:proofErr w:type="gramEnd"/>
+      <w:r>
+        <w:t>in3, in4, en2, 0, 0)</w:t>
+      </w:r>
+    </w:p>
+    <w:p/>
+    <w:p/>
+    <w:p>
+      <w:r>
+        <w:t xml:space="preserve">    # Z AXIS </w:t>
+      </w:r>
+    </w:p>
+    <w:p>
+      <w:r>
+        <w:t xml:space="preserve">    if </w:t>
+      </w:r>
+      <w:proofErr w:type="spellStart"/>
+      <w:r>
+        <w:t>pb_z_up.</w:t>
+      </w:r>
+      <w:proofErr w:type="gramStart"/>
+      <w:r>
+        <w:t>value</w:t>
+      </w:r>
+      <w:proofErr w:type="spellEnd"/>
+      <w:r>
+        <w:t>(</w:t>
+      </w:r>
+      <w:proofErr w:type="gramEnd"/>
+      <w:r>
+        <w:t>) == 0:</w:t>
+      </w:r>
+    </w:p>
+    <w:p>
+      <w:r>
+        <w:t xml:space="preserve">        </w:t>
+      </w:r>
+      <w:proofErr w:type="spellStart"/>
+      <w:r>
+        <w:t>move_</w:t>
+      </w:r>
+      <w:proofErr w:type="gramStart"/>
+      <w:r>
+        <w:t>motor</w:t>
+      </w:r>
+      <w:proofErr w:type="spellEnd"/>
+      <w:r>
+        <w:t>(</w:t>
+      </w:r>
+      <w:proofErr w:type="gramEnd"/>
+      <w:r>
+        <w:t xml:space="preserve">in5, in6, en3, 1, </w:t>
+      </w:r>
+      <w:proofErr w:type="spellStart"/>
+      <w:r>
+        <w:t>max_speed</w:t>
+      </w:r>
+      <w:proofErr w:type="spellEnd"/>
+      <w:r>
+        <w:t>)</w:t>
+      </w:r>
+    </w:p>
+    <w:p>
+      <w:r>
+        <w:t xml:space="preserve">        </w:t>
+      </w:r>
+      <w:proofErr w:type="gramStart"/>
+      <w:r>
+        <w:t>print(</w:t>
+      </w:r>
+      <w:proofErr w:type="gramEnd"/>
+      <w:r>
+        <w:t>"Z up")</w:t>
+      </w:r>
+    </w:p>
+    <w:p/>
+    <w:p>
+      <w:r>
+        <w:t xml:space="preserve">    </w:t>
+      </w:r>
+      <w:proofErr w:type="spellStart"/>
+      <w:r>
+        <w:t>elif</w:t>
+      </w:r>
+      <w:proofErr w:type="spellEnd"/>
+      <w:r>
+        <w:t xml:space="preserve"> </w:t>
+      </w:r>
+      <w:proofErr w:type="spellStart"/>
+      <w:r>
+        <w:t>pb_z_down.</w:t>
+      </w:r>
+      <w:proofErr w:type="gramStart"/>
+      <w:r>
+        <w:t>value</w:t>
+      </w:r>
+      <w:proofErr w:type="spellEnd"/>
+      <w:r>
+        <w:t>(</w:t>
+      </w:r>
+      <w:proofErr w:type="gramEnd"/>
+      <w:r>
+        <w:t>) == 0:</w:t>
+      </w:r>
+    </w:p>
+    <w:p>
+      <w:r>
+        <w:t xml:space="preserve">        </w:t>
+      </w:r>
+      <w:proofErr w:type="spellStart"/>
+      <w:r>
+        <w:t>move_</w:t>
+      </w:r>
+      <w:proofErr w:type="gramStart"/>
+      <w:r>
+        <w:t>motor</w:t>
+      </w:r>
+      <w:proofErr w:type="spellEnd"/>
+      <w:r>
+        <w:t>(</w:t>
+      </w:r>
+      <w:proofErr w:type="gramEnd"/>
+      <w:r>
+        <w:t xml:space="preserve">in5, in6, en3, -1, </w:t>
+      </w:r>
+      <w:proofErr w:type="spellStart"/>
+      <w:r>
+        <w:t>max_speed</w:t>
+      </w:r>
+      <w:proofErr w:type="spellEnd"/>
+      <w:r>
+        <w:t>)</w:t>
+      </w:r>
+    </w:p>
+    <w:p>
+      <w:r>
+        <w:t xml:space="preserve">        </w:t>
+      </w:r>
+      <w:proofErr w:type="gramStart"/>
+      <w:r>
+        <w:t>print(</w:t>
+      </w:r>
+      <w:proofErr w:type="gramEnd"/>
+      <w:r>
+        <w:t>"Z down")</w:t>
+      </w:r>
+    </w:p>
+    <w:p/>
+    <w:p>
+      <w:r>
+        <w:t xml:space="preserve">    else:</w:t>
+      </w:r>
+    </w:p>
+    <w:p>
+      <w:r>
+        <w:t xml:space="preserve">        </w:t>
+      </w:r>
+      <w:proofErr w:type="spellStart"/>
+      <w:r>
+        <w:t>move_</w:t>
+      </w:r>
+      <w:proofErr w:type="gramStart"/>
+      <w:r>
+        <w:t>motor</w:t>
+      </w:r>
+      <w:proofErr w:type="spellEnd"/>
+      <w:r>
+        <w:t>(</w:t>
+      </w:r>
+      <w:proofErr w:type="gramEnd"/>
+      <w:r>
+        <w:t>in5, in6, en3, 0, 0)</w:t>
+      </w:r>
+    </w:p>
+    <w:p/>
+    <w:p/>
+    <w:p>
+      <w:r>
+        <w:t xml:space="preserve">    # CLAW </w:t>
+      </w:r>
+    </w:p>
+    <w:p>
+      <w:r>
+        <w:t xml:space="preserve">    if </w:t>
+      </w:r>
+      <w:proofErr w:type="spellStart"/>
+      <w:r>
+        <w:t>pb_claw_open.</w:t>
+      </w:r>
+      <w:proofErr w:type="gramStart"/>
+      <w:r>
+        <w:t>value</w:t>
+      </w:r>
+      <w:proofErr w:type="spellEnd"/>
+      <w:r>
+        <w:t>(</w:t>
+      </w:r>
+      <w:proofErr w:type="gramEnd"/>
+      <w:r>
+        <w:t>) == 0:</w:t>
+      </w:r>
+    </w:p>
+    <w:p>
+      <w:r>
+        <w:t xml:space="preserve">        </w:t>
+      </w:r>
+      <w:proofErr w:type="spellStart"/>
+      <w:r>
+        <w:t>move_</w:t>
+      </w:r>
+      <w:proofErr w:type="gramStart"/>
+      <w:r>
+        <w:t>motor</w:t>
+      </w:r>
+      <w:proofErr w:type="spellEnd"/>
+      <w:r>
+        <w:t>(</w:t>
+      </w:r>
+      <w:proofErr w:type="gramEnd"/>
+      <w:r>
+        <w:t xml:space="preserve">in7, in8, en4, 1, </w:t>
+      </w:r>
+      <w:proofErr w:type="spellStart"/>
+      <w:r>
+        <w:t>max_speed</w:t>
+      </w:r>
+      <w:proofErr w:type="spellEnd"/>
+      <w:r>
+        <w:t>)</w:t>
+      </w:r>
+    </w:p>
+    <w:p>
+      <w:r>
+        <w:t xml:space="preserve">        </w:t>
+      </w:r>
+      <w:proofErr w:type="gramStart"/>
+      <w:r>
+        <w:t>print(</w:t>
+      </w:r>
+      <w:proofErr w:type="gramEnd"/>
+      <w:r>
+        <w:t>"Claw opening")</w:t>
+      </w:r>
+    </w:p>
+    <w:p/>
+    <w:p>
+      <w:r>
+        <w:t xml:space="preserve">    </w:t>
+      </w:r>
+      <w:proofErr w:type="spellStart"/>
+      <w:r>
+        <w:t>elif</w:t>
+      </w:r>
+      <w:proofErr w:type="spellEnd"/>
+      <w:r>
+        <w:t xml:space="preserve"> </w:t>
+      </w:r>
+      <w:proofErr w:type="spellStart"/>
+      <w:r>
+        <w:t>pb_claw_close.</w:t>
+      </w:r>
+      <w:proofErr w:type="gramStart"/>
+      <w:r>
+        <w:t>value</w:t>
+      </w:r>
+      <w:proofErr w:type="spellEnd"/>
+      <w:r>
+        <w:t>(</w:t>
+      </w:r>
+      <w:proofErr w:type="gramEnd"/>
+      <w:r>
+        <w:t>) == 0:</w:t>
+      </w:r>
+    </w:p>
+    <w:p>
+      <w:r>
+        <w:t xml:space="preserve">        </w:t>
+      </w:r>
+      <w:proofErr w:type="spellStart"/>
+      <w:r>
+        <w:t>move_</w:t>
+      </w:r>
+      <w:proofErr w:type="gramStart"/>
+      <w:r>
+        <w:t>motor</w:t>
+      </w:r>
+      <w:proofErr w:type="spellEnd"/>
+      <w:r>
+        <w:t>(</w:t>
+      </w:r>
+      <w:proofErr w:type="gramEnd"/>
+      <w:r>
+        <w:t xml:space="preserve">in7, in8, en4, -1, </w:t>
+      </w:r>
+      <w:proofErr w:type="spellStart"/>
+      <w:r>
+        <w:t>max_speed</w:t>
+      </w:r>
+      <w:proofErr w:type="spellEnd"/>
+      <w:r>
+        <w:t>)</w:t>
+      </w:r>
+    </w:p>
+    <w:p>
+      <w:r>
+        <w:t xml:space="preserve">        </w:t>
+      </w:r>
+      <w:proofErr w:type="gramStart"/>
+      <w:r>
+        <w:t>print(</w:t>
+      </w:r>
+      <w:proofErr w:type="gramEnd"/>
+      <w:r>
+        <w:t>"Claw closing")</w:t>
+      </w:r>
+    </w:p>
+    <w:p/>
+    <w:p>
+      <w:r>
+        <w:lastRenderedPageBreak/>
+        <w:t xml:space="preserve">    else:</w:t>
+      </w:r>
+    </w:p>
+    <w:p>
+      <w:r>
+        <w:t xml:space="preserve">        </w:t>
+      </w:r>
+      <w:proofErr w:type="spellStart"/>
+      <w:r>
+        <w:t>move_</w:t>
+      </w:r>
+      <w:proofErr w:type="gramStart"/>
+      <w:r>
+        <w:t>motor</w:t>
+      </w:r>
+      <w:proofErr w:type="spellEnd"/>
+      <w:r>
+        <w:t>(</w:t>
+      </w:r>
+      <w:proofErr w:type="gramEnd"/>
+      <w:r>
+        <w:t>in7, in8, en4, 0, 0)</w:t>
+      </w:r>
+    </w:p>
+    <w:p/>
+    <w:p/>
+    <w:p>
+      <w:r>
+        <w:t xml:space="preserve">    </w:t>
+      </w:r>
+      <w:proofErr w:type="spellStart"/>
+      <w:proofErr w:type="gramStart"/>
+      <w:r>
+        <w:t>time.sleep</w:t>
+      </w:r>
+      <w:proofErr w:type="spellEnd"/>
+      <w:proofErr w:type="gramEnd"/>
+      <w:r>
+        <w:t>(0.05)</w:t>
+      </w:r>
+      <w:r>
+        <w:br/>
+      </w:r>
+    </w:p>
+    <w:p/>
+    <w:p/>
+    <w:p/>
+    <w:p/>
+    <w:p/>
+    <w:p/>
+    <w:p/>
+    <w:p/>
+    <w:p/>
+    <w:p/>
+    <w:p/>
+    <w:p/>
+    <w:p/>
+    <w:p/>
+    <w:p/>
+    <w:p/>
+    <w:p/>
+    <w:p/>
+    <w:p/>
+    <w:p/>
+    <w:p>
+      <w:r>
+        <w:lastRenderedPageBreak/>
+        <w:t xml:space="preserve">Codes to test components - </w:t>
+      </w:r>
+      <w:r>
+        <w:br/>
+      </w:r>
+      <w:r>
+        <w:br/>
+      </w:r>
+      <w:r>
+        <w:br/>
+        <w:t>Claw Code</w:t>
+      </w:r>
+      <w:r>
+        <w:br/>
+      </w:r>
+      <w:r>
+        <w:br/>
+      </w:r>
+      <w:r>
+        <w:t>from machine import Pin, PWM</w:t>
+      </w:r>
+    </w:p>
+    <w:p>
+      <w:r>
+        <w:t>import time</w:t>
+      </w:r>
+    </w:p>
+    <w:p/>
+    <w:p>
+      <w:r>
+        <w:t xml:space="preserve"># L298N Motor Driver Setup </w:t>
+      </w:r>
+    </w:p>
+    <w:p>
+      <w:proofErr w:type="spellStart"/>
+      <w:r>
+        <w:t>speed_pin</w:t>
+      </w:r>
+      <w:proofErr w:type="spellEnd"/>
+      <w:r>
+        <w:t xml:space="preserve"> = PWM(</w:t>
+      </w:r>
+      <w:proofErr w:type="gramStart"/>
+      <w:r>
+        <w:t>Pin(</w:t>
+      </w:r>
+      <w:proofErr w:type="gramEnd"/>
+      <w:r>
+        <w:t>19))</w:t>
+      </w:r>
+    </w:p>
+    <w:p>
+      <w:proofErr w:type="spellStart"/>
+      <w:r>
+        <w:t>speed_</w:t>
+      </w:r>
+      <w:proofErr w:type="gramStart"/>
+      <w:r>
+        <w:t>pin.freq</w:t>
+      </w:r>
+      <w:proofErr w:type="spellEnd"/>
+      <w:proofErr w:type="gramEnd"/>
+      <w:r>
+        <w:t>(1000)</w:t>
+      </w:r>
+    </w:p>
+    <w:p/>
+    <w:p>
+      <w:r>
+        <w:t xml:space="preserve">dir_pin_1 = </w:t>
+      </w:r>
+      <w:proofErr w:type="gramStart"/>
+      <w:r>
+        <w:t>Pin(</w:t>
+      </w:r>
+      <w:proofErr w:type="gramEnd"/>
+      <w:r>
+        <w:t xml:space="preserve">13, </w:t>
+      </w:r>
+      <w:proofErr w:type="spellStart"/>
+      <w:r>
+        <w:t>Pin.OUT</w:t>
+      </w:r>
+      <w:proofErr w:type="spellEnd"/>
+      <w:r>
+        <w:t>)</w:t>
+      </w:r>
+    </w:p>
+    <w:p>
+      <w:r>
+        <w:t xml:space="preserve">dir_pin_2 = </w:t>
+      </w:r>
+      <w:proofErr w:type="gramStart"/>
+      <w:r>
+        <w:t>Pin(</w:t>
+      </w:r>
+      <w:proofErr w:type="gramEnd"/>
+      <w:r>
+        <w:t xml:space="preserve">15, </w:t>
+      </w:r>
+      <w:proofErr w:type="spellStart"/>
+      <w:r>
+        <w:t>Pin.OUT</w:t>
+      </w:r>
+      <w:proofErr w:type="spellEnd"/>
+      <w:r>
+        <w:t>)</w:t>
+      </w:r>
+    </w:p>
+    <w:p/>
+    <w:p>
+      <w:r>
+        <w:t>MOTOR_SPEED = 1023</w:t>
+      </w:r>
+    </w:p>
+    <w:p/>
+    <w:p>
+      <w:r>
+        <w:t xml:space="preserve"># Main Loop </w:t>
+      </w:r>
+    </w:p>
+    <w:p>
+      <w:r>
+        <w:t>while True:</w:t>
+      </w:r>
+    </w:p>
+    <w:p/>
+    <w:p>
+      <w:r>
+        <w:t xml:space="preserve">    # Open claw</w:t>
+      </w:r>
+    </w:p>
+    <w:p>
+      <w:r>
+        <w:t xml:space="preserve">    </w:t>
+      </w:r>
+      <w:proofErr w:type="gramStart"/>
+      <w:r>
+        <w:t>print(</w:t>
+      </w:r>
+      <w:proofErr w:type="gramEnd"/>
+      <w:r>
+        <w:t>"Opening Claw...")</w:t>
+      </w:r>
+    </w:p>
+    <w:p>
+      <w:r>
+        <w:t xml:space="preserve">    dir_pin_1.</w:t>
+      </w:r>
+      <w:proofErr w:type="gramStart"/>
+      <w:r>
+        <w:t>value(</w:t>
+      </w:r>
+      <w:proofErr w:type="gramEnd"/>
+      <w:r>
+        <w:t>1)</w:t>
+      </w:r>
+    </w:p>
+    <w:p>
+      <w:r>
+        <w:t xml:space="preserve">    dir_pin_2.</w:t>
+      </w:r>
+      <w:proofErr w:type="gramStart"/>
+      <w:r>
+        <w:t>value(</w:t>
+      </w:r>
+      <w:proofErr w:type="gramEnd"/>
+      <w:r>
+        <w:t>0)</w:t>
+      </w:r>
+    </w:p>
+    <w:p>
+      <w:r>
+        <w:t xml:space="preserve">    </w:t>
+      </w:r>
+      <w:proofErr w:type="spellStart"/>
+      <w:r>
+        <w:t>speed_</w:t>
+      </w:r>
+      <w:proofErr w:type="gramStart"/>
+      <w:r>
+        <w:t>pin.duty</w:t>
+      </w:r>
+      <w:proofErr w:type="spellEnd"/>
+      <w:proofErr w:type="gramEnd"/>
+      <w:r>
+        <w:t>(MOTOR_SPEED)</w:t>
+      </w:r>
+    </w:p>
+    <w:p>
+      <w:r>
+        <w:t xml:space="preserve">    </w:t>
+      </w:r>
+      <w:proofErr w:type="spellStart"/>
+      <w:proofErr w:type="gramStart"/>
+      <w:r>
+        <w:t>time.sleep</w:t>
+      </w:r>
+      <w:proofErr w:type="spellEnd"/>
+      <w:proofErr w:type="gramEnd"/>
+      <w:r>
+        <w:t>(0.8)</w:t>
+      </w:r>
+    </w:p>
+    <w:p>
+      <w:r>
+        <w:t xml:space="preserve">    dir_pin_1.</w:t>
+      </w:r>
+      <w:proofErr w:type="gramStart"/>
+      <w:r>
+        <w:t>value(</w:t>
+      </w:r>
+      <w:proofErr w:type="gramEnd"/>
+      <w:r>
+        <w:t>0)</w:t>
+      </w:r>
+    </w:p>
+    <w:p>
+      <w:r>
+        <w:lastRenderedPageBreak/>
+        <w:t xml:space="preserve">    dir_pin_2.</w:t>
+      </w:r>
+      <w:proofErr w:type="gramStart"/>
+      <w:r>
+        <w:t>value(</w:t>
+      </w:r>
+      <w:proofErr w:type="gramEnd"/>
+      <w:r>
+        <w:t>0)</w:t>
+      </w:r>
+    </w:p>
+    <w:p>
+      <w:r>
+        <w:t xml:space="preserve">    </w:t>
+      </w:r>
+      <w:proofErr w:type="spellStart"/>
+      <w:r>
+        <w:t>speed_</w:t>
+      </w:r>
+      <w:proofErr w:type="gramStart"/>
+      <w:r>
+        <w:t>pin.duty</w:t>
+      </w:r>
+      <w:proofErr w:type="spellEnd"/>
+      <w:proofErr w:type="gramEnd"/>
+      <w:r>
+        <w:t>(0)</w:t>
+      </w:r>
+    </w:p>
+    <w:p/>
+    <w:p>
+      <w:r>
+        <w:t xml:space="preserve">    </w:t>
+      </w:r>
+      <w:proofErr w:type="spellStart"/>
+      <w:proofErr w:type="gramStart"/>
+      <w:r>
+        <w:t>time.sleep</w:t>
+      </w:r>
+      <w:proofErr w:type="spellEnd"/>
+      <w:proofErr w:type="gramEnd"/>
+      <w:r>
+        <w:t>(2)</w:t>
+      </w:r>
+    </w:p>
+    <w:p/>
+    <w:p>
+      <w:r>
+        <w:t xml:space="preserve">    # Close claw</w:t>
+      </w:r>
+    </w:p>
+    <w:p>
+      <w:r>
+        <w:t xml:space="preserve">    </w:t>
+      </w:r>
+      <w:proofErr w:type="gramStart"/>
+      <w:r>
+        <w:t>print(</w:t>
+      </w:r>
+      <w:proofErr w:type="gramEnd"/>
+      <w:r>
+        <w:t>"Closing Claw...")</w:t>
+      </w:r>
+    </w:p>
+    <w:p>
+      <w:r>
+        <w:t xml:space="preserve">    dir_pin_1.</w:t>
+      </w:r>
+      <w:proofErr w:type="gramStart"/>
+      <w:r>
+        <w:t>value(</w:t>
+      </w:r>
+      <w:proofErr w:type="gramEnd"/>
+      <w:r>
+        <w:t>0)</w:t>
+      </w:r>
+    </w:p>
+    <w:p>
+      <w:r>
+        <w:t xml:space="preserve">    dir_pin_2.</w:t>
+      </w:r>
+      <w:proofErr w:type="gramStart"/>
+      <w:r>
+        <w:t>value(</w:t>
+      </w:r>
+      <w:proofErr w:type="gramEnd"/>
+      <w:r>
+        <w:t>1)</w:t>
+      </w:r>
+    </w:p>
+    <w:p>
+      <w:r>
+        <w:t xml:space="preserve">    </w:t>
+      </w:r>
+      <w:proofErr w:type="spellStart"/>
+      <w:r>
+        <w:t>speed_</w:t>
+      </w:r>
+      <w:proofErr w:type="gramStart"/>
+      <w:r>
+        <w:t>pin.duty</w:t>
+      </w:r>
+      <w:proofErr w:type="spellEnd"/>
+      <w:proofErr w:type="gramEnd"/>
+      <w:r>
+        <w:t>(MOTOR_SPEED)</w:t>
+      </w:r>
+    </w:p>
+    <w:p>
+      <w:r>
+        <w:t xml:space="preserve">    </w:t>
+      </w:r>
+      <w:proofErr w:type="spellStart"/>
+      <w:proofErr w:type="gramStart"/>
+      <w:r>
+        <w:t>time.sleep</w:t>
+      </w:r>
+      <w:proofErr w:type="spellEnd"/>
+      <w:proofErr w:type="gramEnd"/>
+      <w:r>
+        <w:t>(0.6)</w:t>
+      </w:r>
+    </w:p>
+    <w:p>
+      <w:r>
+        <w:t xml:space="preserve">    dir_pin_1.</w:t>
+      </w:r>
+      <w:proofErr w:type="gramStart"/>
+      <w:r>
+        <w:t>value(</w:t>
+      </w:r>
+      <w:proofErr w:type="gramEnd"/>
+      <w:r>
+        <w:t>0)</w:t>
+      </w:r>
+    </w:p>
+    <w:p>
+      <w:r>
+        <w:t xml:space="preserve">    dir_pin_2.</w:t>
+      </w:r>
+      <w:proofErr w:type="gramStart"/>
+      <w:r>
+        <w:t>value(</w:t>
+      </w:r>
+      <w:proofErr w:type="gramEnd"/>
+      <w:r>
+        <w:t>0)</w:t>
+      </w:r>
+    </w:p>
+    <w:p>
+      <w:r>
+        <w:t xml:space="preserve">    </w:t>
+      </w:r>
+      <w:proofErr w:type="spellStart"/>
+      <w:r>
+        <w:t>speed_</w:t>
+      </w:r>
+      <w:proofErr w:type="gramStart"/>
+      <w:r>
+        <w:t>pin.duty</w:t>
+      </w:r>
+      <w:proofErr w:type="spellEnd"/>
+      <w:proofErr w:type="gramEnd"/>
+      <w:r>
+        <w:t>(0)</w:t>
+      </w:r>
+    </w:p>
+    <w:p/>
+    <w:p>
+      <w:r>
+        <w:t xml:space="preserve">    </w:t>
+      </w:r>
+      <w:proofErr w:type="spellStart"/>
+      <w:proofErr w:type="gramStart"/>
+      <w:r>
+        <w:t>time.sleep</w:t>
+      </w:r>
+      <w:proofErr w:type="spellEnd"/>
+      <w:proofErr w:type="gramEnd"/>
+      <w:r>
+        <w:t>(2)</w:t>
+      </w:r>
+    </w:p>
+    <w:p/>
+    <w:p/>
+    <w:p/>
+    <w:p>
+      <w:r>
+        <w:br/>
+      </w:r>
+      <w:r>
+        <w:br/>
+      </w:r>
+    </w:p>
+    <w:p/>
+    <w:p/>
+    <w:p/>
+    <w:p/>
+    <w:p>
+      <w:r>
+        <w:lastRenderedPageBreak/>
+        <w:t>Test code for joystick and motors</w:t>
+      </w:r>
+      <w:r>
+        <w:br/>
+      </w:r>
+      <w:r>
+        <w:br/>
+      </w:r>
+    </w:p>
+    <w:p>
+      <w:r>
+        <w:t>from machine import Pin, PWM, ADC</w:t>
+      </w:r>
+    </w:p>
+    <w:p>
+      <w:r>
+        <w:t>import time</w:t>
+      </w:r>
+    </w:p>
+    <w:p/>
+    <w:p>
+      <w:proofErr w:type="spellStart"/>
+      <w:r>
+        <w:t>joy_x</w:t>
+      </w:r>
+      <w:proofErr w:type="spellEnd"/>
+      <w:r>
+        <w:t xml:space="preserve"> = ADC(</w:t>
+      </w:r>
+      <w:proofErr w:type="gramStart"/>
+      <w:r>
+        <w:t>Pin(</w:t>
+      </w:r>
+      <w:proofErr w:type="gramEnd"/>
+      <w:r>
+        <w:t>34))</w:t>
+      </w:r>
+    </w:p>
+    <w:p>
+      <w:proofErr w:type="spellStart"/>
+      <w:r>
+        <w:t>joy_y</w:t>
+      </w:r>
+      <w:proofErr w:type="spellEnd"/>
+      <w:r>
+        <w:t xml:space="preserve"> = ADC(</w:t>
+      </w:r>
+      <w:proofErr w:type="gramStart"/>
+      <w:r>
+        <w:t>Pin(</w:t>
+      </w:r>
+      <w:proofErr w:type="gramEnd"/>
+      <w:r>
+        <w:t>35))</w:t>
+      </w:r>
+    </w:p>
+    <w:p>
+      <w:proofErr w:type="spellStart"/>
+      <w:r>
+        <w:t>joy_</w:t>
+      </w:r>
+      <w:proofErr w:type="gramStart"/>
+      <w:r>
+        <w:t>x.atten</w:t>
+      </w:r>
+      <w:proofErr w:type="spellEnd"/>
+      <w:proofErr w:type="gramEnd"/>
+      <w:r>
+        <w:t>(ADC.ATTN_11DB)</w:t>
+      </w:r>
+    </w:p>
+    <w:p>
+      <w:proofErr w:type="spellStart"/>
+      <w:r>
+        <w:t>joy_</w:t>
+      </w:r>
+      <w:proofErr w:type="gramStart"/>
+      <w:r>
+        <w:t>y.atten</w:t>
+      </w:r>
+      <w:proofErr w:type="spellEnd"/>
+      <w:proofErr w:type="gramEnd"/>
+      <w:r>
+        <w:t>(ADC.ATTN_11DB)</w:t>
+      </w:r>
+    </w:p>
+    <w:p/>
+    <w:p>
+      <w:r>
+        <w:t xml:space="preserve">in1 = </w:t>
+      </w:r>
+      <w:proofErr w:type="gramStart"/>
+      <w:r>
+        <w:t>Pin(</w:t>
+      </w:r>
+      <w:proofErr w:type="gramEnd"/>
+      <w:r>
+        <w:t xml:space="preserve">27, </w:t>
+      </w:r>
+      <w:proofErr w:type="spellStart"/>
+      <w:r>
+        <w:t>Pin.OUT</w:t>
+      </w:r>
+      <w:proofErr w:type="spellEnd"/>
+      <w:r>
+        <w:t>)</w:t>
+      </w:r>
+    </w:p>
+    <w:p>
+      <w:r>
+        <w:t xml:space="preserve">in2 = </w:t>
+      </w:r>
+      <w:proofErr w:type="gramStart"/>
+      <w:r>
+        <w:t>Pin(</w:t>
+      </w:r>
+      <w:proofErr w:type="gramEnd"/>
+      <w:r>
+        <w:t xml:space="preserve">26, </w:t>
+      </w:r>
+      <w:proofErr w:type="spellStart"/>
+      <w:r>
+        <w:t>Pin.OUT</w:t>
+      </w:r>
+      <w:proofErr w:type="spellEnd"/>
+      <w:r>
+        <w:t>)</w:t>
+      </w:r>
+    </w:p>
+    <w:p>
+      <w:proofErr w:type="spellStart"/>
+      <w:r>
+        <w:t>ena</w:t>
+      </w:r>
+      <w:proofErr w:type="spellEnd"/>
+      <w:r>
+        <w:t xml:space="preserve"> = PWM(</w:t>
+      </w:r>
+      <w:proofErr w:type="gramStart"/>
+      <w:r>
+        <w:t>Pin(</w:t>
+      </w:r>
+      <w:proofErr w:type="gramEnd"/>
+      <w:r>
+        <w:t>14))</w:t>
+      </w:r>
+    </w:p>
+    <w:p>
+      <w:proofErr w:type="spellStart"/>
+      <w:proofErr w:type="gramStart"/>
+      <w:r>
+        <w:t>ena.freq</w:t>
+      </w:r>
+      <w:proofErr w:type="spellEnd"/>
+      <w:proofErr w:type="gramEnd"/>
+      <w:r>
+        <w:t>(1000)</w:t>
+      </w:r>
+    </w:p>
+    <w:p/>
+    <w:p>
+      <w:r>
+        <w:t xml:space="preserve">in3 = </w:t>
+      </w:r>
+      <w:proofErr w:type="gramStart"/>
+      <w:r>
+        <w:t>Pin(</w:t>
+      </w:r>
+      <w:proofErr w:type="gramEnd"/>
+      <w:r>
+        <w:t xml:space="preserve">25, </w:t>
+      </w:r>
+      <w:proofErr w:type="spellStart"/>
+      <w:r>
+        <w:t>Pin.OUT</w:t>
+      </w:r>
+      <w:proofErr w:type="spellEnd"/>
+      <w:r>
+        <w:t>)</w:t>
+      </w:r>
+    </w:p>
+    <w:p>
+      <w:r>
+        <w:t xml:space="preserve">in4 = </w:t>
+      </w:r>
+      <w:proofErr w:type="gramStart"/>
+      <w:r>
+        <w:t>Pin(</w:t>
+      </w:r>
+      <w:proofErr w:type="gramEnd"/>
+      <w:r>
+        <w:t xml:space="preserve">33, </w:t>
+      </w:r>
+      <w:proofErr w:type="spellStart"/>
+      <w:r>
+        <w:t>Pin.OUT</w:t>
+      </w:r>
+      <w:proofErr w:type="spellEnd"/>
+      <w:r>
+        <w:t>)</w:t>
+      </w:r>
+    </w:p>
+    <w:p>
+      <w:proofErr w:type="spellStart"/>
+      <w:r>
+        <w:t>enb</w:t>
+      </w:r>
+      <w:proofErr w:type="spellEnd"/>
+      <w:r>
+        <w:t xml:space="preserve"> = PWM(</w:t>
+      </w:r>
+      <w:proofErr w:type="gramStart"/>
+      <w:r>
+        <w:t>Pin(</w:t>
+      </w:r>
+      <w:proofErr w:type="gramEnd"/>
+      <w:r>
+        <w:t>23))</w:t>
+      </w:r>
+    </w:p>
+    <w:p>
+      <w:proofErr w:type="spellStart"/>
+      <w:proofErr w:type="gramStart"/>
+      <w:r>
+        <w:t>enb.freq</w:t>
+      </w:r>
+      <w:proofErr w:type="spellEnd"/>
+      <w:proofErr w:type="gramEnd"/>
+      <w:r>
+        <w:t>(1000)</w:t>
+      </w:r>
+    </w:p>
+    <w:p/>
+    <w:p>
+      <w:r>
+        <w:t>MIN_DUTY = 350</w:t>
+      </w:r>
+    </w:p>
+    <w:p>
+      <w:r>
+        <w:t>MAX_DUTY = 950</w:t>
+      </w:r>
+    </w:p>
+    <w:p/>
+    <w:p>
+      <w:proofErr w:type="spellStart"/>
+      <w:proofErr w:type="gramStart"/>
+      <w:r>
+        <w:t>time.sleep</w:t>
+      </w:r>
+      <w:proofErr w:type="spellEnd"/>
+      <w:proofErr w:type="gramEnd"/>
+      <w:r>
+        <w:t>(3)</w:t>
+      </w:r>
+    </w:p>
+    <w:p>
+      <w:proofErr w:type="spellStart"/>
+      <w:r>
+        <w:t>center_x</w:t>
+      </w:r>
+      <w:proofErr w:type="spellEnd"/>
+      <w:r>
+        <w:t xml:space="preserve"> = </w:t>
+      </w:r>
+      <w:proofErr w:type="spellStart"/>
+      <w:r>
+        <w:t>joy_</w:t>
+      </w:r>
+      <w:proofErr w:type="gramStart"/>
+      <w:r>
+        <w:t>x.read</w:t>
+      </w:r>
+      <w:proofErr w:type="spellEnd"/>
+      <w:proofErr w:type="gramEnd"/>
+      <w:r>
+        <w:t>()</w:t>
+      </w:r>
+    </w:p>
+    <w:p>
+      <w:proofErr w:type="spellStart"/>
+      <w:r>
+        <w:lastRenderedPageBreak/>
+        <w:t>center_y</w:t>
+      </w:r>
+      <w:proofErr w:type="spellEnd"/>
+      <w:r>
+        <w:t xml:space="preserve"> = </w:t>
+      </w:r>
+      <w:proofErr w:type="spellStart"/>
+      <w:r>
+        <w:t>joy_</w:t>
+      </w:r>
+      <w:proofErr w:type="gramStart"/>
+      <w:r>
+        <w:t>y.read</w:t>
+      </w:r>
+      <w:proofErr w:type="spellEnd"/>
+      <w:proofErr w:type="gramEnd"/>
+      <w:r>
+        <w:t>()</w:t>
+      </w:r>
+    </w:p>
+    <w:p/>
+    <w:p>
+      <w:r>
+        <w:t>while True:</w:t>
+      </w:r>
+    </w:p>
+    <w:p>
+      <w:r>
+        <w:t xml:space="preserve">    </w:t>
+      </w:r>
+      <w:proofErr w:type="spellStart"/>
+      <w:r>
+        <w:t>raw_x</w:t>
+      </w:r>
+      <w:proofErr w:type="spellEnd"/>
+      <w:r>
+        <w:t xml:space="preserve"> = </w:t>
+      </w:r>
+      <w:proofErr w:type="spellStart"/>
+      <w:r>
+        <w:t>joy_</w:t>
+      </w:r>
+      <w:proofErr w:type="gramStart"/>
+      <w:r>
+        <w:t>x.read</w:t>
+      </w:r>
+      <w:proofErr w:type="spellEnd"/>
+      <w:proofErr w:type="gramEnd"/>
+      <w:r>
+        <w:t>()</w:t>
+      </w:r>
+    </w:p>
+    <w:p>
+      <w:r>
+        <w:t xml:space="preserve">    </w:t>
+      </w:r>
+      <w:proofErr w:type="spellStart"/>
+      <w:r>
+        <w:t>raw_y</w:t>
+      </w:r>
+      <w:proofErr w:type="spellEnd"/>
+      <w:r>
+        <w:t xml:space="preserve"> = </w:t>
+      </w:r>
+      <w:proofErr w:type="spellStart"/>
+      <w:r>
+        <w:t>joy_</w:t>
+      </w:r>
+      <w:proofErr w:type="gramStart"/>
+      <w:r>
+        <w:t>y.read</w:t>
+      </w:r>
+      <w:proofErr w:type="spellEnd"/>
+      <w:proofErr w:type="gramEnd"/>
+      <w:r>
+        <w:t>()</w:t>
+      </w:r>
+    </w:p>
+    <w:p/>
+    <w:p>
+      <w:r>
+        <w:t xml:space="preserve">    </w:t>
+      </w:r>
+      <w:proofErr w:type="spellStart"/>
+      <w:r>
+        <w:t>x_val</w:t>
+      </w:r>
+      <w:proofErr w:type="spellEnd"/>
+      <w:r>
+        <w:t xml:space="preserve"> = 0.0 if </w:t>
+      </w:r>
+      <w:proofErr w:type="gramStart"/>
+      <w:r>
+        <w:t>abs(</w:t>
+      </w:r>
+      <w:proofErr w:type="spellStart"/>
+      <w:proofErr w:type="gramEnd"/>
+      <w:r>
+        <w:t>raw_x</w:t>
+      </w:r>
+      <w:proofErr w:type="spellEnd"/>
+      <w:r>
+        <w:t xml:space="preserve"> - </w:t>
+      </w:r>
+      <w:proofErr w:type="spellStart"/>
+      <w:r>
+        <w:t>center_x</w:t>
+      </w:r>
+      <w:proofErr w:type="spellEnd"/>
+      <w:r>
+        <w:t>) &lt; 200 else (</w:t>
+      </w:r>
+      <w:proofErr w:type="spellStart"/>
+      <w:r>
+        <w:t>raw_x</w:t>
+      </w:r>
+      <w:proofErr w:type="spellEnd"/>
+      <w:r>
+        <w:t xml:space="preserve"> - </w:t>
+      </w:r>
+      <w:proofErr w:type="spellStart"/>
+      <w:r>
+        <w:t>center_x</w:t>
+      </w:r>
+      <w:proofErr w:type="spellEnd"/>
+      <w:r>
+        <w:t>) / (float(</w:t>
+      </w:r>
+      <w:proofErr w:type="spellStart"/>
+      <w:r>
+        <w:t>center_x</w:t>
+      </w:r>
+      <w:proofErr w:type="spellEnd"/>
+      <w:r>
+        <w:t xml:space="preserve">) if </w:t>
+      </w:r>
+      <w:proofErr w:type="spellStart"/>
+      <w:r>
+        <w:t>raw_x</w:t>
+      </w:r>
+      <w:proofErr w:type="spellEnd"/>
+      <w:r>
+        <w:t xml:space="preserve"> &lt; </w:t>
+      </w:r>
+      <w:proofErr w:type="spellStart"/>
+      <w:r>
+        <w:t>center_x</w:t>
+      </w:r>
+      <w:proofErr w:type="spellEnd"/>
+      <w:r>
+        <w:t xml:space="preserve"> else (4095.0 - </w:t>
+      </w:r>
+      <w:proofErr w:type="spellStart"/>
+      <w:r>
+        <w:t>center_x</w:t>
+      </w:r>
+      <w:proofErr w:type="spellEnd"/>
+      <w:r>
+        <w:t>))</w:t>
+      </w:r>
+    </w:p>
+    <w:p>
+      <w:r>
+        <w:t xml:space="preserve">    </w:t>
+      </w:r>
+      <w:proofErr w:type="spellStart"/>
+      <w:r>
+        <w:t>y_val</w:t>
+      </w:r>
+      <w:proofErr w:type="spellEnd"/>
+      <w:r>
+        <w:t xml:space="preserve"> = 0.0 if </w:t>
+      </w:r>
+      <w:proofErr w:type="gramStart"/>
+      <w:r>
+        <w:t>abs(</w:t>
+      </w:r>
+      <w:proofErr w:type="spellStart"/>
+      <w:proofErr w:type="gramEnd"/>
+      <w:r>
+        <w:t>raw_y</w:t>
+      </w:r>
+      <w:proofErr w:type="spellEnd"/>
+      <w:r>
+        <w:t xml:space="preserve"> - </w:t>
+      </w:r>
+      <w:proofErr w:type="spellStart"/>
+      <w:r>
+        <w:t>center_y</w:t>
+      </w:r>
+      <w:proofErr w:type="spellEnd"/>
+      <w:r>
+        <w:t>) &lt; 200 else -((</w:t>
+      </w:r>
+      <w:proofErr w:type="spellStart"/>
+      <w:r>
+        <w:t>raw_y</w:t>
+      </w:r>
+      <w:proofErr w:type="spellEnd"/>
+      <w:r>
+        <w:t xml:space="preserve"> - </w:t>
+      </w:r>
+      <w:proofErr w:type="spellStart"/>
+      <w:r>
+        <w:t>center_y</w:t>
+      </w:r>
+      <w:proofErr w:type="spellEnd"/>
+      <w:r>
+        <w:t>) / (float(</w:t>
+      </w:r>
+      <w:proofErr w:type="spellStart"/>
+      <w:r>
+        <w:t>center_y</w:t>
+      </w:r>
+      <w:proofErr w:type="spellEnd"/>
+      <w:r>
+        <w:t xml:space="preserve">) if </w:t>
+      </w:r>
+      <w:proofErr w:type="spellStart"/>
+      <w:r>
+        <w:t>raw_y</w:t>
+      </w:r>
+      <w:proofErr w:type="spellEnd"/>
+      <w:r>
+        <w:t xml:space="preserve"> &lt; </w:t>
+      </w:r>
+      <w:proofErr w:type="spellStart"/>
+      <w:r>
+        <w:t>center_y</w:t>
+      </w:r>
+      <w:proofErr w:type="spellEnd"/>
+      <w:r>
+        <w:t xml:space="preserve"> else (4095.0 - </w:t>
+      </w:r>
+      <w:proofErr w:type="spellStart"/>
+      <w:r>
+        <w:t>center_y</w:t>
+      </w:r>
+      <w:proofErr w:type="spellEnd"/>
+      <w:r>
+        <w:t>)))</w:t>
+      </w:r>
+    </w:p>
+    <w:p/>
+    <w:p>
+      <w:r>
+        <w:t xml:space="preserve">    </w:t>
+      </w:r>
+      <w:proofErr w:type="spellStart"/>
+      <w:r>
+        <w:t>a_mix</w:t>
+      </w:r>
+      <w:proofErr w:type="spellEnd"/>
+      <w:r>
+        <w:t xml:space="preserve"> = </w:t>
+      </w:r>
+      <w:proofErr w:type="gramStart"/>
+      <w:r>
+        <w:t>max(</w:t>
+      </w:r>
+      <w:proofErr w:type="gramEnd"/>
+      <w:r>
+        <w:t xml:space="preserve">-1.0, </w:t>
+      </w:r>
+      <w:proofErr w:type="gramStart"/>
+      <w:r>
+        <w:t>min(</w:t>
+      </w:r>
+      <w:proofErr w:type="gramEnd"/>
+      <w:r>
+        <w:t xml:space="preserve">1.0, </w:t>
+      </w:r>
+      <w:proofErr w:type="spellStart"/>
+      <w:r>
+        <w:t>y_val</w:t>
+      </w:r>
+      <w:proofErr w:type="spellEnd"/>
+      <w:r>
+        <w:t xml:space="preserve"> + </w:t>
+      </w:r>
+      <w:proofErr w:type="spellStart"/>
+      <w:r>
+        <w:t>x_val</w:t>
+      </w:r>
+      <w:proofErr w:type="spellEnd"/>
+      <w:r>
+        <w:t>))</w:t>
+      </w:r>
+    </w:p>
+    <w:p>
+      <w:r>
+        <w:t xml:space="preserve">    </w:t>
+      </w:r>
+      <w:proofErr w:type="spellStart"/>
+      <w:r>
+        <w:t>b_mix</w:t>
+      </w:r>
+      <w:proofErr w:type="spellEnd"/>
+      <w:r>
+        <w:t xml:space="preserve"> = </w:t>
+      </w:r>
+      <w:proofErr w:type="gramStart"/>
+      <w:r>
+        <w:t>max(</w:t>
+      </w:r>
+      <w:proofErr w:type="gramEnd"/>
+      <w:r>
+        <w:t xml:space="preserve">-1.0, </w:t>
+      </w:r>
+      <w:proofErr w:type="gramStart"/>
+      <w:r>
+        <w:t>min(</w:t>
+      </w:r>
+      <w:proofErr w:type="gramEnd"/>
+      <w:r>
+        <w:t xml:space="preserve">1.0, </w:t>
+      </w:r>
+      <w:proofErr w:type="spellStart"/>
+      <w:r>
+        <w:t>y_val</w:t>
+      </w:r>
+      <w:proofErr w:type="spellEnd"/>
+      <w:r>
+        <w:t xml:space="preserve"> - </w:t>
+      </w:r>
+      <w:proofErr w:type="spellStart"/>
+      <w:r>
+        <w:t>x_val</w:t>
+      </w:r>
+      <w:proofErr w:type="spellEnd"/>
+      <w:r>
+        <w:t>))</w:t>
+      </w:r>
+    </w:p>
+    <w:p/>
+    <w:p>
+      <w:r>
+        <w:t xml:space="preserve">    </w:t>
+      </w:r>
+      <w:proofErr w:type="spellStart"/>
+      <w:r>
+        <w:t>duty_a</w:t>
+      </w:r>
+      <w:proofErr w:type="spellEnd"/>
+      <w:r>
+        <w:t xml:space="preserve"> = 0 if </w:t>
+      </w:r>
+      <w:proofErr w:type="spellStart"/>
+      <w:r>
+        <w:t>a_mix</w:t>
+      </w:r>
+      <w:proofErr w:type="spellEnd"/>
+      <w:r>
+        <w:t xml:space="preserve"> == 0.0 else </w:t>
+      </w:r>
+      <w:proofErr w:type="gramStart"/>
+      <w:r>
+        <w:t>int(</w:t>
+      </w:r>
+      <w:proofErr w:type="gramEnd"/>
+      <w:r>
+        <w:t>MIN_DUTY + abs(</w:t>
+      </w:r>
+      <w:proofErr w:type="spellStart"/>
+      <w:r>
+        <w:t>a_mix</w:t>
+      </w:r>
+      <w:proofErr w:type="spellEnd"/>
+      <w:r>
+        <w:t>) * (MAX_DUTY - MIN_DUTY))</w:t>
+      </w:r>
+    </w:p>
+    <w:p>
+      <w:r>
+        <w:t xml:space="preserve">    </w:t>
+      </w:r>
+      <w:proofErr w:type="spellStart"/>
+      <w:r>
+        <w:t>duty_b</w:t>
+      </w:r>
+      <w:proofErr w:type="spellEnd"/>
+      <w:r>
+        <w:t xml:space="preserve"> = 0 if </w:t>
+      </w:r>
+      <w:proofErr w:type="spellStart"/>
+      <w:r>
+        <w:t>b_mix</w:t>
+      </w:r>
+      <w:proofErr w:type="spellEnd"/>
+      <w:r>
+        <w:t xml:space="preserve"> == 0.0 else </w:t>
+      </w:r>
+      <w:proofErr w:type="gramStart"/>
+      <w:r>
+        <w:t>int(</w:t>
+      </w:r>
+      <w:proofErr w:type="gramEnd"/>
+      <w:r>
+        <w:t>MIN_DUTY + abs(</w:t>
+      </w:r>
+      <w:proofErr w:type="spellStart"/>
+      <w:r>
+        <w:t>b_mix</w:t>
+      </w:r>
+      <w:proofErr w:type="spellEnd"/>
+      <w:r>
+        <w:t>) * (MAX_DUTY - MIN_DUTY))</w:t>
+      </w:r>
+    </w:p>
+    <w:p/>
+    <w:p>
+      <w:r>
+        <w:t xml:space="preserve">    if </w:t>
+      </w:r>
+      <w:proofErr w:type="spellStart"/>
+      <w:r>
+        <w:t>a_mix</w:t>
+      </w:r>
+      <w:proofErr w:type="spellEnd"/>
+      <w:r>
+        <w:t xml:space="preserve"> &gt; 0:</w:t>
+      </w:r>
+    </w:p>
+    <w:p>
+      <w:r>
+        <w:t xml:space="preserve">        in1.on(); </w:t>
+      </w:r>
+      <w:proofErr w:type="gramStart"/>
+      <w:r>
+        <w:t>in2.off(</w:t>
+      </w:r>
+      <w:proofErr w:type="gramEnd"/>
+      <w:r>
+        <w:t>)</w:t>
+      </w:r>
+    </w:p>
+    <w:p>
+      <w:r>
+        <w:t xml:space="preserve">    </w:t>
+      </w:r>
+      <w:proofErr w:type="spellStart"/>
+      <w:r>
+        <w:t>elif</w:t>
+      </w:r>
+      <w:proofErr w:type="spellEnd"/>
+      <w:r>
+        <w:t xml:space="preserve"> </w:t>
+      </w:r>
+      <w:proofErr w:type="spellStart"/>
+      <w:r>
+        <w:t>a_mix</w:t>
+      </w:r>
+      <w:proofErr w:type="spellEnd"/>
+      <w:r>
+        <w:t xml:space="preserve"> &lt; 0:</w:t>
+      </w:r>
+    </w:p>
+    <w:p>
+      <w:r>
+        <w:t xml:space="preserve">        </w:t>
+      </w:r>
+      <w:proofErr w:type="gramStart"/>
+      <w:r>
+        <w:t>in1.off(</w:t>
+      </w:r>
+      <w:proofErr w:type="gramEnd"/>
+      <w:r>
+        <w:t>); in2.on()</w:t>
+      </w:r>
+    </w:p>
+    <w:p>
+      <w:r>
+        <w:t xml:space="preserve">    else:</w:t>
+      </w:r>
+    </w:p>
+    <w:p>
+      <w:r>
+        <w:t xml:space="preserve">        </w:t>
+      </w:r>
+      <w:proofErr w:type="gramStart"/>
+      <w:r>
+        <w:t>in1.off(</w:t>
+      </w:r>
+      <w:proofErr w:type="gramEnd"/>
+      <w:r>
+        <w:t xml:space="preserve">); </w:t>
+      </w:r>
+      <w:proofErr w:type="gramStart"/>
+      <w:r>
+        <w:t>in2.off(</w:t>
+      </w:r>
+      <w:proofErr w:type="gramEnd"/>
+      <w:r>
+        <w:t>)</w:t>
+      </w:r>
+    </w:p>
+    <w:p>
+      <w:r>
+        <w:t xml:space="preserve">    </w:t>
+      </w:r>
+      <w:proofErr w:type="spellStart"/>
+      <w:proofErr w:type="gramStart"/>
+      <w:r>
+        <w:t>ena.duty</w:t>
+      </w:r>
+      <w:proofErr w:type="spellEnd"/>
+      <w:proofErr w:type="gramEnd"/>
+      <w:r>
+        <w:t>(</w:t>
+      </w:r>
+      <w:proofErr w:type="spellStart"/>
+      <w:r>
+        <w:t>duty_a</w:t>
+      </w:r>
+      <w:proofErr w:type="spellEnd"/>
+      <w:r>
+        <w:t>)</w:t>
+      </w:r>
+    </w:p>
+    <w:p/>
+    <w:p>
+      <w:r>
+        <w:t xml:space="preserve">    if </w:t>
+      </w:r>
+      <w:proofErr w:type="spellStart"/>
+      <w:r>
+        <w:t>b_mix</w:t>
+      </w:r>
+      <w:proofErr w:type="spellEnd"/>
+      <w:r>
+        <w:t xml:space="preserve"> &gt; 0:</w:t>
+      </w:r>
+    </w:p>
+    <w:p>
+      <w:r>
+        <w:lastRenderedPageBreak/>
+        <w:t xml:space="preserve">        in3.on(); </w:t>
+      </w:r>
+      <w:proofErr w:type="gramStart"/>
+      <w:r>
+        <w:t>in4.off(</w:t>
+      </w:r>
+      <w:proofErr w:type="gramEnd"/>
+      <w:r>
+        <w:t>)</w:t>
+      </w:r>
+    </w:p>
+    <w:p>
+      <w:r>
+        <w:t xml:space="preserve">    </w:t>
+      </w:r>
+      <w:proofErr w:type="spellStart"/>
+      <w:r>
+        <w:t>elif</w:t>
+      </w:r>
+      <w:proofErr w:type="spellEnd"/>
+      <w:r>
+        <w:t xml:space="preserve"> </w:t>
+      </w:r>
+      <w:proofErr w:type="spellStart"/>
+      <w:r>
+        <w:t>b_mix</w:t>
+      </w:r>
+      <w:proofErr w:type="spellEnd"/>
+      <w:r>
+        <w:t xml:space="preserve"> &lt; 0:</w:t>
+      </w:r>
+    </w:p>
+    <w:p>
+      <w:r>
+        <w:t xml:space="preserve">        </w:t>
+      </w:r>
+      <w:proofErr w:type="gramStart"/>
+      <w:r>
+        <w:t>in3.off(</w:t>
+      </w:r>
+      <w:proofErr w:type="gramEnd"/>
+      <w:r>
+        <w:t>); in4.on()</w:t>
+      </w:r>
+    </w:p>
+    <w:p>
+      <w:r>
+        <w:t xml:space="preserve">    else:</w:t>
+      </w:r>
+    </w:p>
+    <w:p>
+      <w:r>
+        <w:t xml:space="preserve">        </w:t>
+      </w:r>
+      <w:proofErr w:type="gramStart"/>
+      <w:r>
+        <w:t>in3.off(</w:t>
+      </w:r>
+      <w:proofErr w:type="gramEnd"/>
+      <w:r>
+        <w:t xml:space="preserve">); </w:t>
+      </w:r>
+      <w:proofErr w:type="gramStart"/>
+      <w:r>
+        <w:t>in4.off(</w:t>
+      </w:r>
+      <w:proofErr w:type="gramEnd"/>
+      <w:r>
+        <w:t>)</w:t>
+      </w:r>
+    </w:p>
+    <w:p>
+      <w:r>
+        <w:t xml:space="preserve">    </w:t>
+      </w:r>
+      <w:proofErr w:type="spellStart"/>
+      <w:proofErr w:type="gramStart"/>
+      <w:r>
+        <w:t>enb.duty</w:t>
+      </w:r>
+      <w:proofErr w:type="spellEnd"/>
+      <w:proofErr w:type="gramEnd"/>
+      <w:r>
+        <w:t>(</w:t>
+      </w:r>
+      <w:proofErr w:type="spellStart"/>
+      <w:r>
+        <w:t>duty_b</w:t>
+      </w:r>
+      <w:proofErr w:type="spellEnd"/>
+      <w:r>
+        <w:t>)</w:t>
+      </w:r>
+    </w:p>
+    <w:p/>
+    <w:p>
+      <w:r>
+        <w:t xml:space="preserve">    </w:t>
+      </w:r>
+      <w:proofErr w:type="spellStart"/>
+      <w:proofErr w:type="gramStart"/>
+      <w:r>
+        <w:t>time.sleep</w:t>
+      </w:r>
+      <w:proofErr w:type="spellEnd"/>
+      <w:proofErr w:type="gramEnd"/>
+      <w:r>
+        <w:t>(0.1)</w:t>
+      </w:r>
+    </w:p>
+    <w:p/>
+    <w:p/>
+    <w:p/>
+    <w:p/>
+    <w:p/>
+    <w:p/>
+    <w:p/>
+    <w:p/>
+    <w:p/>
+    <w:p/>
+    <w:p/>
+    <w:p/>
+    <w:p/>
+    <w:p/>
+    <w:p/>
+    <w:p/>
+    <w:p/>
+    <w:p/>
     <w:p>
       <w:pPr>
-        <w:pStyle w:val="ListParagraph"/>
-        <w:numPr>
-          <w:ilvl w:val="0"/>
-          <w:numId w:val="3"/>
-        </w:numPr>
-        <w:spacing w:before="0" w:beforeAutospacing="off" w:after="0" w:afterAutospacing="off"/>
         <w:rPr>
-          <w:rFonts w:ascii="Aptos Display" w:hAnsi="Aptos Display" w:eastAsia="Aptos Display" w:cs="Aptos Display"/>
-          <w:i w:val="1"/>
-          <w:iCs w:val="1"/>
-          <w:noProof w:val="0"/>
-          <w:color w:val="7F7F7F" w:themeColor="text1" w:themeTint="80" w:themeShade="FF"/>
-          <w:sz w:val="24"/>
-          <w:szCs w:val="24"/>
-          <w:lang w:val="en-US"/>
+          <w:b/>
+          <w:bCs/>
         </w:rPr>
       </w:pPr>
       <w:r>
         <w:rPr>
-          <w:rFonts w:ascii="Aptos Display" w:hAnsi="Aptos Display" w:eastAsia="Aptos Display" w:cs="Aptos Display"/>
-          <w:i w:val="1"/>
-          <w:iCs w:val="1"/>
-          <w:noProof w:val="0"/>
-          <w:color w:val="7F7F7F" w:themeColor="text1" w:themeTint="80" w:themeShade="FF"/>
-          <w:sz w:val="24"/>
-          <w:szCs w:val="24"/>
-          <w:lang w:val="en-US"/>
+          <w:b/>
+          <w:bCs/>
         </w:rPr>
-        <w:t xml:space="preserve">Button actions </w:t>
-      </w:r>
-    </w:p>
-    <w:p>
-      <w:pPr>
-        <w:pStyle w:val="ListParagraph"/>
-        <w:numPr>
-          <w:ilvl w:val="0"/>
-          <w:numId w:val="3"/>
-        </w:numPr>
-        <w:spacing w:before="0" w:beforeAutospacing="off" w:after="0" w:afterAutospacing="off"/>
+        <w:lastRenderedPageBreak/>
+        <w:t>Code for joystick</w:t>
+      </w:r>
+      <w:r>
         <w:rPr>
-          <w:rFonts w:ascii="Aptos Display" w:hAnsi="Aptos Display" w:eastAsia="Aptos Display" w:cs="Aptos Display"/>
-          <w:i w:val="1"/>
-          <w:iCs w:val="1"/>
-          <w:noProof w:val="0"/>
-          <w:color w:val="7F7F7F" w:themeColor="text1" w:themeTint="80" w:themeShade="FF"/>
-          <w:sz w:val="24"/>
-          <w:szCs w:val="24"/>
-          <w:lang w:val="en-US"/>
+          <w:b/>
+          <w:bCs/>
         </w:rPr>
-      </w:pPr>
-      <w:r>
-        <w:rPr>
-          <w:rFonts w:ascii="Aptos Display" w:hAnsi="Aptos Display" w:eastAsia="Aptos Display" w:cs="Aptos Display"/>
-          <w:i w:val="1"/>
-          <w:iCs w:val="1"/>
-          <w:noProof w:val="0"/>
-          <w:color w:val="7F7F7F" w:themeColor="text1" w:themeTint="80" w:themeShade="FF"/>
-          <w:sz w:val="24"/>
-          <w:szCs w:val="24"/>
-          <w:lang w:val="en-US"/>
-        </w:rPr>
-        <w:t>Data flow</w:t>
+        <w:t xml:space="preserve"> – picked from forum about PS2 joysticks.1</w:t>
+      </w:r>
+    </w:p>
+    <w:p>
+      <w:r>
+        <w:t>from machine import Pin, ADC</w:t>
+      </w:r>
+    </w:p>
+    <w:p>
+      <w:r>
+        <w:t xml:space="preserve">from time import sleep </w:t>
+      </w:r>
+    </w:p>
+    <w:p/>
+    <w:p>
+      <w:r>
+        <w:t># Joystick axes on ADC1 pins</w:t>
+      </w:r>
+    </w:p>
+    <w:p>
+      <w:proofErr w:type="spellStart"/>
+      <w:r>
+        <w:t>x_axis</w:t>
+      </w:r>
+      <w:proofErr w:type="spellEnd"/>
+      <w:r>
+        <w:t xml:space="preserve"> = ADC(</w:t>
+      </w:r>
+      <w:proofErr w:type="gramStart"/>
+      <w:r>
+        <w:t>Pin(</w:t>
+      </w:r>
+      <w:proofErr w:type="gramEnd"/>
+      <w:r>
+        <w:t>34</w:t>
+      </w:r>
+      <w:proofErr w:type="gramStart"/>
+      <w:r>
+        <w:t xml:space="preserve">))   </w:t>
+      </w:r>
+      <w:proofErr w:type="gramEnd"/>
+      <w:r>
+        <w:t xml:space="preserve"># </w:t>
+      </w:r>
+      <w:proofErr w:type="spellStart"/>
+      <w:r>
+        <w:t>VRx</w:t>
+      </w:r>
+      <w:proofErr w:type="spellEnd"/>
+    </w:p>
+    <w:p>
+      <w:proofErr w:type="spellStart"/>
+      <w:r>
+        <w:t>y_axis</w:t>
+      </w:r>
+      <w:proofErr w:type="spellEnd"/>
+      <w:r>
+        <w:t xml:space="preserve"> = ADC(</w:t>
+      </w:r>
+      <w:proofErr w:type="gramStart"/>
+      <w:r>
+        <w:t>Pin(</w:t>
+      </w:r>
+      <w:proofErr w:type="gramEnd"/>
+      <w:r>
+        <w:t>35</w:t>
+      </w:r>
+      <w:proofErr w:type="gramStart"/>
+      <w:r>
+        <w:t xml:space="preserve">))   </w:t>
+      </w:r>
+      <w:proofErr w:type="gramEnd"/>
+      <w:r>
+        <w:t xml:space="preserve"># </w:t>
+      </w:r>
+      <w:proofErr w:type="spellStart"/>
+      <w:r>
+        <w:t>VRy</w:t>
+      </w:r>
+      <w:proofErr w:type="spellEnd"/>
+    </w:p>
+    <w:p/>
+    <w:p>
+      <w:r>
+        <w:t># Set attenuation for full 0–3.3V range</w:t>
+      </w:r>
+    </w:p>
+    <w:p>
+      <w:proofErr w:type="spellStart"/>
+      <w:r>
+        <w:t>x_</w:t>
+      </w:r>
+      <w:proofErr w:type="gramStart"/>
+      <w:r>
+        <w:t>axis.atten</w:t>
+      </w:r>
+      <w:proofErr w:type="spellEnd"/>
+      <w:proofErr w:type="gramEnd"/>
+      <w:r>
+        <w:t>(ADC.ATTN_11DB)</w:t>
+      </w:r>
+    </w:p>
+    <w:p>
+      <w:proofErr w:type="spellStart"/>
+      <w:r>
+        <w:t>y_</w:t>
+      </w:r>
+      <w:proofErr w:type="gramStart"/>
+      <w:r>
+        <w:t>axis.atten</w:t>
+      </w:r>
+      <w:proofErr w:type="spellEnd"/>
+      <w:proofErr w:type="gramEnd"/>
+      <w:r>
+        <w:t>(ADC.ATTN_11DB)</w:t>
+      </w:r>
+    </w:p>
+    <w:p/>
+    <w:p>
+      <w:r>
+        <w:t># Joystick button on GPIO32</w:t>
+      </w:r>
+    </w:p>
+    <w:p>
+      <w:r>
+        <w:t xml:space="preserve">button = </w:t>
+      </w:r>
+      <w:proofErr w:type="gramStart"/>
+      <w:r>
+        <w:t>Pin(</w:t>
+      </w:r>
+      <w:proofErr w:type="gramEnd"/>
+      <w:r>
+        <w:t xml:space="preserve">26, Pin.IN, </w:t>
+      </w:r>
+      <w:proofErr w:type="spellStart"/>
+      <w:r>
+        <w:t>Pin.PULL_UP</w:t>
+      </w:r>
+      <w:proofErr w:type="spellEnd"/>
+      <w:r>
+        <w:t>)</w:t>
+      </w:r>
+    </w:p>
+    <w:p/>
+    <w:p>
+      <w:proofErr w:type="gramStart"/>
+      <w:r>
+        <w:t>print(</w:t>
+      </w:r>
+      <w:proofErr w:type="gramEnd"/>
+      <w:r>
+        <w:t>"Starting Joystick Check...")</w:t>
+      </w:r>
+    </w:p>
+    <w:p/>
+    <w:p>
+      <w:r>
+        <w:t>while True:</w:t>
+      </w:r>
+    </w:p>
+    <w:p>
+      <w:r>
+        <w:t xml:space="preserve">    </w:t>
+      </w:r>
+      <w:proofErr w:type="spellStart"/>
+      <w:r>
+        <w:t>x_val</w:t>
+      </w:r>
+      <w:proofErr w:type="spellEnd"/>
+      <w:r>
+        <w:t xml:space="preserve"> = </w:t>
+      </w:r>
+      <w:proofErr w:type="spellStart"/>
+      <w:r>
+        <w:t>x_</w:t>
+      </w:r>
+      <w:proofErr w:type="gramStart"/>
+      <w:r>
+        <w:t>axis.read</w:t>
+      </w:r>
+      <w:proofErr w:type="spellEnd"/>
+      <w:proofErr w:type="gramEnd"/>
+      <w:r>
+        <w:t>()</w:t>
+      </w:r>
+    </w:p>
+    <w:p>
+      <w:r>
+        <w:t xml:space="preserve">    </w:t>
+      </w:r>
+      <w:proofErr w:type="spellStart"/>
+      <w:r>
+        <w:t>y_val</w:t>
+      </w:r>
+      <w:proofErr w:type="spellEnd"/>
+      <w:r>
+        <w:t xml:space="preserve"> = </w:t>
+      </w:r>
+      <w:proofErr w:type="spellStart"/>
+      <w:r>
+        <w:t>y_</w:t>
+      </w:r>
+      <w:proofErr w:type="gramStart"/>
+      <w:r>
+        <w:t>axis.read</w:t>
+      </w:r>
+      <w:proofErr w:type="spellEnd"/>
+      <w:proofErr w:type="gramEnd"/>
+      <w:r>
+        <w:t>()</w:t>
+      </w:r>
+    </w:p>
+    <w:p>
+      <w:r>
+        <w:t xml:space="preserve">    </w:t>
+      </w:r>
+      <w:proofErr w:type="spellStart"/>
+      <w:r>
+        <w:t>z_val</w:t>
+      </w:r>
+      <w:proofErr w:type="spellEnd"/>
+      <w:r>
+        <w:t xml:space="preserve"> = </w:t>
+      </w:r>
+      <w:proofErr w:type="spellStart"/>
+      <w:r>
+        <w:t>button.</w:t>
+      </w:r>
+      <w:proofErr w:type="gramStart"/>
+      <w:r>
+        <w:t>value</w:t>
+      </w:r>
+      <w:proofErr w:type="spellEnd"/>
+      <w:r>
+        <w:t>(</w:t>
+      </w:r>
+      <w:proofErr w:type="gramEnd"/>
+      <w:r>
+        <w:t>)</w:t>
+      </w:r>
+    </w:p>
+    <w:p>
+      <w:r>
+        <w:t xml:space="preserve">    #</w:t>
+      </w:r>
+      <w:proofErr w:type="gramStart"/>
+      <w:r>
+        <w:t>print(</w:t>
+      </w:r>
+      <w:proofErr w:type="gramEnd"/>
+      <w:r>
+        <w:t>f"X: {x_val:5} | Y: {y_val:5}")</w:t>
+      </w:r>
+    </w:p>
+    <w:p/>
+    <w:p>
+      <w:r>
+        <w:t xml:space="preserve">    </w:t>
+      </w:r>
+      <w:proofErr w:type="gramStart"/>
+      <w:r>
+        <w:t>print(</w:t>
+      </w:r>
+      <w:proofErr w:type="spellStart"/>
+      <w:proofErr w:type="gramEnd"/>
+      <w:r>
+        <w:t>f"X</w:t>
+      </w:r>
+      <w:proofErr w:type="spellEnd"/>
+      <w:r>
+        <w:t xml:space="preserve">: {x_val:5} | Y: {y_val:5} | Button: {'Pressed' if </w:t>
+      </w:r>
+      <w:proofErr w:type="spellStart"/>
+      <w:r>
+        <w:t>z_val</w:t>
+      </w:r>
+      <w:proofErr w:type="spellEnd"/>
+      <w:r>
+        <w:t xml:space="preserve"> == 0 else 'Released'}")</w:t>
+      </w:r>
+    </w:p>
+    <w:p>
+      <w:r>
+        <w:t xml:space="preserve">    </w:t>
+      </w:r>
+      <w:proofErr w:type="gramStart"/>
+      <w:r>
+        <w:t>sleep(</w:t>
+      </w:r>
+      <w:proofErr w:type="gramEnd"/>
+      <w:r>
+        <w:t>0.2)</w:t>
+      </w:r>
+    </w:p>
+    <w:p/>
+    <w:p/>
+    <w:p>
+      <w:r>
+        <w:t>DC motor testing codes</w:t>
+      </w:r>
+      <w:r>
+        <w:br/>
+      </w:r>
+      <w:r>
+        <w:br/>
+      </w:r>
+      <w:r>
+        <w:t>from machine import Pin, PWM</w:t>
+      </w:r>
+    </w:p>
+    <w:p>
+      <w:r>
+        <w:t>import time</w:t>
+      </w:r>
+    </w:p>
+    <w:p/>
+    <w:p>
+      <w:r>
+        <w:t>#Motor A</w:t>
+      </w:r>
+    </w:p>
+    <w:p>
+      <w:r>
+        <w:t xml:space="preserve">in1 = </w:t>
+      </w:r>
+      <w:proofErr w:type="gramStart"/>
+      <w:r>
+        <w:t>Pin(</w:t>
+      </w:r>
+      <w:proofErr w:type="gramEnd"/>
+      <w:r>
+        <w:t xml:space="preserve">27, </w:t>
+      </w:r>
+      <w:proofErr w:type="spellStart"/>
+      <w:r>
+        <w:t>Pin.OUT</w:t>
+      </w:r>
+      <w:proofErr w:type="spellEnd"/>
+      <w:r>
+        <w:t>)</w:t>
+      </w:r>
+    </w:p>
+    <w:p>
+      <w:r>
+        <w:t xml:space="preserve">in2 = </w:t>
+      </w:r>
+      <w:proofErr w:type="gramStart"/>
+      <w:r>
+        <w:t>Pin(</w:t>
+      </w:r>
+      <w:proofErr w:type="gramEnd"/>
+      <w:r>
+        <w:t xml:space="preserve">26, </w:t>
+      </w:r>
+      <w:proofErr w:type="spellStart"/>
+      <w:r>
+        <w:t>Pin.OUT</w:t>
+      </w:r>
+      <w:proofErr w:type="spellEnd"/>
+      <w:r>
+        <w:t>)</w:t>
+      </w:r>
+    </w:p>
+    <w:p>
+      <w:proofErr w:type="spellStart"/>
+      <w:r>
+        <w:t>ena</w:t>
+      </w:r>
+      <w:proofErr w:type="spellEnd"/>
+      <w:r>
+        <w:t xml:space="preserve"> = PWM(</w:t>
+      </w:r>
+      <w:proofErr w:type="gramStart"/>
+      <w:r>
+        <w:t>Pin(</w:t>
+      </w:r>
+      <w:proofErr w:type="gramEnd"/>
+      <w:r>
+        <w:t>14))</w:t>
+      </w:r>
+    </w:p>
+    <w:p>
+      <w:proofErr w:type="spellStart"/>
+      <w:proofErr w:type="gramStart"/>
+      <w:r>
+        <w:t>ena.freq</w:t>
+      </w:r>
+      <w:proofErr w:type="spellEnd"/>
+      <w:proofErr w:type="gramEnd"/>
+      <w:r>
+        <w:t>(1000)</w:t>
+      </w:r>
+    </w:p>
+    <w:p>
+      <w:proofErr w:type="spellStart"/>
+      <w:proofErr w:type="gramStart"/>
+      <w:r>
+        <w:t>ena.duty</w:t>
+      </w:r>
+      <w:proofErr w:type="spellEnd"/>
+      <w:proofErr w:type="gramEnd"/>
+      <w:r>
+        <w:t>(1023)</w:t>
+      </w:r>
+    </w:p>
+    <w:p/>
+    <w:p>
+      <w:r>
+        <w:t># Motor B</w:t>
+      </w:r>
+    </w:p>
+    <w:p>
+      <w:r>
+        <w:t xml:space="preserve">in3 = </w:t>
+      </w:r>
+      <w:proofErr w:type="gramStart"/>
+      <w:r>
+        <w:t>Pin(</w:t>
+      </w:r>
+      <w:proofErr w:type="gramEnd"/>
+      <w:r>
+        <w:t xml:space="preserve">25, </w:t>
+      </w:r>
+      <w:proofErr w:type="spellStart"/>
+      <w:r>
+        <w:t>Pin.OUT</w:t>
+      </w:r>
+      <w:proofErr w:type="spellEnd"/>
+      <w:r>
+        <w:t>)</w:t>
+      </w:r>
+    </w:p>
+    <w:p>
+      <w:r>
+        <w:t xml:space="preserve">in4 = </w:t>
+      </w:r>
+      <w:proofErr w:type="gramStart"/>
+      <w:r>
+        <w:t>Pin(</w:t>
+      </w:r>
+      <w:proofErr w:type="gramEnd"/>
+      <w:r>
+        <w:t xml:space="preserve">33, </w:t>
+      </w:r>
+      <w:proofErr w:type="spellStart"/>
+      <w:r>
+        <w:t>Pin.OUT</w:t>
+      </w:r>
+      <w:proofErr w:type="spellEnd"/>
+      <w:r>
+        <w:t>)</w:t>
+      </w:r>
+    </w:p>
+    <w:p>
+      <w:proofErr w:type="spellStart"/>
+      <w:r>
+        <w:t>enb</w:t>
+      </w:r>
+      <w:proofErr w:type="spellEnd"/>
+      <w:r>
+        <w:t xml:space="preserve"> = PWM(</w:t>
+      </w:r>
+      <w:proofErr w:type="gramStart"/>
+      <w:r>
+        <w:t>Pin(</w:t>
+      </w:r>
+      <w:proofErr w:type="gramEnd"/>
+      <w:r>
+        <w:t>23))</w:t>
+      </w:r>
+    </w:p>
+    <w:p>
+      <w:proofErr w:type="spellStart"/>
+      <w:proofErr w:type="gramStart"/>
+      <w:r>
+        <w:t>enb.freq</w:t>
+      </w:r>
+      <w:proofErr w:type="spellEnd"/>
+      <w:proofErr w:type="gramEnd"/>
+      <w:r>
+        <w:t>(1000)</w:t>
+      </w:r>
+    </w:p>
+    <w:p>
+      <w:proofErr w:type="spellStart"/>
+      <w:proofErr w:type="gramStart"/>
+      <w:r>
+        <w:t>enb.duty</w:t>
+      </w:r>
+      <w:proofErr w:type="spellEnd"/>
+      <w:proofErr w:type="gramEnd"/>
+      <w:r>
+        <w:t>(1023)</w:t>
+      </w:r>
+    </w:p>
+    <w:p/>
+    <w:p>
+      <w:r>
+        <w:t># # Motor C</w:t>
+      </w:r>
+    </w:p>
+    <w:p>
+      <w:r>
+        <w:t xml:space="preserve"># in5 = </w:t>
+      </w:r>
+      <w:proofErr w:type="gramStart"/>
+      <w:r>
+        <w:t>Pin(</w:t>
+      </w:r>
+      <w:proofErr w:type="gramEnd"/>
+      <w:r>
+        <w:t xml:space="preserve">4, </w:t>
+      </w:r>
+      <w:proofErr w:type="spellStart"/>
+      <w:r>
+        <w:t>Pin.OUT</w:t>
+      </w:r>
+      <w:proofErr w:type="spellEnd"/>
+      <w:r>
+        <w:t>)</w:t>
+      </w:r>
+    </w:p>
+    <w:p>
+      <w:r>
+        <w:t xml:space="preserve"># in6 = </w:t>
+      </w:r>
+      <w:proofErr w:type="gramStart"/>
+      <w:r>
+        <w:t>Pin(</w:t>
+      </w:r>
+      <w:proofErr w:type="gramEnd"/>
+      <w:r>
+        <w:t xml:space="preserve">5, </w:t>
+      </w:r>
+      <w:proofErr w:type="spellStart"/>
+      <w:r>
+        <w:t>Pin.OUT</w:t>
+      </w:r>
+      <w:proofErr w:type="spellEnd"/>
+      <w:r>
+        <w:t>)</w:t>
+      </w:r>
+    </w:p>
+    <w:p>
+      <w:r>
+        <w:t># enc = PWM(</w:t>
+      </w:r>
+      <w:proofErr w:type="gramStart"/>
+      <w:r>
+        <w:t>Pin(</w:t>
+      </w:r>
+      <w:proofErr w:type="gramEnd"/>
+      <w:r>
+        <w:t>2))</w:t>
+      </w:r>
+    </w:p>
+    <w:p>
+      <w:r>
+        <w:t xml:space="preserve"># </w:t>
+      </w:r>
+      <w:proofErr w:type="spellStart"/>
+      <w:proofErr w:type="gramStart"/>
+      <w:r>
+        <w:t>enc.freq</w:t>
+      </w:r>
+      <w:proofErr w:type="spellEnd"/>
+      <w:proofErr w:type="gramEnd"/>
+      <w:r>
+        <w:t>(1000)</w:t>
+      </w:r>
+    </w:p>
+    <w:p>
+      <w:r>
+        <w:t xml:space="preserve"># </w:t>
+      </w:r>
+      <w:proofErr w:type="spellStart"/>
+      <w:proofErr w:type="gramStart"/>
+      <w:r>
+        <w:t>enc.duty</w:t>
+      </w:r>
+      <w:proofErr w:type="spellEnd"/>
+      <w:proofErr w:type="gramEnd"/>
+      <w:r>
+        <w:t>(512)</w:t>
+      </w:r>
+    </w:p>
+    <w:p/>
+    <w:p>
+      <w:r>
+        <w:t>while True:</w:t>
+      </w:r>
+    </w:p>
+    <w:p>
+      <w:r>
+        <w:t xml:space="preserve">    # Motor A forward/back</w:t>
+      </w:r>
+    </w:p>
+    <w:p>
+      <w:r>
+        <w:t xml:space="preserve">    in1.on(); </w:t>
+      </w:r>
+      <w:proofErr w:type="gramStart"/>
+      <w:r>
+        <w:t>in2.off(</w:t>
+      </w:r>
+      <w:proofErr w:type="gramEnd"/>
+      <w:r>
+        <w:t>)</w:t>
+      </w:r>
+    </w:p>
+    <w:p>
+      <w:r>
+        <w:t xml:space="preserve">#     </w:t>
+      </w:r>
+      <w:proofErr w:type="spellStart"/>
+      <w:proofErr w:type="gramStart"/>
+      <w:r>
+        <w:t>time.sleep</w:t>
+      </w:r>
+      <w:proofErr w:type="spellEnd"/>
+      <w:proofErr w:type="gramEnd"/>
+      <w:r>
+        <w:t>(3)</w:t>
+      </w:r>
+    </w:p>
+    <w:p>
+      <w:r>
+        <w:t xml:space="preserve">#     </w:t>
+      </w:r>
+      <w:proofErr w:type="gramStart"/>
+      <w:r>
+        <w:t>in1.off(</w:t>
+      </w:r>
+      <w:proofErr w:type="gramEnd"/>
+      <w:r>
+        <w:t>); in2.on()</w:t>
+      </w:r>
+    </w:p>
+    <w:p>
+      <w:r>
+        <w:t xml:space="preserve">#     </w:t>
+      </w:r>
+      <w:proofErr w:type="spellStart"/>
+      <w:proofErr w:type="gramStart"/>
+      <w:r>
+        <w:t>time.sleep</w:t>
+      </w:r>
+      <w:proofErr w:type="spellEnd"/>
+      <w:proofErr w:type="gramEnd"/>
+      <w:r>
+        <w:t>(3)</w:t>
+      </w:r>
+    </w:p>
+    <w:p>
+      <w:r>
+        <w:t xml:space="preserve">#     </w:t>
+      </w:r>
+      <w:proofErr w:type="gramStart"/>
+      <w:r>
+        <w:t>in1.off(</w:t>
+      </w:r>
+      <w:proofErr w:type="gramEnd"/>
+      <w:r>
+        <w:t xml:space="preserve">); </w:t>
+      </w:r>
+      <w:proofErr w:type="gramStart"/>
+      <w:r>
+        <w:t>in2.off(</w:t>
+      </w:r>
+      <w:proofErr w:type="gramEnd"/>
+      <w:r>
+        <w:t>)   # stop motor A</w:t>
+      </w:r>
+    </w:p>
+    <w:p/>
+    <w:p>
+      <w:r>
+        <w:t xml:space="preserve">    # Motor B forward/back</w:t>
+      </w:r>
+    </w:p>
+    <w:p>
+      <w:r>
+        <w:t xml:space="preserve">    in3.on(); </w:t>
+      </w:r>
+      <w:proofErr w:type="gramStart"/>
+      <w:r>
+        <w:t>in4.off(</w:t>
+      </w:r>
+      <w:proofErr w:type="gramEnd"/>
+      <w:r>
+        <w:t>)</w:t>
+      </w:r>
+    </w:p>
+    <w:p>
+      <w:r>
+        <w:t xml:space="preserve">#     </w:t>
+      </w:r>
+      <w:proofErr w:type="spellStart"/>
+      <w:proofErr w:type="gramStart"/>
+      <w:r>
+        <w:t>time.sleep</w:t>
+      </w:r>
+      <w:proofErr w:type="spellEnd"/>
+      <w:proofErr w:type="gramEnd"/>
+      <w:r>
+        <w:t>(3)</w:t>
+      </w:r>
+    </w:p>
+    <w:p>
+      <w:r>
+        <w:t xml:space="preserve">#     </w:t>
+      </w:r>
+      <w:proofErr w:type="gramStart"/>
+      <w:r>
+        <w:t>in3.off(</w:t>
+      </w:r>
+      <w:proofErr w:type="gramEnd"/>
+      <w:r>
+        <w:t>); in4.on()</w:t>
+      </w:r>
+    </w:p>
+    <w:p>
+      <w:r>
+        <w:t xml:space="preserve">#     </w:t>
+      </w:r>
+      <w:proofErr w:type="spellStart"/>
+      <w:proofErr w:type="gramStart"/>
+      <w:r>
+        <w:t>time.sleep</w:t>
+      </w:r>
+      <w:proofErr w:type="spellEnd"/>
+      <w:proofErr w:type="gramEnd"/>
+      <w:r>
+        <w:t>(3)</w:t>
+      </w:r>
+    </w:p>
+    <w:p>
+      <w:r>
+        <w:t xml:space="preserve">#     </w:t>
+      </w:r>
+      <w:proofErr w:type="gramStart"/>
+      <w:r>
+        <w:t>in3.off(</w:t>
+      </w:r>
+      <w:proofErr w:type="gramEnd"/>
+      <w:r>
+        <w:t xml:space="preserve">); </w:t>
+      </w:r>
+      <w:proofErr w:type="gramStart"/>
+      <w:r>
+        <w:t>in4.off(</w:t>
+      </w:r>
+      <w:proofErr w:type="gramEnd"/>
+      <w:r>
+        <w:t>)   # stop motor B</w:t>
+      </w:r>
+    </w:p>
+    <w:p/>
+    <w:p>
+      <w:r>
+        <w:t>#     # Motor C forward/back</w:t>
+      </w:r>
+    </w:p>
+    <w:p>
+      <w:r>
+        <w:t xml:space="preserve">#     in5.on(); </w:t>
+      </w:r>
+      <w:proofErr w:type="gramStart"/>
+      <w:r>
+        <w:t>in6.off(</w:t>
+      </w:r>
+      <w:proofErr w:type="gramEnd"/>
+      <w:r>
+        <w:t>)</w:t>
+      </w:r>
+    </w:p>
+    <w:p>
+      <w:r>
+        <w:t xml:space="preserve">#     </w:t>
+      </w:r>
+      <w:proofErr w:type="spellStart"/>
+      <w:proofErr w:type="gramStart"/>
+      <w:r>
+        <w:t>time.sleep</w:t>
+      </w:r>
+      <w:proofErr w:type="spellEnd"/>
+      <w:proofErr w:type="gramEnd"/>
+      <w:r>
+        <w:t>(3)</w:t>
+      </w:r>
+    </w:p>
+    <w:p>
+      <w:r>
+        <w:t xml:space="preserve">#     </w:t>
+      </w:r>
+      <w:proofErr w:type="gramStart"/>
+      <w:r>
+        <w:t>in5.off(</w:t>
+      </w:r>
+      <w:proofErr w:type="gramEnd"/>
+      <w:r>
+        <w:t>); in6.on()</w:t>
+      </w:r>
+    </w:p>
+    <w:p>
+      <w:r>
+        <w:t xml:space="preserve">#     </w:t>
+      </w:r>
+      <w:proofErr w:type="spellStart"/>
+      <w:proofErr w:type="gramStart"/>
+      <w:r>
+        <w:t>time.sleep</w:t>
+      </w:r>
+      <w:proofErr w:type="spellEnd"/>
+      <w:proofErr w:type="gramEnd"/>
+      <w:r>
+        <w:t>(3)</w:t>
+      </w:r>
+    </w:p>
+    <w:p>
+      <w:r>
+        <w:t xml:space="preserve">#     </w:t>
+      </w:r>
+      <w:proofErr w:type="gramStart"/>
+      <w:r>
+        <w:t>in5.off(</w:t>
+      </w:r>
+      <w:proofErr w:type="gramEnd"/>
+      <w:r>
+        <w:t xml:space="preserve">); </w:t>
+      </w:r>
+      <w:proofErr w:type="gramStart"/>
+      <w:r>
+        <w:t>in6.off(</w:t>
+      </w:r>
+      <w:proofErr w:type="gramEnd"/>
+      <w:r>
+        <w:t>)   # stop motor C</w:t>
+      </w:r>
+    </w:p>
+    <w:p>
+      <w:r>
+        <w:br/>
+      </w:r>
+      <w:r>
+        <w:br/>
+      </w:r>
+      <w:r>
+        <w:br/>
+      </w:r>
+      <w:r>
+        <w:br/>
+      </w:r>
+      <w:r>
+        <w:br/>
+      </w:r>
+      <w:r>
+        <w:lastRenderedPageBreak/>
+        <w:br/>
+        <w:t>Initial servo motor code</w:t>
+      </w:r>
+      <w:r>
+        <w:br/>
+      </w:r>
+      <w:r>
+        <w:br/>
+      </w:r>
+      <w:r>
+        <w:br/>
+      </w:r>
+      <w:r>
+        <w:br/>
+      </w:r>
+      <w:r>
+        <w:t>from machine import Pin, PWM</w:t>
+      </w:r>
+    </w:p>
+    <w:p>
+      <w:r>
+        <w:t>import time</w:t>
+      </w:r>
+    </w:p>
+    <w:p>
+      <w:r>
+        <w:t>moto =PWM(</w:t>
+      </w:r>
+      <w:proofErr w:type="gramStart"/>
+      <w:r>
+        <w:t>Pin(</w:t>
+      </w:r>
+      <w:proofErr w:type="gramEnd"/>
+      <w:r>
+        <w:t>32))</w:t>
+      </w:r>
+    </w:p>
+    <w:p>
+      <w:proofErr w:type="spellStart"/>
+      <w:proofErr w:type="gramStart"/>
+      <w:r>
+        <w:t>moto.freq</w:t>
+      </w:r>
+      <w:proofErr w:type="spellEnd"/>
+      <w:proofErr w:type="gramEnd"/>
+      <w:r>
+        <w:t>(50)</w:t>
+      </w:r>
+    </w:p>
+    <w:p>
+      <w:r>
+        <w:t>while True:</w:t>
+      </w:r>
+    </w:p>
+    <w:p>
+      <w:r>
+        <w:t xml:space="preserve">    </w:t>
+      </w:r>
+      <w:proofErr w:type="spellStart"/>
+      <w:proofErr w:type="gramStart"/>
+      <w:r>
+        <w:t>moto.duty</w:t>
+      </w:r>
+      <w:proofErr w:type="spellEnd"/>
+      <w:proofErr w:type="gramEnd"/>
+      <w:r>
+        <w:t>(35)</w:t>
+      </w:r>
+    </w:p>
+    <w:p>
+      <w:r>
+        <w:t xml:space="preserve">    </w:t>
+      </w:r>
+      <w:proofErr w:type="spellStart"/>
+      <w:proofErr w:type="gramStart"/>
+      <w:r>
+        <w:t>time.sleep</w:t>
+      </w:r>
+      <w:proofErr w:type="spellEnd"/>
+      <w:proofErr w:type="gramEnd"/>
+      <w:r>
+        <w:t>(0.2)</w:t>
+      </w:r>
+    </w:p>
+    <w:p>
+      <w:r>
+        <w:t xml:space="preserve">    </w:t>
+      </w:r>
+      <w:proofErr w:type="spellStart"/>
+      <w:proofErr w:type="gramStart"/>
+      <w:r>
+        <w:t>moto.duty</w:t>
+      </w:r>
+      <w:proofErr w:type="spellEnd"/>
+      <w:proofErr w:type="gramEnd"/>
+      <w:r>
+        <w:t>(110) #0 degree = 18</w:t>
+      </w:r>
+    </w:p>
+    <w:p>
+      <w:r>
+        <w:t xml:space="preserve">    </w:t>
+      </w:r>
+      <w:proofErr w:type="spellStart"/>
+      <w:proofErr w:type="gramStart"/>
+      <w:r>
+        <w:t>time.sleep</w:t>
+      </w:r>
+      <w:proofErr w:type="spellEnd"/>
+      <w:proofErr w:type="gramEnd"/>
+      <w:r>
+        <w:t>(0.2)</w:t>
+      </w:r>
+    </w:p>
+    <w:p>
+      <w:r>
+        <w:t xml:space="preserve"> </w:t>
       </w:r>
     </w:p>
     <w:p/>
     <w:sectPr>
-      <w:pgSz w:w="12240" w:h="15840" w:orient="portrait"/>
+      <w:pgSz w:w="12240" w:h="15840"/>
       <w:pgMar w:top="1440" w:right="1440" w:bottom="1440" w:left="1440" w:header="720" w:footer="720" w:gutter="0"/>
       <w:cols w:space="720"/>
       <w:docGrid w:linePitch="360"/>
@@ -514,11 +4633,12 @@
 </file>
 
 <file path=word/numbering.xml><?xml version="1.0" encoding="utf-8"?>
-<w:numbering xmlns:w="http://schemas.openxmlformats.org/wordprocessingml/2006/main">
-  <w:abstractNum xmlns:w="http://schemas.openxmlformats.org/wordprocessingml/2006/main" w:abstractNumId="3">
-    <w:nsid w:val="68ec25c1"/>
-    <w:multiLevelType xmlns:w="http://schemas.openxmlformats.org/wordprocessingml/2006/main" w:val="hybridMultilevel"/>
-    <w:lvl xmlns:w="http://schemas.openxmlformats.org/wordprocessingml/2006/main" w:ilvl="0">
+<w:numbering xmlns:wpc="http://schemas.microsoft.com/office/word/2010/wordprocessingCanvas" xmlns:cx="http://schemas.microsoft.com/office/drawing/2014/chartex" xmlns:cx1="http://schemas.microsoft.com/office/drawing/2015/9/8/chartex" xmlns:cx2="http://schemas.microsoft.com/office/drawing/2015/10/21/chartex" xmlns:cx3="http://schemas.microsoft.com/office/drawing/2016/5/9/chartex" xmlns:cx4="http://schemas.microsoft.com/office/drawing/2016/5/10/chartex" xmlns:cx5="http://schemas.microsoft.com/office/drawing/2016/5/11/chartex" xmlns:cx6="http://schemas.microsoft.com/office/drawing/2016/5/12/chartex" xmlns:cx7="http://schemas.microsoft.com/office/drawing/2016/5/13/chartex" xmlns:cx8="http://schemas.microsoft.com/office/drawing/2016/5/14/chartex" xmlns:mc="http://schemas.openxmlformats.org/markup-compatibility/2006" xmlns:aink="http://schemas.microsoft.com/office/drawing/2016/ink" xmlns:am3d="http://schemas.microsoft.com/office/drawing/2017/model3d" xmlns:o="urn:schemas-microsoft-com:office:office" xmlns:oel="http://schemas.microsoft.com/office/2019/extlst" xmlns:r="http://schemas.openxmlformats.org/officeDocument/2006/relationships" xmlns:m="http://schemas.openxmlformats.org/officeDocument/2006/math" xmlns:v="urn:schemas-microsoft-com:vml" xmlns:wp14="http://schemas.microsoft.com/office/word/2010/wordprocessingDrawing" xmlns:wp="http://schemas.openxmlformats.org/drawingml/2006/wordprocessingDrawing" xmlns:w10="urn:schemas-microsoft-com:office:word" xmlns:w="http://schemas.openxmlformats.org/wordprocessingml/2006/main" xmlns:w14="http://schemas.microsoft.com/office/word/2010/wordml" xmlns:w15="http://schemas.microsoft.com/office/word/2012/wordml" xmlns:w16cex="http://schemas.microsoft.com/office/word/2018/wordml/cex" xmlns:w16cid="http://schemas.microsoft.com/office/word/2016/wordml/cid" xmlns:w16="http://schemas.microsoft.com/office/word/2018/wordml" xmlns:w16du="http://schemas.microsoft.com/office/word/2023/wordml/word16du" xmlns:w16sdtdh="http://schemas.microsoft.com/office/word/2020/wordml/sdtdatahash" xmlns:w16sdtfl="http://schemas.microsoft.com/office/word/2024/wordml/sdtformatlock" xmlns:w16se="http://schemas.microsoft.com/office/word/2015/wordml/symex" xmlns:wpg="http://schemas.microsoft.com/office/word/2010/wordprocessingGroup" xmlns:wpi="http://schemas.microsoft.com/office/word/2010/wordprocessingInk" xmlns:wne="http://schemas.microsoft.com/office/word/2006/wordml" xmlns:wps="http://schemas.microsoft.com/office/word/2010/wordprocessingShape" mc:Ignorable="w14 w15 w16se w16cid w16 w16cex w16sdtdh w16sdtfl w16du wp14">
+  <w:abstractNum w:abstractNumId="0" w15:restartNumberingAfterBreak="0">
+    <w:nsid w:val="2C3C1D21"/>
+    <w:multiLevelType w:val="hybridMultilevel"/>
+    <w:tmpl w:val="48B4AAA2"/>
+    <w:lvl w:ilvl="0" w:tplc="A62C8578">
       <w:start w:val="1"/>
       <w:numFmt w:val="bullet"/>
       <w:lvlText w:val=""/>
@@ -527,10 +4647,10 @@
         <w:ind w:left="720" w:hanging="360"/>
       </w:pPr>
       <w:rPr>
-        <w:rFonts w:hint="default" w:ascii="Symbol" w:hAnsi="Symbol"/>
+        <w:rFonts w:ascii="Symbol" w:hAnsi="Symbol" w:hint="default"/>
       </w:rPr>
     </w:lvl>
-    <w:lvl xmlns:w="http://schemas.openxmlformats.org/wordprocessingml/2006/main" w:ilvl="1">
+    <w:lvl w:ilvl="1" w:tplc="B3F2EEA4">
       <w:start w:val="1"/>
       <w:numFmt w:val="bullet"/>
       <w:lvlText w:val="o"/>
@@ -539,10 +4659,10 @@
         <w:ind w:left="1440" w:hanging="360"/>
       </w:pPr>
       <w:rPr>
-        <w:rFonts w:hint="default" w:ascii="Courier New" w:hAnsi="Courier New"/>
+        <w:rFonts w:ascii="Courier New" w:hAnsi="Courier New" w:hint="default"/>
       </w:rPr>
     </w:lvl>
-    <w:lvl xmlns:w="http://schemas.openxmlformats.org/wordprocessingml/2006/main" w:ilvl="2">
+    <w:lvl w:ilvl="2" w:tplc="B09E48F2">
       <w:start w:val="1"/>
       <w:numFmt w:val="bullet"/>
       <w:lvlText w:val=""/>
@@ -551,10 +4671,10 @@
         <w:ind w:left="2160" w:hanging="360"/>
       </w:pPr>
       <w:rPr>
-        <w:rFonts w:hint="default" w:ascii="Wingdings" w:hAnsi="Wingdings"/>
+        <w:rFonts w:ascii="Wingdings" w:hAnsi="Wingdings" w:hint="default"/>
       </w:rPr>
     </w:lvl>
-    <w:lvl xmlns:w="http://schemas.openxmlformats.org/wordprocessingml/2006/main" w:ilvl="3">
+    <w:lvl w:ilvl="3" w:tplc="DA3A9C68">
       <w:start w:val="1"/>
       <w:numFmt w:val="bullet"/>
       <w:lvlText w:val=""/>
@@ -563,10 +4683,10 @@
         <w:ind w:left="2880" w:hanging="360"/>
       </w:pPr>
       <w:rPr>
-        <w:rFonts w:hint="default" w:ascii="Symbol" w:hAnsi="Symbol"/>
+        <w:rFonts w:ascii="Symbol" w:hAnsi="Symbol" w:hint="default"/>
       </w:rPr>
     </w:lvl>
-    <w:lvl xmlns:w="http://schemas.openxmlformats.org/wordprocessingml/2006/main" w:ilvl="4">
+    <w:lvl w:ilvl="4" w:tplc="C48A9476">
       <w:start w:val="1"/>
       <w:numFmt w:val="bullet"/>
       <w:lvlText w:val="o"/>
@@ -575,10 +4695,10 @@
         <w:ind w:left="3600" w:hanging="360"/>
       </w:pPr>
       <w:rPr>
-        <w:rFonts w:hint="default" w:ascii="Courier New" w:hAnsi="Courier New"/>
+        <w:rFonts w:ascii="Courier New" w:hAnsi="Courier New" w:hint="default"/>
       </w:rPr>
     </w:lvl>
-    <w:lvl xmlns:w="http://schemas.openxmlformats.org/wordprocessingml/2006/main" w:ilvl="5">
+    <w:lvl w:ilvl="5" w:tplc="EA58C552">
       <w:start w:val="1"/>
       <w:numFmt w:val="bullet"/>
       <w:lvlText w:val=""/>
@@ -587,10 +4707,10 @@
         <w:ind w:left="4320" w:hanging="360"/>
       </w:pPr>
       <w:rPr>
-        <w:rFonts w:hint="default" w:ascii="Wingdings" w:hAnsi="Wingdings"/>
+        <w:rFonts w:ascii="Wingdings" w:hAnsi="Wingdings" w:hint="default"/>
       </w:rPr>
     </w:lvl>
-    <w:lvl xmlns:w="http://schemas.openxmlformats.org/wordprocessingml/2006/main" w:ilvl="6">
+    <w:lvl w:ilvl="6" w:tplc="8E6A0970">
       <w:start w:val="1"/>
       <w:numFmt w:val="bullet"/>
       <w:lvlText w:val=""/>
@@ -599,10 +4719,10 @@
         <w:ind w:left="5040" w:hanging="360"/>
       </w:pPr>
       <w:rPr>
-        <w:rFonts w:hint="default" w:ascii="Symbol" w:hAnsi="Symbol"/>
+        <w:rFonts w:ascii="Symbol" w:hAnsi="Symbol" w:hint="default"/>
       </w:rPr>
     </w:lvl>
-    <w:lvl xmlns:w="http://schemas.openxmlformats.org/wordprocessingml/2006/main" w:ilvl="7">
+    <w:lvl w:ilvl="7" w:tplc="90B86C3C">
       <w:start w:val="1"/>
       <w:numFmt w:val="bullet"/>
       <w:lvlText w:val="o"/>
@@ -611,10 +4731,10 @@
         <w:ind w:left="5760" w:hanging="360"/>
       </w:pPr>
       <w:rPr>
-        <w:rFonts w:hint="default" w:ascii="Courier New" w:hAnsi="Courier New"/>
+        <w:rFonts w:ascii="Courier New" w:hAnsi="Courier New" w:hint="default"/>
       </w:rPr>
     </w:lvl>
-    <w:lvl xmlns:w="http://schemas.openxmlformats.org/wordprocessingml/2006/main" w:ilvl="8">
+    <w:lvl w:ilvl="8" w:tplc="9EF233E6">
       <w:start w:val="1"/>
       <w:numFmt w:val="bullet"/>
       <w:lvlText w:val=""/>
@@ -623,14 +4743,128 @@
         <w:ind w:left="6480" w:hanging="360"/>
       </w:pPr>
       <w:rPr>
-        <w:rFonts w:hint="default" w:ascii="Wingdings" w:hAnsi="Wingdings"/>
+        <w:rFonts w:ascii="Wingdings" w:hAnsi="Wingdings" w:hint="default"/>
       </w:rPr>
     </w:lvl>
   </w:abstractNum>
-  <w:abstractNum xmlns:w="http://schemas.openxmlformats.org/wordprocessingml/2006/main" w:abstractNumId="2">
-    <w:nsid w:val="7361dc10"/>
-    <w:multiLevelType xmlns:w="http://schemas.openxmlformats.org/wordprocessingml/2006/main" w:val="hybridMultilevel"/>
-    <w:lvl xmlns:w="http://schemas.openxmlformats.org/wordprocessingml/2006/main" w:ilvl="0">
+  <w:abstractNum w:abstractNumId="1" w15:restartNumberingAfterBreak="0">
+    <w:nsid w:val="68EC25C1"/>
+    <w:multiLevelType w:val="hybridMultilevel"/>
+    <w:tmpl w:val="F3B2ADF6"/>
+    <w:lvl w:ilvl="0" w:tplc="32880BF2">
+      <w:start w:val="1"/>
+      <w:numFmt w:val="bullet"/>
+      <w:lvlText w:val=""/>
+      <w:lvlJc w:val="left"/>
+      <w:pPr>
+        <w:ind w:left="720" w:hanging="360"/>
+      </w:pPr>
+      <w:rPr>
+        <w:rFonts w:ascii="Symbol" w:hAnsi="Symbol" w:hint="default"/>
+      </w:rPr>
+    </w:lvl>
+    <w:lvl w:ilvl="1" w:tplc="894ED88A">
+      <w:start w:val="1"/>
+      <w:numFmt w:val="bullet"/>
+      <w:lvlText w:val="o"/>
+      <w:lvlJc w:val="left"/>
+      <w:pPr>
+        <w:ind w:left="1440" w:hanging="360"/>
+      </w:pPr>
+      <w:rPr>
+        <w:rFonts w:ascii="Courier New" w:hAnsi="Courier New" w:hint="default"/>
+      </w:rPr>
+    </w:lvl>
+    <w:lvl w:ilvl="2" w:tplc="DAA8DFC4">
+      <w:start w:val="1"/>
+      <w:numFmt w:val="bullet"/>
+      <w:lvlText w:val=""/>
+      <w:lvlJc w:val="left"/>
+      <w:pPr>
+        <w:ind w:left="2160" w:hanging="360"/>
+      </w:pPr>
+      <w:rPr>
+        <w:rFonts w:ascii="Wingdings" w:hAnsi="Wingdings" w:hint="default"/>
+      </w:rPr>
+    </w:lvl>
+    <w:lvl w:ilvl="3" w:tplc="0204C710">
+      <w:start w:val="1"/>
+      <w:numFmt w:val="bullet"/>
+      <w:lvlText w:val=""/>
+      <w:lvlJc w:val="left"/>
+      <w:pPr>
+        <w:ind w:left="2880" w:hanging="360"/>
+      </w:pPr>
+      <w:rPr>
+        <w:rFonts w:ascii="Symbol" w:hAnsi="Symbol" w:hint="default"/>
+      </w:rPr>
+    </w:lvl>
+    <w:lvl w:ilvl="4" w:tplc="49A2325C">
+      <w:start w:val="1"/>
+      <w:numFmt w:val="bullet"/>
+      <w:lvlText w:val="o"/>
+      <w:lvlJc w:val="left"/>
+      <w:pPr>
+        <w:ind w:left="3600" w:hanging="360"/>
+      </w:pPr>
+      <w:rPr>
+        <w:rFonts w:ascii="Courier New" w:hAnsi="Courier New" w:hint="default"/>
+      </w:rPr>
+    </w:lvl>
+    <w:lvl w:ilvl="5" w:tplc="512C8DDA">
+      <w:start w:val="1"/>
+      <w:numFmt w:val="bullet"/>
+      <w:lvlText w:val=""/>
+      <w:lvlJc w:val="left"/>
+      <w:pPr>
+        <w:ind w:left="4320" w:hanging="360"/>
+      </w:pPr>
+      <w:rPr>
+        <w:rFonts w:ascii="Wingdings" w:hAnsi="Wingdings" w:hint="default"/>
+      </w:rPr>
+    </w:lvl>
+    <w:lvl w:ilvl="6" w:tplc="6CBE3324">
+      <w:start w:val="1"/>
+      <w:numFmt w:val="bullet"/>
+      <w:lvlText w:val=""/>
+      <w:lvlJc w:val="left"/>
+      <w:pPr>
+        <w:ind w:left="5040" w:hanging="360"/>
+      </w:pPr>
+      <w:rPr>
+        <w:rFonts w:ascii="Symbol" w:hAnsi="Symbol" w:hint="default"/>
+      </w:rPr>
+    </w:lvl>
+    <w:lvl w:ilvl="7" w:tplc="73D2A948">
+      <w:start w:val="1"/>
+      <w:numFmt w:val="bullet"/>
+      <w:lvlText w:val="o"/>
+      <w:lvlJc w:val="left"/>
+      <w:pPr>
+        <w:ind w:left="5760" w:hanging="360"/>
+      </w:pPr>
+      <w:rPr>
+        <w:rFonts w:ascii="Courier New" w:hAnsi="Courier New" w:hint="default"/>
+      </w:rPr>
+    </w:lvl>
+    <w:lvl w:ilvl="8" w:tplc="B560D69A">
+      <w:start w:val="1"/>
+      <w:numFmt w:val="bullet"/>
+      <w:lvlText w:val=""/>
+      <w:lvlJc w:val="left"/>
+      <w:pPr>
+        <w:ind w:left="6480" w:hanging="360"/>
+      </w:pPr>
+      <w:rPr>
+        <w:rFonts w:ascii="Wingdings" w:hAnsi="Wingdings" w:hint="default"/>
+      </w:rPr>
+    </w:lvl>
+  </w:abstractNum>
+  <w:abstractNum w:abstractNumId="2" w15:restartNumberingAfterBreak="0">
+    <w:nsid w:val="7361DC10"/>
+    <w:multiLevelType w:val="hybridMultilevel"/>
+    <w:tmpl w:val="02D4E9FE"/>
+    <w:lvl w:ilvl="0" w:tplc="590A3980">
       <w:start w:val="1"/>
       <w:numFmt w:val="decimal"/>
       <w:lvlText w:val="%1."/>
@@ -639,7 +4873,7 @@
         <w:ind w:left="720" w:hanging="360"/>
       </w:pPr>
     </w:lvl>
-    <w:lvl xmlns:w="http://schemas.openxmlformats.org/wordprocessingml/2006/main" w:ilvl="1">
+    <w:lvl w:ilvl="1" w:tplc="3AF2B692">
       <w:start w:val="1"/>
       <w:numFmt w:val="lowerLetter"/>
       <w:lvlText w:val="%2."/>
@@ -648,7 +4882,7 @@
         <w:ind w:left="1440" w:hanging="360"/>
       </w:pPr>
     </w:lvl>
-    <w:lvl xmlns:w="http://schemas.openxmlformats.org/wordprocessingml/2006/main" w:ilvl="2">
+    <w:lvl w:ilvl="2" w:tplc="93B05C1E">
       <w:start w:val="1"/>
       <w:numFmt w:val="lowerRoman"/>
       <w:lvlText w:val="%3."/>
@@ -657,7 +4891,7 @@
         <w:ind w:left="2160" w:hanging="180"/>
       </w:pPr>
     </w:lvl>
-    <w:lvl xmlns:w="http://schemas.openxmlformats.org/wordprocessingml/2006/main" w:ilvl="3">
+    <w:lvl w:ilvl="3" w:tplc="88D842AC">
       <w:start w:val="1"/>
       <w:numFmt w:val="decimal"/>
       <w:lvlText w:val="%4."/>
@@ -666,7 +4900,7 @@
         <w:ind w:left="2880" w:hanging="360"/>
       </w:pPr>
     </w:lvl>
-    <w:lvl xmlns:w="http://schemas.openxmlformats.org/wordprocessingml/2006/main" w:ilvl="4">
+    <w:lvl w:ilvl="4" w:tplc="2EACEBBE">
       <w:start w:val="1"/>
       <w:numFmt w:val="lowerLetter"/>
       <w:lvlText w:val="%5."/>
@@ -675,7 +4909,7 @@
         <w:ind w:left="3600" w:hanging="360"/>
       </w:pPr>
     </w:lvl>
-    <w:lvl xmlns:w="http://schemas.openxmlformats.org/wordprocessingml/2006/main" w:ilvl="5">
+    <w:lvl w:ilvl="5" w:tplc="96CEC54A">
       <w:start w:val="1"/>
       <w:numFmt w:val="lowerRoman"/>
       <w:lvlText w:val="%6."/>
@@ -684,7 +4918,7 @@
         <w:ind w:left="4320" w:hanging="180"/>
       </w:pPr>
     </w:lvl>
-    <w:lvl xmlns:w="http://schemas.openxmlformats.org/wordprocessingml/2006/main" w:ilvl="6">
+    <w:lvl w:ilvl="6" w:tplc="43125694">
       <w:start w:val="1"/>
       <w:numFmt w:val="decimal"/>
       <w:lvlText w:val="%7."/>
@@ -693,7 +4927,7 @@
         <w:ind w:left="5040" w:hanging="360"/>
       </w:pPr>
     </w:lvl>
-    <w:lvl xmlns:w="http://schemas.openxmlformats.org/wordprocessingml/2006/main" w:ilvl="7">
+    <w:lvl w:ilvl="7" w:tplc="F3D48E96">
       <w:start w:val="1"/>
       <w:numFmt w:val="lowerLetter"/>
       <w:lvlText w:val="%8."/>
@@ -702,7 +4936,7 @@
         <w:ind w:left="5760" w:hanging="360"/>
       </w:pPr>
     </w:lvl>
-    <w:lvl xmlns:w="http://schemas.openxmlformats.org/wordprocessingml/2006/main" w:ilvl="8">
+    <w:lvl w:ilvl="8" w:tplc="87DC6744">
       <w:start w:val="1"/>
       <w:numFmt w:val="lowerRoman"/>
       <w:lvlText w:val="%9."/>
@@ -712,136 +4946,24 @@
       </w:pPr>
     </w:lvl>
   </w:abstractNum>
-  <w:abstractNum xmlns:w="http://schemas.openxmlformats.org/wordprocessingml/2006/main" w:abstractNumId="1">
-    <w:nsid w:val="2c3c1d21"/>
-    <w:multiLevelType xmlns:w="http://schemas.openxmlformats.org/wordprocessingml/2006/main" w:val="hybridMultilevel"/>
-    <w:lvl xmlns:w="http://schemas.openxmlformats.org/wordprocessingml/2006/main" w:ilvl="0">
-      <w:start w:val="1"/>
-      <w:numFmt w:val="bullet"/>
-      <w:lvlText w:val=""/>
-      <w:lvlJc w:val="left"/>
-      <w:pPr>
-        <w:ind w:left="720" w:hanging="360"/>
-      </w:pPr>
-      <w:rPr>
-        <w:rFonts w:hint="default" w:ascii="Symbol" w:hAnsi="Symbol"/>
-      </w:rPr>
-    </w:lvl>
-    <w:lvl xmlns:w="http://schemas.openxmlformats.org/wordprocessingml/2006/main" w:ilvl="1">
-      <w:start w:val="1"/>
-      <w:numFmt w:val="bullet"/>
-      <w:lvlText w:val="o"/>
-      <w:lvlJc w:val="left"/>
-      <w:pPr>
-        <w:ind w:left="1440" w:hanging="360"/>
-      </w:pPr>
-      <w:rPr>
-        <w:rFonts w:hint="default" w:ascii="Courier New" w:hAnsi="Courier New"/>
-      </w:rPr>
-    </w:lvl>
-    <w:lvl xmlns:w="http://schemas.openxmlformats.org/wordprocessingml/2006/main" w:ilvl="2">
-      <w:start w:val="1"/>
-      <w:numFmt w:val="bullet"/>
-      <w:lvlText w:val=""/>
-      <w:lvlJc w:val="left"/>
-      <w:pPr>
-        <w:ind w:left="2160" w:hanging="360"/>
-      </w:pPr>
-      <w:rPr>
-        <w:rFonts w:hint="default" w:ascii="Wingdings" w:hAnsi="Wingdings"/>
-      </w:rPr>
-    </w:lvl>
-    <w:lvl xmlns:w="http://schemas.openxmlformats.org/wordprocessingml/2006/main" w:ilvl="3">
-      <w:start w:val="1"/>
-      <w:numFmt w:val="bullet"/>
-      <w:lvlText w:val=""/>
-      <w:lvlJc w:val="left"/>
-      <w:pPr>
-        <w:ind w:left="2880" w:hanging="360"/>
-      </w:pPr>
-      <w:rPr>
-        <w:rFonts w:hint="default" w:ascii="Symbol" w:hAnsi="Symbol"/>
-      </w:rPr>
-    </w:lvl>
-    <w:lvl xmlns:w="http://schemas.openxmlformats.org/wordprocessingml/2006/main" w:ilvl="4">
-      <w:start w:val="1"/>
-      <w:numFmt w:val="bullet"/>
-      <w:lvlText w:val="o"/>
-      <w:lvlJc w:val="left"/>
-      <w:pPr>
-        <w:ind w:left="3600" w:hanging="360"/>
-      </w:pPr>
-      <w:rPr>
-        <w:rFonts w:hint="default" w:ascii="Courier New" w:hAnsi="Courier New"/>
-      </w:rPr>
-    </w:lvl>
-    <w:lvl xmlns:w="http://schemas.openxmlformats.org/wordprocessingml/2006/main" w:ilvl="5">
-      <w:start w:val="1"/>
-      <w:numFmt w:val="bullet"/>
-      <w:lvlText w:val=""/>
-      <w:lvlJc w:val="left"/>
-      <w:pPr>
-        <w:ind w:left="4320" w:hanging="360"/>
-      </w:pPr>
-      <w:rPr>
-        <w:rFonts w:hint="default" w:ascii="Wingdings" w:hAnsi="Wingdings"/>
-      </w:rPr>
-    </w:lvl>
-    <w:lvl xmlns:w="http://schemas.openxmlformats.org/wordprocessingml/2006/main" w:ilvl="6">
-      <w:start w:val="1"/>
-      <w:numFmt w:val="bullet"/>
-      <w:lvlText w:val=""/>
-      <w:lvlJc w:val="left"/>
-      <w:pPr>
-        <w:ind w:left="5040" w:hanging="360"/>
-      </w:pPr>
-      <w:rPr>
-        <w:rFonts w:hint="default" w:ascii="Symbol" w:hAnsi="Symbol"/>
-      </w:rPr>
-    </w:lvl>
-    <w:lvl xmlns:w="http://schemas.openxmlformats.org/wordprocessingml/2006/main" w:ilvl="7">
-      <w:start w:val="1"/>
-      <w:numFmt w:val="bullet"/>
-      <w:lvlText w:val="o"/>
-      <w:lvlJc w:val="left"/>
-      <w:pPr>
-        <w:ind w:left="5760" w:hanging="360"/>
-      </w:pPr>
-      <w:rPr>
-        <w:rFonts w:hint="default" w:ascii="Courier New" w:hAnsi="Courier New"/>
-      </w:rPr>
-    </w:lvl>
-    <w:lvl xmlns:w="http://schemas.openxmlformats.org/wordprocessingml/2006/main" w:ilvl="8">
-      <w:start w:val="1"/>
-      <w:numFmt w:val="bullet"/>
-      <w:lvlText w:val=""/>
-      <w:lvlJc w:val="left"/>
-      <w:pPr>
-        <w:ind w:left="6480" w:hanging="360"/>
-      </w:pPr>
-      <w:rPr>
-        <w:rFonts w:hint="default" w:ascii="Wingdings" w:hAnsi="Wingdings"/>
-      </w:rPr>
-    </w:lvl>
-  </w:abstractNum>
-  <w:num w:numId="3">
-    <w:abstractNumId w:val="3"/>
+  <w:num w:numId="1" w16cid:durableId="1347318714">
+    <w:abstractNumId w:val="1"/>
   </w:num>
-  <w:num w:numId="2">
+  <w:num w:numId="2" w16cid:durableId="130364662">
     <w:abstractNumId w:val="2"/>
   </w:num>
-  <w:num w:numId="1">
-    <w:abstractNumId w:val="1"/>
+  <w:num w:numId="3" w16cid:durableId="2116747887">
+    <w:abstractNumId w:val="0"/>
   </w:num>
 </w:numbering>
 </file>
 
 <file path=word/styles.xml><?xml version="1.0" encoding="utf-8"?>
-<w:styles xmlns:wp14="http://schemas.microsoft.com/office/word/2010/wordprocessingDrawing" xmlns:mc="http://schemas.openxmlformats.org/markup-compatibility/2006" xmlns:r="http://schemas.openxmlformats.org/officeDocument/2006/relationships" xmlns:w="http://schemas.openxmlformats.org/wordprocessingml/2006/main" xmlns:w14="http://schemas.microsoft.com/office/word/2010/wordml" xmlns:w15="http://schemas.microsoft.com/office/word/2012/wordml" xmlns:w16se="http://schemas.microsoft.com/office/word/2015/wordml/symex" xmlns:w16cid="http://schemas.microsoft.com/office/word/2016/wordml/cid" xmlns:w16="http://schemas.microsoft.com/office/word/2018/wordml" xmlns:w16cex="http://schemas.microsoft.com/office/word/2018/wordml/cex" xmlns:w16sdtdh="http://schemas.microsoft.com/office/word/2020/wordml/sdtdatahash" xmlns:w16sdtfl="http://schemas.microsoft.com/office/word/2024/wordml/sdtformatlock" mc:Ignorable="w14 w15 wp14 w16se w16cid w16 w16cex w16sdtdh w16sdtfl">
+<w:styles xmlns:mc="http://schemas.openxmlformats.org/markup-compatibility/2006" xmlns:r="http://schemas.openxmlformats.org/officeDocument/2006/relationships" xmlns:w="http://schemas.openxmlformats.org/wordprocessingml/2006/main" xmlns:w14="http://schemas.microsoft.com/office/word/2010/wordml" xmlns:w15="http://schemas.microsoft.com/office/word/2012/wordml" xmlns:w16cex="http://schemas.microsoft.com/office/word/2018/wordml/cex" xmlns:w16cid="http://schemas.microsoft.com/office/word/2016/wordml/cid" xmlns:w16="http://schemas.microsoft.com/office/word/2018/wordml" xmlns:w16du="http://schemas.microsoft.com/office/word/2023/wordml/word16du" xmlns:w16sdtdh="http://schemas.microsoft.com/office/word/2020/wordml/sdtdatahash" xmlns:w16sdtfl="http://schemas.microsoft.com/office/word/2024/wordml/sdtformatlock" xmlns:w16se="http://schemas.microsoft.com/office/word/2015/wordml/symex" mc:Ignorable="w14 w15 w16se w16cid w16 w16cex w16sdtdh w16sdtfl w16du">
   <w:docDefaults>
     <w:rPrDefault>
       <w:rPr>
-        <w:rFonts w:asciiTheme="minorHAnsi" w:hAnsiTheme="minorHAnsi" w:eastAsiaTheme="minorEastAsia" w:cstheme="minorBidi"/>
+        <w:rFonts w:asciiTheme="minorHAnsi" w:eastAsiaTheme="minorEastAsia" w:hAnsiTheme="minorHAnsi" w:cstheme="minorBidi"/>
         <w:sz w:val="24"/>
         <w:szCs w:val="24"/>
         <w:lang w:val="en-US" w:eastAsia="ja-JP" w:bidi="ar-SA"/>
@@ -853,17 +4975,17 @@
       </w:pPr>
     </w:pPrDefault>
   </w:docDefaults>
-  <w:latentStyles w:defLockedState="0" w:defUIPriority="99" w:defSemiHidden="0" w:defUnhideWhenUsed="0" w:defQFormat="0" w:count="371">
+  <w:latentStyles w:defLockedState="0" w:defUIPriority="99" w:defSemiHidden="0" w:defUnhideWhenUsed="0" w:defQFormat="0" w:count="376">
     <w:lsdException w:name="Normal" w:uiPriority="0" w:qFormat="1"/>
     <w:lsdException w:name="heading 1" w:uiPriority="9" w:qFormat="1"/>
-    <w:lsdException w:name="heading 2" w:uiPriority="9" w:semiHidden="1" w:unhideWhenUsed="1" w:qFormat="1"/>
-    <w:lsdException w:name="heading 3" w:uiPriority="9" w:semiHidden="1" w:unhideWhenUsed="1" w:qFormat="1"/>
-    <w:lsdException w:name="heading 4" w:uiPriority="9" w:semiHidden="1" w:unhideWhenUsed="1" w:qFormat="1"/>
-    <w:lsdException w:name="heading 5" w:uiPriority="9" w:semiHidden="1" w:unhideWhenUsed="1" w:qFormat="1"/>
-    <w:lsdException w:name="heading 6" w:uiPriority="9" w:semiHidden="1" w:unhideWhenUsed="1" w:qFormat="1"/>
-    <w:lsdException w:name="heading 7" w:uiPriority="9" w:semiHidden="1" w:unhideWhenUsed="1" w:qFormat="1"/>
-    <w:lsdException w:name="heading 8" w:uiPriority="9" w:semiHidden="1" w:unhideWhenUsed="1" w:qFormat="1"/>
-    <w:lsdException w:name="heading 9" w:uiPriority="9" w:semiHidden="1" w:unhideWhenUsed="1" w:qFormat="1"/>
+    <w:lsdException w:name="heading 2" w:semiHidden="1" w:uiPriority="9" w:unhideWhenUsed="1" w:qFormat="1"/>
+    <w:lsdException w:name="heading 3" w:semiHidden="1" w:uiPriority="9" w:unhideWhenUsed="1" w:qFormat="1"/>
+    <w:lsdException w:name="heading 4" w:semiHidden="1" w:uiPriority="9" w:unhideWhenUsed="1" w:qFormat="1"/>
+    <w:lsdException w:name="heading 5" w:semiHidden="1" w:uiPriority="9" w:unhideWhenUsed="1" w:qFormat="1"/>
+    <w:lsdException w:name="heading 6" w:semiHidden="1" w:uiPriority="9" w:unhideWhenUsed="1" w:qFormat="1"/>
+    <w:lsdException w:name="heading 7" w:semiHidden="1" w:uiPriority="9" w:unhideWhenUsed="1" w:qFormat="1"/>
+    <w:lsdException w:name="heading 8" w:semiHidden="1" w:uiPriority="9" w:unhideWhenUsed="1" w:qFormat="1"/>
+    <w:lsdException w:name="heading 9" w:semiHidden="1" w:uiPriority="9" w:unhideWhenUsed="1" w:qFormat="1"/>
     <w:lsdException w:name="index 1" w:semiHidden="1" w:unhideWhenUsed="1"/>
     <w:lsdException w:name="index 2" w:semiHidden="1" w:unhideWhenUsed="1"/>
     <w:lsdException w:name="index 3" w:semiHidden="1" w:unhideWhenUsed="1"/>
@@ -873,22 +4995,22 @@
     <w:lsdException w:name="index 7" w:semiHidden="1" w:unhideWhenUsed="1"/>
     <w:lsdException w:name="index 8" w:semiHidden="1" w:unhideWhenUsed="1"/>
     <w:lsdException w:name="index 9" w:semiHidden="1" w:unhideWhenUsed="1"/>
-    <w:lsdException w:name="toc 1" w:uiPriority="39" w:semiHidden="1" w:unhideWhenUsed="1"/>
-    <w:lsdException w:name="toc 2" w:uiPriority="39" w:semiHidden="1" w:unhideWhenUsed="1"/>
-    <w:lsdException w:name="toc 3" w:uiPriority="39" w:semiHidden="1" w:unhideWhenUsed="1"/>
-    <w:lsdException w:name="toc 4" w:uiPriority="39" w:semiHidden="1" w:unhideWhenUsed="1"/>
-    <w:lsdException w:name="toc 5" w:uiPriority="39" w:semiHidden="1" w:unhideWhenUsed="1"/>
-    <w:lsdException w:name="toc 6" w:uiPriority="39" w:semiHidden="1" w:unhideWhenUsed="1"/>
-    <w:lsdException w:name="toc 7" w:uiPriority="39" w:semiHidden="1" w:unhideWhenUsed="1"/>
-    <w:lsdException w:name="toc 8" w:uiPriority="39" w:semiHidden="1" w:unhideWhenUsed="1"/>
-    <w:lsdException w:name="toc 9" w:uiPriority="39" w:semiHidden="1" w:unhideWhenUsed="1"/>
+    <w:lsdException w:name="toc 1" w:semiHidden="1" w:uiPriority="39" w:unhideWhenUsed="1"/>
+    <w:lsdException w:name="toc 2" w:semiHidden="1" w:uiPriority="39" w:unhideWhenUsed="1"/>
+    <w:lsdException w:name="toc 3" w:semiHidden="1" w:uiPriority="39" w:unhideWhenUsed="1"/>
+    <w:lsdException w:name="toc 4" w:semiHidden="1" w:uiPriority="39" w:unhideWhenUsed="1"/>
+    <w:lsdException w:name="toc 5" w:semiHidden="1" w:uiPriority="39" w:unhideWhenUsed="1"/>
+    <w:lsdException w:name="toc 6" w:semiHidden="1" w:uiPriority="39" w:unhideWhenUsed="1"/>
+    <w:lsdException w:name="toc 7" w:semiHidden="1" w:uiPriority="39" w:unhideWhenUsed="1"/>
+    <w:lsdException w:name="toc 8" w:semiHidden="1" w:uiPriority="39" w:unhideWhenUsed="1"/>
+    <w:lsdException w:name="toc 9" w:semiHidden="1" w:uiPriority="39" w:unhideWhenUsed="1"/>
     <w:lsdException w:name="Normal Indent" w:semiHidden="1" w:unhideWhenUsed="1"/>
     <w:lsdException w:name="footnote text" w:semiHidden="1" w:unhideWhenUsed="1"/>
     <w:lsdException w:name="annotation text" w:semiHidden="1" w:unhideWhenUsed="1"/>
     <w:lsdException w:name="header" w:semiHidden="1" w:unhideWhenUsed="1"/>
     <w:lsdException w:name="footer" w:semiHidden="1" w:unhideWhenUsed="1"/>
     <w:lsdException w:name="index heading" w:semiHidden="1" w:unhideWhenUsed="1"/>
-    <w:lsdException w:name="caption" w:uiPriority="35" w:semiHidden="1" w:unhideWhenUsed="1" w:qFormat="1"/>
+    <w:lsdException w:name="caption" w:semiHidden="1" w:uiPriority="35" w:unhideWhenUsed="1" w:qFormat="1"/>
     <w:lsdException w:name="table of figures" w:semiHidden="1" w:unhideWhenUsed="1"/>
     <w:lsdException w:name="envelope address" w:semiHidden="1" w:unhideWhenUsed="1"/>
     <w:lsdException w:name="envelope return" w:semiHidden="1" w:unhideWhenUsed="1"/>
@@ -919,7 +5041,7 @@
     <w:lsdException w:name="Title" w:uiPriority="10" w:qFormat="1"/>
     <w:lsdException w:name="Closing" w:semiHidden="1" w:unhideWhenUsed="1"/>
     <w:lsdException w:name="Signature" w:semiHidden="1" w:unhideWhenUsed="1"/>
-    <w:lsdException w:name="Default Paragraph Font" w:uiPriority="1" w:semiHidden="1" w:unhideWhenUsed="1"/>
+    <w:lsdException w:name="Default Paragraph Font" w:semiHidden="1" w:uiPriority="1" w:unhideWhenUsed="1"/>
     <w:lsdException w:name="Body Text" w:semiHidden="1" w:unhideWhenUsed="1"/>
     <w:lsdException w:name="Body Text Indent" w:semiHidden="1" w:unhideWhenUsed="1"/>
     <w:lsdException w:name="List Continue" w:semiHidden="1" w:unhideWhenUsed="1"/>
@@ -1119,8 +5241,8 @@
     <w:lsdException w:name="Subtle Reference" w:uiPriority="31" w:qFormat="1"/>
     <w:lsdException w:name="Intense Reference" w:uiPriority="32" w:qFormat="1"/>
     <w:lsdException w:name="Book Title" w:uiPriority="33" w:qFormat="1"/>
-    <w:lsdException w:name="Bibliography" w:uiPriority="37" w:semiHidden="1" w:unhideWhenUsed="1"/>
-    <w:lsdException w:name="TOC Heading" w:uiPriority="39" w:semiHidden="1" w:unhideWhenUsed="1" w:qFormat="1"/>
+    <w:lsdException w:name="Bibliography" w:semiHidden="1" w:uiPriority="37" w:unhideWhenUsed="1"/>
+    <w:lsdException w:name="TOC Heading" w:semiHidden="1" w:uiPriority="39" w:unhideWhenUsed="1" w:qFormat="1"/>
     <w:lsdException w:name="Plain Table 1" w:uiPriority="41"/>
     <w:lsdException w:name="Plain Table 2" w:uiPriority="42"/>
     <w:lsdException w:name="Plain Table 3" w:uiPriority="43"/>
@@ -1225,18 +5347,86 @@
     <w:lsdException w:name="List Table 5 Dark Accent 6" w:uiPriority="50"/>
     <w:lsdException w:name="List Table 6 Colorful Accent 6" w:uiPriority="51"/>
     <w:lsdException w:name="List Table 7 Colorful Accent 6" w:uiPriority="52"/>
+    <w:lsdException w:name="Mention" w:semiHidden="1" w:unhideWhenUsed="1"/>
+    <w:lsdException w:name="Smart Hyperlink" w:semiHidden="1" w:unhideWhenUsed="1"/>
+    <w:lsdException w:name="Hashtag" w:semiHidden="1" w:unhideWhenUsed="1"/>
+    <w:lsdException w:name="Unresolved Mention" w:semiHidden="1" w:unhideWhenUsed="1"/>
+    <w:lsdException w:name="Smart Link" w:semiHidden="1" w:unhideWhenUsed="1"/>
   </w:latentStyles>
-  <w:style w:type="paragraph" w:styleId="Normal" w:default="1">
+  <w:style w:type="paragraph" w:default="1" w:styleId="Normal">
     <w:name w:val="Normal"/>
     <w:qFormat/>
   </w:style>
-  <w:style w:type="character" w:styleId="DefaultParagraphFont" w:default="1">
+  <w:style w:type="paragraph" w:styleId="Heading1">
+    <w:name w:val="heading 1"/>
+    <w:basedOn w:val="Normal"/>
+    <w:next w:val="Normal"/>
+    <w:uiPriority w:val="9"/>
+    <w:qFormat/>
+    <w:rsid w:val="0B3C4807"/>
+    <w:pPr>
+      <w:keepNext/>
+      <w:keepLines/>
+      <w:spacing w:before="360" w:after="80"/>
+      <w:outlineLvl w:val="0"/>
+    </w:pPr>
+    <w:rPr>
+      <w:rFonts w:asciiTheme="majorHAnsi" w:eastAsiaTheme="majorEastAsia" w:hAnsiTheme="majorHAnsi" w:cstheme="majorBidi"/>
+      <w:color w:val="0F4761" w:themeColor="accent1" w:themeShade="BF"/>
+      <w:sz w:val="40"/>
+      <w:szCs w:val="40"/>
+    </w:rPr>
+  </w:style>
+  <w:style w:type="paragraph" w:styleId="Heading2">
+    <w:name w:val="heading 2"/>
+    <w:basedOn w:val="Normal"/>
+    <w:next w:val="Normal"/>
+    <w:uiPriority w:val="9"/>
+    <w:unhideWhenUsed/>
+    <w:qFormat/>
+    <w:rsid w:val="0B3C4807"/>
+    <w:pPr>
+      <w:keepNext/>
+      <w:keepLines/>
+      <w:spacing w:before="160" w:after="80"/>
+      <w:outlineLvl w:val="1"/>
+    </w:pPr>
+    <w:rPr>
+      <w:rFonts w:asciiTheme="majorHAnsi" w:eastAsiaTheme="majorEastAsia" w:hAnsiTheme="majorHAnsi" w:cstheme="majorBidi"/>
+      <w:color w:val="0F4761" w:themeColor="accent1" w:themeShade="BF"/>
+      <w:sz w:val="32"/>
+      <w:szCs w:val="32"/>
+    </w:rPr>
+  </w:style>
+  <w:style w:type="paragraph" w:styleId="Heading3">
+    <w:name w:val="heading 3"/>
+    <w:basedOn w:val="Normal"/>
+    <w:next w:val="Normal"/>
+    <w:link w:val="Heading3Char"/>
+    <w:uiPriority w:val="9"/>
+    <w:unhideWhenUsed/>
+    <w:qFormat/>
+    <w:rsid w:val="0B3C4807"/>
+    <w:pPr>
+      <w:keepNext/>
+      <w:keepLines/>
+      <w:spacing w:before="160" w:after="80"/>
+      <w:outlineLvl w:val="2"/>
+    </w:pPr>
+    <w:rPr>
+      <w:rFonts w:eastAsiaTheme="majorEastAsia" w:cstheme="majorBidi"/>
+      <w:color w:val="0F4761" w:themeColor="accent1" w:themeShade="BF"/>
+      <w:sz w:val="28"/>
+      <w:szCs w:val="28"/>
+    </w:rPr>
+  </w:style>
+  <w:style w:type="character" w:default="1" w:styleId="DefaultParagraphFont">
     <w:name w:val="Default Paragraph Font"/>
     <w:uiPriority w:val="1"/>
     <w:semiHidden/>
     <w:unhideWhenUsed/>
   </w:style>
-  <w:style w:type="table" w:styleId="TableNormal" w:default="1">
+  <w:style w:type="table" w:default="1" w:styleId="TableNormal">
     <w:name w:val="Normal Table"/>
     <w:uiPriority w:val="99"/>
     <w:semiHidden/>
@@ -1251,91 +5441,41 @@
       </w:tblCellMar>
     </w:tblPr>
   </w:style>
-  <w:style w:type="numbering" w:styleId="NoList" w:default="1">
+  <w:style w:type="numbering" w:default="1" w:styleId="NoList">
     <w:name w:val="No List"/>
     <w:uiPriority w:val="99"/>
     <w:semiHidden/>
     <w:unhideWhenUsed/>
   </w:style>
-  <w:style w:type="paragraph" w:styleId="Heading1">
-    <w:uiPriority w:val="9"/>
-    <w:name w:val="heading 1"/>
+  <w:style w:type="paragraph" w:styleId="ListParagraph">
+    <w:name w:val="List Paragraph"/>
     <w:basedOn w:val="Normal"/>
-    <w:next w:val="Normal"/>
+    <w:uiPriority w:val="34"/>
     <w:qFormat/>
     <w:rsid w:val="0B3C4807"/>
-    <w:rPr>
-      <w:rFonts w:ascii="Aptos Display" w:hAnsi="Aptos Display" w:eastAsia="" w:cs="" w:asciiTheme="majorAscii" w:hAnsiTheme="majorAscii" w:eastAsiaTheme="majorEastAsia" w:cstheme="majorBidi"/>
-      <w:color w:val="0F4761" w:themeColor="accent1" w:themeTint="FF" w:themeShade="BF"/>
-      <w:sz w:val="40"/>
-      <w:szCs w:val="40"/>
-    </w:rPr>
     <w:pPr>
-      <w:keepNext w:val="1"/>
-      <w:keepLines w:val="1"/>
-      <w:spacing w:before="360" w:after="80"/>
-      <w:outlineLvl w:val="0"/>
+      <w:ind w:left="720"/>
+      <w:contextualSpacing/>
     </w:pPr>
   </w:style>
-  <w:style w:type="paragraph" w:styleId="Heading2">
+  <w:style w:type="character" w:customStyle="1" w:styleId="Heading3Char">
+    <w:name w:val="Heading 3 Char"/>
+    <w:basedOn w:val="DefaultParagraphFont"/>
+    <w:link w:val="Heading3"/>
     <w:uiPriority w:val="9"/>
-    <w:name w:val="heading 2"/>
-    <w:basedOn w:val="Normal"/>
-    <w:next w:val="Normal"/>
-    <w:unhideWhenUsed/>
-    <w:qFormat/>
-    <w:rsid w:val="0B3C4807"/>
+    <w:rsid w:val="00194205"/>
     <w:rPr>
-      <w:rFonts w:ascii="Aptos Display" w:hAnsi="Aptos Display" w:eastAsia="" w:cs="" w:asciiTheme="majorAscii" w:hAnsiTheme="majorAscii" w:eastAsiaTheme="majorEastAsia" w:cstheme="majorBidi"/>
-      <w:color w:val="0F4761" w:themeColor="accent1" w:themeTint="FF" w:themeShade="BF"/>
-      <w:sz w:val="32"/>
-      <w:szCs w:val="32"/>
-    </w:rPr>
-    <w:pPr>
-      <w:keepNext w:val="1"/>
-      <w:keepLines w:val="1"/>
-      <w:spacing w:before="160" w:after="80"/>
-      <w:outlineLvl w:val="1"/>
-    </w:pPr>
-  </w:style>
-  <w:style w:type="paragraph" w:styleId="Heading3">
-    <w:uiPriority w:val="9"/>
-    <w:name w:val="heading 3"/>
-    <w:basedOn w:val="Normal"/>
-    <w:next w:val="Normal"/>
-    <w:unhideWhenUsed/>
-    <w:qFormat/>
-    <w:rsid w:val="0B3C4807"/>
-    <w:rPr>
-      <w:rFonts w:eastAsia="" w:cs="" w:eastAsiaTheme="majorEastAsia" w:cstheme="majorBidi"/>
-      <w:color w:val="0F4761" w:themeColor="accent1" w:themeTint="FF" w:themeShade="BF"/>
+      <w:rFonts w:eastAsiaTheme="majorEastAsia" w:cstheme="majorBidi"/>
+      <w:color w:val="0F4761" w:themeColor="accent1" w:themeShade="BF"/>
       <w:sz w:val="28"/>
       <w:szCs w:val="28"/>
     </w:rPr>
-    <w:pPr>
-      <w:keepNext w:val="1"/>
-      <w:keepLines w:val="1"/>
-      <w:spacing w:before="160" w:after="80"/>
-      <w:outlineLvl w:val="2"/>
-    </w:pPr>
-  </w:style>
-  <w:style w:type="paragraph" w:styleId="ListParagraph">
-    <w:uiPriority w:val="34"/>
-    <w:name w:val="List Paragraph"/>
-    <w:basedOn w:val="Normal"/>
-    <w:qFormat/>
-    <w:rsid w:val="0B3C4807"/>
-    <w:pPr>
-      <w:spacing/>
-      <w:ind w:left="720"/>
-      <w:contextualSpacing/>
-    </w:pPr>
   </w:style>
 </w:styles>
 </file>
 
 <file path=word/theme/theme1.xml><?xml version="1.0" encoding="utf-8"?>
-<a:theme xmlns:thm15="http://schemas.microsoft.com/office/thememl/2012/main" xmlns:a="http://schemas.openxmlformats.org/drawingml/2006/main" name="Office Theme">
+<a:theme xmlns:a="http://schemas.openxmlformats.org/drawingml/2006/main" name="Office Theme">
   <a:themeElements>
     <a:clrScheme name="Office">
       <a:dk1>
